--- a/fuentes/CFA2_12150024_DU.docx
+++ b/fuentes/CFA2_12150024_DU.docx
@@ -524,7 +524,7 @@
           <w:r>
             <w:fldChar w:fldCharType="separate"/>
           </w:r>
-          <w:hyperlink w:anchor="_Toc209642324" w:history="1">
+          <w:hyperlink w:anchor="_Toc210639357" w:history="1">
             <w:r>
               <w:rPr>
                 <w:rStyle w:val="Hipervnculo"/>
@@ -551,7 +551,7 @@
                 <w:noProof/>
                 <w:webHidden/>
               </w:rPr>
-              <w:instrText xml:space="preserve"> PAGEREF _Toc209642324 \h </w:instrText>
+              <w:instrText xml:space="preserve"> PAGEREF _Toc210639357 \h </w:instrText>
             </w:r>
             <w:r>
               <w:rPr>
@@ -597,7 +597,7 @@
               <w:lang w:eastAsia="es-MX"/>
             </w:rPr>
           </w:pPr>
-          <w:hyperlink w:anchor="_Toc209642325" w:history="1">
+          <w:hyperlink w:anchor="_Toc210639358" w:history="1">
             <w:r>
               <w:rPr>
                 <w:rStyle w:val="Hipervnculo"/>
@@ -641,7 +641,7 @@
                 <w:noProof/>
                 <w:webHidden/>
               </w:rPr>
-              <w:instrText xml:space="preserve"> PAGEREF _Toc209642325 \h </w:instrText>
+              <w:instrText xml:space="preserve"> PAGEREF _Toc210639358 \h </w:instrText>
             </w:r>
             <w:r>
               <w:rPr>
@@ -683,7 +683,7 @@
               <w:lang w:eastAsia="es-MX"/>
             </w:rPr>
           </w:pPr>
-          <w:hyperlink w:anchor="_Toc209642326" w:history="1">
+          <w:hyperlink w:anchor="_Toc210639359" w:history="1">
             <w:r>
               <w:rPr>
                 <w:rStyle w:val="Hipervnculo"/>
@@ -727,7 +727,7 @@
                 <w:noProof/>
                 <w:webHidden/>
               </w:rPr>
-              <w:instrText xml:space="preserve"> PAGEREF _Toc209642326 \h </w:instrText>
+              <w:instrText xml:space="preserve"> PAGEREF _Toc210639359 \h </w:instrText>
             </w:r>
             <w:r>
               <w:rPr>
@@ -769,7 +769,7 @@
               <w:lang w:eastAsia="es-MX"/>
             </w:rPr>
           </w:pPr>
-          <w:hyperlink w:anchor="_Toc209642327" w:history="1">
+          <w:hyperlink w:anchor="_Toc210639360" w:history="1">
             <w:r>
               <w:rPr>
                 <w:rStyle w:val="Hipervnculo"/>
@@ -796,7 +796,7 @@
                 <w:noProof/>
                 <w:webHidden/>
               </w:rPr>
-              <w:instrText xml:space="preserve"> PAGEREF _Toc209642327 \h </w:instrText>
+              <w:instrText xml:space="preserve"> PAGEREF _Toc210639360 \h </w:instrText>
             </w:r>
             <w:r>
               <w:rPr>
@@ -838,7 +838,7 @@
               <w:lang w:eastAsia="es-MX"/>
             </w:rPr>
           </w:pPr>
-          <w:hyperlink w:anchor="_Toc209642328" w:history="1">
+          <w:hyperlink w:anchor="_Toc210639361" w:history="1">
             <w:r>
               <w:rPr>
                 <w:rStyle w:val="Hipervnculo"/>
@@ -865,7 +865,7 @@
                 <w:noProof/>
                 <w:webHidden/>
               </w:rPr>
-              <w:instrText xml:space="preserve"> PAGEREF _Toc209642328 \h </w:instrText>
+              <w:instrText xml:space="preserve"> PAGEREF _Toc210639361 \h </w:instrText>
             </w:r>
             <w:r>
               <w:rPr>
@@ -911,7 +911,7 @@
               <w:lang w:eastAsia="es-MX"/>
             </w:rPr>
           </w:pPr>
-          <w:hyperlink w:anchor="_Toc209642329" w:history="1">
+          <w:hyperlink w:anchor="_Toc210639362" w:history="1">
             <w:r>
               <w:rPr>
                 <w:rStyle w:val="Hipervnculo"/>
@@ -955,7 +955,7 @@
                 <w:noProof/>
                 <w:webHidden/>
               </w:rPr>
-              <w:instrText xml:space="preserve"> PAGEREF _Toc209642329 \h </w:instrText>
+              <w:instrText xml:space="preserve"> PAGEREF _Toc210639362 \h </w:instrText>
             </w:r>
             <w:r>
               <w:rPr>
@@ -997,7 +997,7 @@
               <w:lang w:eastAsia="es-MX"/>
             </w:rPr>
           </w:pPr>
-          <w:hyperlink w:anchor="_Toc209642330" w:history="1">
+          <w:hyperlink w:anchor="_Toc210639363" w:history="1">
             <w:r>
               <w:rPr>
                 <w:rStyle w:val="Hipervnculo"/>
@@ -1024,7 +1024,7 @@
                 <w:noProof/>
                 <w:webHidden/>
               </w:rPr>
-              <w:instrText xml:space="preserve"> PAGEREF _Toc209642330 \h </w:instrText>
+              <w:instrText xml:space="preserve"> PAGEREF _Toc210639363 \h </w:instrText>
             </w:r>
             <w:r>
               <w:rPr>
@@ -1066,7 +1066,7 @@
               <w:lang w:eastAsia="es-MX"/>
             </w:rPr>
           </w:pPr>
-          <w:hyperlink w:anchor="_Toc209642331" w:history="1">
+          <w:hyperlink w:anchor="_Toc210639364" w:history="1">
             <w:r>
               <w:rPr>
                 <w:rStyle w:val="Hipervnculo"/>
@@ -1093,7 +1093,7 @@
                 <w:noProof/>
                 <w:webHidden/>
               </w:rPr>
-              <w:instrText xml:space="preserve"> PAGEREF _Toc209642331 \h </w:instrText>
+              <w:instrText xml:space="preserve"> PAGEREF _Toc210639364 \h </w:instrText>
             </w:r>
             <w:r>
               <w:rPr>
@@ -1135,7 +1135,7 @@
               <w:lang w:eastAsia="es-MX"/>
             </w:rPr>
           </w:pPr>
-          <w:hyperlink w:anchor="_Toc209642332" w:history="1">
+          <w:hyperlink w:anchor="_Toc210639365" w:history="1">
             <w:r>
               <w:rPr>
                 <w:rStyle w:val="Hipervnculo"/>
@@ -1162,7 +1162,7 @@
                 <w:noProof/>
                 <w:webHidden/>
               </w:rPr>
-              <w:instrText xml:space="preserve"> PAGEREF _Toc209642332 \h </w:instrText>
+              <w:instrText xml:space="preserve"> PAGEREF _Toc210639365 \h </w:instrText>
             </w:r>
             <w:r>
               <w:rPr>
@@ -1208,7 +1208,7 @@
               <w:lang w:eastAsia="es-MX"/>
             </w:rPr>
           </w:pPr>
-          <w:hyperlink w:anchor="_Toc209642333" w:history="1">
+          <w:hyperlink w:anchor="_Toc210639366" w:history="1">
             <w:r>
               <w:rPr>
                 <w:rStyle w:val="Hipervnculo"/>
@@ -1252,7 +1252,7 @@
                 <w:noProof/>
                 <w:webHidden/>
               </w:rPr>
-              <w:instrText xml:space="preserve"> PAGEREF _Toc209642333 \h </w:instrText>
+              <w:instrText xml:space="preserve"> PAGEREF _Toc210639366 \h </w:instrText>
             </w:r>
             <w:r>
               <w:rPr>
@@ -1294,7 +1294,7 @@
               <w:lang w:eastAsia="es-MX"/>
             </w:rPr>
           </w:pPr>
-          <w:hyperlink w:anchor="_Toc209642334" w:history="1">
+          <w:hyperlink w:anchor="_Toc210639367" w:history="1">
             <w:r>
               <w:rPr>
                 <w:rStyle w:val="Hipervnculo"/>
@@ -1321,7 +1321,7 @@
                 <w:noProof/>
                 <w:webHidden/>
               </w:rPr>
-              <w:instrText xml:space="preserve"> PAGEREF _Toc209642334 \h </w:instrText>
+              <w:instrText xml:space="preserve"> PAGEREF _Toc210639367 \h </w:instrText>
             </w:r>
             <w:r>
               <w:rPr>
@@ -1363,7 +1363,7 @@
               <w:lang w:eastAsia="es-MX"/>
             </w:rPr>
           </w:pPr>
-          <w:hyperlink w:anchor="_Toc209642335" w:history="1">
+          <w:hyperlink w:anchor="_Toc210639368" w:history="1">
             <w:r>
               <w:rPr>
                 <w:rStyle w:val="Hipervnculo"/>
@@ -1390,7 +1390,7 @@
                 <w:noProof/>
                 <w:webHidden/>
               </w:rPr>
-              <w:instrText xml:space="preserve"> PAGEREF _Toc209642335 \h </w:instrText>
+              <w:instrText xml:space="preserve"> PAGEREF _Toc210639368 \h </w:instrText>
             </w:r>
             <w:r>
               <w:rPr>
@@ -1432,7 +1432,7 @@
               <w:lang w:eastAsia="es-MX"/>
             </w:rPr>
           </w:pPr>
-          <w:hyperlink w:anchor="_Toc209642336" w:history="1">
+          <w:hyperlink w:anchor="_Toc210639369" w:history="1">
             <w:r>
               <w:rPr>
                 <w:rStyle w:val="Hipervnculo"/>
@@ -1459,7 +1459,7 @@
                 <w:noProof/>
                 <w:webHidden/>
               </w:rPr>
-              <w:instrText xml:space="preserve"> PAGEREF _Toc209642336 \h </w:instrText>
+              <w:instrText xml:space="preserve"> PAGEREF _Toc210639369 \h </w:instrText>
             </w:r>
             <w:r>
               <w:rPr>
@@ -1501,7 +1501,7 @@
               <w:lang w:eastAsia="es-MX"/>
             </w:rPr>
           </w:pPr>
-          <w:hyperlink w:anchor="_Toc209642337" w:history="1">
+          <w:hyperlink w:anchor="_Toc210639370" w:history="1">
             <w:r>
               <w:rPr>
                 <w:rStyle w:val="Hipervnculo"/>
@@ -1528,7 +1528,7 @@
                 <w:noProof/>
                 <w:webHidden/>
               </w:rPr>
-              <w:instrText xml:space="preserve"> PAGEREF _Toc209642337 \h </w:instrText>
+              <w:instrText xml:space="preserve"> PAGEREF _Toc210639370 \h </w:instrText>
             </w:r>
             <w:r>
               <w:rPr>
@@ -1574,7 +1574,7 @@
               <w:lang w:eastAsia="es-MX"/>
             </w:rPr>
           </w:pPr>
-          <w:hyperlink w:anchor="_Toc209642338" w:history="1">
+          <w:hyperlink w:anchor="_Toc210639371" w:history="1">
             <w:r>
               <w:rPr>
                 <w:rStyle w:val="Hipervnculo"/>
@@ -1618,7 +1618,7 @@
                 <w:noProof/>
                 <w:webHidden/>
               </w:rPr>
-              <w:instrText xml:space="preserve"> PAGEREF _Toc209642338 \h </w:instrText>
+              <w:instrText xml:space="preserve"> PAGEREF _Toc210639371 \h </w:instrText>
             </w:r>
             <w:r>
               <w:rPr>
@@ -1660,7 +1660,7 @@
               <w:lang w:eastAsia="es-MX"/>
             </w:rPr>
           </w:pPr>
-          <w:hyperlink w:anchor="_Toc209642339" w:history="1">
+          <w:hyperlink w:anchor="_Toc210639372" w:history="1">
             <w:r>
               <w:rPr>
                 <w:rStyle w:val="Hipervnculo"/>
@@ -1687,7 +1687,7 @@
                 <w:noProof/>
                 <w:webHidden/>
               </w:rPr>
-              <w:instrText xml:space="preserve"> PAGEREF _Toc209642339 \h </w:instrText>
+              <w:instrText xml:space="preserve"> PAGEREF _Toc210639372 \h </w:instrText>
             </w:r>
             <w:r>
               <w:rPr>
@@ -1729,7 +1729,7 @@
               <w:lang w:eastAsia="es-MX"/>
             </w:rPr>
           </w:pPr>
-          <w:hyperlink w:anchor="_Toc209642340" w:history="1">
+          <w:hyperlink w:anchor="_Toc210639373" w:history="1">
             <w:r>
               <w:rPr>
                 <w:rStyle w:val="Hipervnculo"/>
@@ -1756,7 +1756,7 @@
                 <w:noProof/>
                 <w:webHidden/>
               </w:rPr>
-              <w:instrText xml:space="preserve"> PAGEREF _Toc209642340 \h </w:instrText>
+              <w:instrText xml:space="preserve"> PAGEREF _Toc210639373 \h </w:instrText>
             </w:r>
             <w:r>
               <w:rPr>
@@ -1798,7 +1798,7 @@
               <w:lang w:eastAsia="es-MX"/>
             </w:rPr>
           </w:pPr>
-          <w:hyperlink w:anchor="_Toc209642341" w:history="1">
+          <w:hyperlink w:anchor="_Toc210639374" w:history="1">
             <w:r>
               <w:rPr>
                 <w:rStyle w:val="Hipervnculo"/>
@@ -1825,7 +1825,7 @@
                 <w:noProof/>
                 <w:webHidden/>
               </w:rPr>
-              <w:instrText xml:space="preserve"> PAGEREF _Toc209642341 \h </w:instrText>
+              <w:instrText xml:space="preserve"> PAGEREF _Toc210639374 \h </w:instrText>
             </w:r>
             <w:r>
               <w:rPr>
@@ -1867,7 +1867,7 @@
               <w:lang w:eastAsia="es-MX"/>
             </w:rPr>
           </w:pPr>
-          <w:hyperlink w:anchor="_Toc209642342" w:history="1">
+          <w:hyperlink w:anchor="_Toc210639375" w:history="1">
             <w:r>
               <w:rPr>
                 <w:rStyle w:val="Hipervnculo"/>
@@ -1894,7 +1894,7 @@
                 <w:noProof/>
                 <w:webHidden/>
               </w:rPr>
-              <w:instrText xml:space="preserve"> PAGEREF _Toc209642342 \h </w:instrText>
+              <w:instrText xml:space="preserve"> PAGEREF _Toc210639375 \h </w:instrText>
             </w:r>
             <w:r>
               <w:rPr>
@@ -1939,7 +1939,7 @@
               <w:lang w:eastAsia="es-MX"/>
             </w:rPr>
           </w:pPr>
-          <w:hyperlink w:anchor="_Toc209642343" w:history="1">
+          <w:hyperlink w:anchor="_Toc210639376" w:history="1">
             <w:r>
               <w:rPr>
                 <w:rStyle w:val="Hipervnculo"/>
@@ -1966,7 +1966,7 @@
                 <w:noProof/>
                 <w:webHidden/>
               </w:rPr>
-              <w:instrText xml:space="preserve"> PAGEREF _Toc209642343 \h </w:instrText>
+              <w:instrText xml:space="preserve"> PAGEREF _Toc210639376 \h </w:instrText>
             </w:r>
             <w:r>
               <w:rPr>
@@ -2011,7 +2011,7 @@
               <w:lang w:eastAsia="es-MX"/>
             </w:rPr>
           </w:pPr>
-          <w:hyperlink w:anchor="_Toc209642344" w:history="1">
+          <w:hyperlink w:anchor="_Toc210639377" w:history="1">
             <w:r>
               <w:rPr>
                 <w:rStyle w:val="Hipervnculo"/>
@@ -2038,7 +2038,7 @@
                 <w:noProof/>
                 <w:webHidden/>
               </w:rPr>
-              <w:instrText xml:space="preserve"> PAGEREF _Toc209642344 \h </w:instrText>
+              <w:instrText xml:space="preserve"> PAGEREF _Toc210639377 \h </w:instrText>
             </w:r>
             <w:r>
               <w:rPr>
@@ -2083,7 +2083,7 @@
               <w:lang w:eastAsia="es-MX"/>
             </w:rPr>
           </w:pPr>
-          <w:hyperlink w:anchor="_Toc209642345" w:history="1">
+          <w:hyperlink w:anchor="_Toc210639378" w:history="1">
             <w:r>
               <w:rPr>
                 <w:rStyle w:val="Hipervnculo"/>
@@ -2110,7 +2110,7 @@
                 <w:noProof/>
                 <w:webHidden/>
               </w:rPr>
-              <w:instrText xml:space="preserve"> PAGEREF _Toc209642345 \h </w:instrText>
+              <w:instrText xml:space="preserve"> PAGEREF _Toc210639378 \h </w:instrText>
             </w:r>
             <w:r>
               <w:rPr>
@@ -2155,7 +2155,7 @@
               <w:lang w:eastAsia="es-MX"/>
             </w:rPr>
           </w:pPr>
-          <w:hyperlink w:anchor="_Toc209642346" w:history="1">
+          <w:hyperlink w:anchor="_Toc210639379" w:history="1">
             <w:r>
               <w:rPr>
                 <w:rStyle w:val="Hipervnculo"/>
@@ -2182,7 +2182,7 @@
                 <w:noProof/>
                 <w:webHidden/>
               </w:rPr>
-              <w:instrText xml:space="preserve"> PAGEREF _Toc209642346 \h </w:instrText>
+              <w:instrText xml:space="preserve"> PAGEREF _Toc210639379 \h </w:instrText>
             </w:r>
             <w:r>
               <w:rPr>
@@ -2227,7 +2227,7 @@
               <w:lang w:eastAsia="es-MX"/>
             </w:rPr>
           </w:pPr>
-          <w:hyperlink w:anchor="_Toc209642347" w:history="1">
+          <w:hyperlink w:anchor="_Toc210639380" w:history="1">
             <w:r>
               <w:rPr>
                 <w:rStyle w:val="Hipervnculo"/>
@@ -2254,7 +2254,7 @@
                 <w:noProof/>
                 <w:webHidden/>
               </w:rPr>
-              <w:instrText xml:space="preserve"> PAGEREF _Toc209642347 \h </w:instrText>
+              <w:instrText xml:space="preserve"> PAGEREF _Toc210639380 \h </w:instrText>
             </w:r>
             <w:r>
               <w:rPr>
@@ -2311,7 +2311,7 @@
       <w:pPr>
         <w:pStyle w:val="Titulosgenerales"/>
       </w:pPr>
-      <w:bookmarkStart w:id="0" w:name="_Toc209642324"/>
+      <w:bookmarkStart w:id="0" w:name="_Toc210639357"/>
       <w:r>
         <w:lastRenderedPageBreak/>
         <w:t>Introducción</w:t>
@@ -2320,19 +2320,7 @@
     </w:p>
     <w:p>
       <w:r>
-        <w:t xml:space="preserve">El componente formativo </w:t>
-      </w:r>
-      <w:r>
-        <w:t>“</w:t>
-      </w:r>
-      <w:r>
-        <w:t>Gestión operativa del flujo de bienes</w:t>
-      </w:r>
-      <w:r>
-        <w:t>”</w:t>
-      </w:r>
-      <w:r>
-        <w:t xml:space="preserve"> proporciona los conocimientos esenciales para manejar, planificar, organizar y programar eficientemente las operaciones logísticas en un almacén. Comienza con la manipulación de bienes, explicando su concepto y los equipos utilizados, para luego profundizar en la planificación de almacenes, abordando técnicas y tipos de planes que optimizan el espacio y los recursos. Estos fundamentos permiten entender la importancia de una gestión estructurada en la cadena de suministro.</w:t>
+        <w:t>El componente formativo “Gestión operativa del flujo de bienes” proporciona los conocimientos esenciales para manejar, planificar, organizar y programar eficientemente las operaciones logísticas en un almacén. Comienza con la manipulación de bienes, explicando su concepto y los equipos utilizados, para luego profundizar en la planificación de almacenes, abordando técnicas y tipos de planes que optimizan el espacio y los recursos. Estos fundamentos permiten entender la importancia de una gestión estructurada en la cadena de suministro.</w:t>
       </w:r>
     </w:p>
     <w:p>
@@ -2377,11 +2365,16 @@
     <w:p>
       <w:pPr>
         <w:rPr>
+          <w:sz w:val="24"/>
+          <w:szCs w:val="24"/>
           <w:lang w:val="es-419"/>
         </w:rPr>
       </w:pPr>
       <w:r>
         <w:rPr>
+          <w:noProof/>
+          <w:sz w:val="24"/>
+          <w:szCs w:val="24"/>
           <w:lang w:val="es-419"/>
         </w:rPr>
         <w:drawing>
@@ -2435,6 +2428,33 @@
     </w:p>
     <w:p>
       <w:pPr>
+        <w:rPr>
+          <w:sz w:val="24"/>
+          <w:szCs w:val="24"/>
+          <w:lang w:val="es-419"/>
+        </w:rPr>
+      </w:pPr>
+      <w:r>
+        <w:rPr>
+          <w:b/>
+          <w:bCs/>
+          <w:sz w:val="24"/>
+          <w:szCs w:val="24"/>
+          <w:lang w:val="es-419"/>
+        </w:rPr>
+        <w:t>Fuente:</w:t>
+      </w:r>
+      <w:r>
+        <w:rPr>
+          <w:sz w:val="24"/>
+          <w:szCs w:val="24"/>
+          <w:lang w:val="es-419"/>
+        </w:rPr>
+        <w:t xml:space="preserve"> SENA, 2025.</w:t>
+      </w:r>
+    </w:p>
+    <w:p>
+      <w:pPr>
         <w:ind w:firstLine="0"/>
         <w:jc w:val="center"/>
         <w:rPr>
@@ -2444,35 +2464,27 @@
           <w:lang w:val="es-419"/>
         </w:rPr>
       </w:pPr>
-      <w:hyperlink r:id="rId14" w:history="1">
-        <w:r>
-          <w:rPr>
-            <w:rStyle w:val="Hipervnculo"/>
-            <w:b/>
-            <w:bCs/>
-            <w:lang w:val="es-419"/>
-          </w:rPr>
-          <w:t>Enlace de reproducción del vid</w:t>
-        </w:r>
-        <w:r>
-          <w:rPr>
-            <w:rStyle w:val="Hipervnculo"/>
-            <w:b/>
-            <w:bCs/>
-            <w:lang w:val="es-419"/>
-          </w:rPr>
-          <w:t>e</w:t>
-        </w:r>
-        <w:r>
-          <w:rPr>
-            <w:rStyle w:val="Hipervnculo"/>
-            <w:b/>
-            <w:bCs/>
-            <w:lang w:val="es-419"/>
-          </w:rPr>
-          <w:t>o</w:t>
-        </w:r>
-      </w:hyperlink>
+      <w:r>
+        <w:fldChar w:fldCharType="begin"/>
+      </w:r>
+      <w:r>
+        <w:instrText>HYPERLINK "https://youtu.be/pwHV6VfWyN0"</w:instrText>
+      </w:r>
+      <w:r>
+        <w:fldChar w:fldCharType="separate"/>
+      </w:r>
+      <w:r>
+        <w:rPr>
+          <w:rStyle w:val="Hipervnculo"/>
+          <w:b/>
+          <w:bCs/>
+          <w:lang w:val="es-419"/>
+        </w:rPr>
+        <w:t>Enlace de reproducción del video</w:t>
+      </w:r>
+      <w:r>
+        <w:fldChar w:fldCharType="end"/>
+      </w:r>
       <w:r>
         <w:rPr>
           <w:b/>
@@ -2609,7 +2621,7 @@
       <w:pPr>
         <w:pStyle w:val="Ttulo1"/>
       </w:pPr>
-      <w:bookmarkStart w:id="1" w:name="_Toc209642325"/>
+      <w:bookmarkStart w:id="1" w:name="_Toc210639358"/>
       <w:r>
         <w:lastRenderedPageBreak/>
         <w:t>Manipulación</w:t>
@@ -2649,7 +2661,7 @@
           <w:rFonts w:eastAsia="Times New Roman"/>
         </w:rPr>
       </w:pPr>
-      <w:bookmarkStart w:id="2" w:name="_Toc209642326"/>
+      <w:bookmarkStart w:id="2" w:name="_Toc210639359"/>
       <w:r>
         <w:t>Concepto</w:t>
       </w:r>
@@ -2745,6 +2757,7 @@
       </w:pPr>
       <w:r>
         <w:rPr>
+          <w:noProof/>
           <w:lang w:val="es-419" w:eastAsia="es-CO"/>
         </w:rPr>
         <w:drawing>
@@ -2763,7 +2776,7 @@
                     <pic:cNvPicPr/>
                   </pic:nvPicPr>
                   <pic:blipFill>
-                    <a:blip r:embed="rId15"/>
+                    <a:blip r:embed="rId14"/>
                     <a:stretch>
                       <a:fillRect/>
                     </a:stretch>
@@ -3088,7 +3101,7 @@
       <w:pPr>
         <w:pStyle w:val="Ttulo2"/>
       </w:pPr>
-      <w:bookmarkStart w:id="3" w:name="_Toc209642327"/>
+      <w:bookmarkStart w:id="3" w:name="_Toc210639360"/>
       <w:r>
         <w:t>1.2 Equipos de manipulación</w:t>
       </w:r>
@@ -3177,6 +3190,7 @@
       </w:pPr>
       <w:r>
         <w:rPr>
+          <w:noProof/>
           <w:lang w:val="es-419" w:eastAsia="es-CO"/>
         </w:rPr>
         <w:drawing>
@@ -3195,7 +3209,7 @@
                     <pic:cNvPicPr/>
                   </pic:nvPicPr>
                   <pic:blipFill>
-                    <a:blip r:embed="rId16"/>
+                    <a:blip r:embed="rId15"/>
                     <a:stretch>
                       <a:fillRect/>
                     </a:stretch>
@@ -3574,7 +3588,7 @@
       <w:pPr>
         <w:pStyle w:val="Ttulo2"/>
       </w:pPr>
-      <w:bookmarkStart w:id="4" w:name="_Toc209642328"/>
+      <w:bookmarkStart w:id="4" w:name="_Toc210639361"/>
       <w:r>
         <w:t>1.3 Normativa</w:t>
       </w:r>
@@ -4074,7 +4088,7 @@
       <w:pPr>
         <w:pStyle w:val="Ttulo1"/>
       </w:pPr>
-      <w:bookmarkStart w:id="5" w:name="_Toc209642329"/>
+      <w:bookmarkStart w:id="5" w:name="_Toc210639362"/>
       <w:r>
         <w:lastRenderedPageBreak/>
         <w:t>Organización del almacén</w:t>
@@ -4091,14 +4105,29 @@
         <w:rPr>
           <w:lang w:val="es-419" w:eastAsia="es-CO"/>
         </w:rPr>
-        <w:t>En el contexto del flujo de bienes, la organización busca garantizar que los productos se muevan de forma continua, eficiente y controlada, minimizando tiempos muertos, errores y costos operativos. Esto implica una planificación estratégica de las zonas funcionales (recepción, almacenamiento, picking, expedición, entre otros), así como la coordinación de actividades para asegurar la correcta entrada, almacenamiento temporal y salida de mercancías conforme a la demanda.</w:t>
+        <w:t xml:space="preserve">En el contexto del flujo de bienes, la organización busca garantizar que los productos se muevan de forma continua, eficiente y controlada, minimizando tiempos muertos, errores y costos operativos. Esto implica una planificación estratégica de las zonas funcionales (recepción, almacenamiento, </w:t>
+      </w:r>
+      <w:proofErr w:type="spellStart"/>
+      <w:r>
+        <w:rPr>
+          <w:rStyle w:val="Extranjerismo"/>
+          <w:lang w:val="es-CO"/>
+        </w:rPr>
+        <w:t>picking</w:t>
+      </w:r>
+      <w:proofErr w:type="spellEnd"/>
+      <w:r>
+        <w:rPr>
+          <w:lang w:val="es-419" w:eastAsia="es-CO"/>
+        </w:rPr>
+        <w:t>, expedición, entre otros), así como la coordinación de actividades para asegurar la correcta entrada, almacenamiento temporal y salida de mercancías conforme a la demanda.</w:t>
       </w:r>
     </w:p>
     <w:p>
       <w:pPr>
         <w:pStyle w:val="Ttulo2"/>
       </w:pPr>
-      <w:bookmarkStart w:id="6" w:name="_Toc209642330"/>
+      <w:bookmarkStart w:id="6" w:name="_Toc210639363"/>
       <w:r>
         <w:t>2.1 Concepto</w:t>
       </w:r>
@@ -4140,19 +4169,7 @@
         <w:rPr>
           <w:lang w:eastAsia="es-CO"/>
         </w:rPr>
-        <w:t>Accesibilidad</w:t>
-      </w:r>
-      <w:r>
-        <w:rPr>
-          <w:lang w:eastAsia="es-CO"/>
-        </w:rPr>
-        <w:t>: f</w:t>
-      </w:r>
-      <w:r>
-        <w:rPr>
-          <w:lang w:eastAsia="es-CO"/>
-        </w:rPr>
-        <w:t>acilitar el movimiento rápido de productos.</w:t>
+        <w:t>Accesibilidad: facilitar el movimiento rápido de productos.</w:t>
       </w:r>
     </w:p>
     <w:p>
@@ -4165,19 +4182,7 @@
         <w:rPr>
           <w:lang w:eastAsia="es-CO"/>
         </w:rPr>
-        <w:t>Seguridad</w:t>
-      </w:r>
-      <w:r>
-        <w:rPr>
-          <w:lang w:eastAsia="es-CO"/>
-        </w:rPr>
-        <w:t>: e</w:t>
-      </w:r>
-      <w:r>
-        <w:rPr>
-          <w:lang w:eastAsia="es-CO"/>
-        </w:rPr>
-        <w:t>vitar daños a la mercancía y riesgos laborales.</w:t>
+        <w:t>Seguridad: evitar daños a la mercancía y riesgos laborales.</w:t>
       </w:r>
     </w:p>
     <w:p>
@@ -4190,19 +4195,7 @@
         <w:rPr>
           <w:lang w:eastAsia="es-CO"/>
         </w:rPr>
-        <w:t>Trazabilida</w:t>
-      </w:r>
-      <w:r>
-        <w:rPr>
-          <w:lang w:eastAsia="es-CO"/>
-        </w:rPr>
-        <w:t>d: p</w:t>
-      </w:r>
-      <w:r>
-        <w:rPr>
-          <w:lang w:eastAsia="es-CO"/>
-        </w:rPr>
-        <w:t>ermitir el seguimiento preciso de los inventarios.</w:t>
+        <w:t>Trazabilidad: permitir el seguimiento preciso de los inventarios.</w:t>
       </w:r>
     </w:p>
     <w:p>
@@ -4215,19 +4208,7 @@
         <w:rPr>
           <w:lang w:eastAsia="es-CO"/>
         </w:rPr>
-        <w:t>Flexibilida</w:t>
-      </w:r>
-      <w:r>
-        <w:rPr>
-          <w:lang w:eastAsia="es-CO"/>
-        </w:rPr>
-        <w:t>d: a</w:t>
-      </w:r>
-      <w:r>
-        <w:rPr>
-          <w:lang w:eastAsia="es-CO"/>
-        </w:rPr>
-        <w:t>daptarse a cambios en la demanda o nuevos productos.</w:t>
+        <w:t>Flexibilidad: adaptarse a cambios en la demanda o nuevos productos.</w:t>
       </w:r>
     </w:p>
     <w:p>
@@ -4248,7 +4229,7 @@
       <w:pPr>
         <w:pStyle w:val="Ttulo2"/>
       </w:pPr>
-      <w:bookmarkStart w:id="7" w:name="_Toc209642331"/>
+      <w:bookmarkStart w:id="7" w:name="_Toc210639364"/>
       <w:r>
         <w:t>2.2 Técnicas de planificación</w:t>
       </w:r>
@@ -4647,6 +4628,7 @@
           <w:rStyle w:val="Extranjerismo"/>
           <w:b/>
           <w:bCs/>
+          <w:lang w:val="es-CO"/>
         </w:rPr>
       </w:pPr>
       <w:r>
@@ -4763,7 +4745,7 @@
       <w:pPr>
         <w:pStyle w:val="Ttulo2"/>
       </w:pPr>
-      <w:bookmarkStart w:id="8" w:name="_Toc209642332"/>
+      <w:bookmarkStart w:id="8" w:name="_Toc210639365"/>
       <w:r>
         <w:t>2.3 Buenas prácticas</w:t>
       </w:r>
@@ -5015,15 +4997,7 @@
           <w:bCs/>
           <w:lang w:val="es-419" w:eastAsia="es-CO"/>
         </w:rPr>
-        <w:t>Capacitación del persona</w:t>
-      </w:r>
-      <w:r>
-        <w:rPr>
-          <w:b/>
-          <w:bCs/>
-          <w:lang w:val="es-419" w:eastAsia="es-CO"/>
-        </w:rPr>
-        <w:t>l</w:t>
+        <w:t>Capacitación del personal</w:t>
       </w:r>
     </w:p>
     <w:p>
@@ -5058,7 +5032,23 @@
           <w:bCs/>
           <w:lang w:val="es-419" w:eastAsia="es-CO"/>
         </w:rPr>
-        <w:t>Gestión de stock eficiente</w:t>
+        <w:t xml:space="preserve">Gestión de </w:t>
+      </w:r>
+      <w:r>
+        <w:rPr>
+          <w:rStyle w:val="Extranjerismo"/>
+          <w:b/>
+          <w:bCs/>
+        </w:rPr>
+        <w:t>stock</w:t>
+      </w:r>
+      <w:r>
+        <w:rPr>
+          <w:b/>
+          <w:bCs/>
+          <w:lang w:val="es-419" w:eastAsia="es-CO"/>
+        </w:rPr>
+        <w:t xml:space="preserve"> eficiente</w:t>
       </w:r>
     </w:p>
     <w:p>
@@ -5223,7 +5213,7 @@
       <w:pPr>
         <w:pStyle w:val="Ttulo1"/>
       </w:pPr>
-      <w:bookmarkStart w:id="9" w:name="_Toc209642333"/>
+      <w:bookmarkStart w:id="9" w:name="_Toc210639366"/>
       <w:r>
         <w:lastRenderedPageBreak/>
         <w:t>Programación de almacén</w:t>
@@ -5260,7 +5250,7 @@
       <w:pPr>
         <w:pStyle w:val="Ttulo2"/>
       </w:pPr>
-      <w:bookmarkStart w:id="10" w:name="_Toc209642334"/>
+      <w:bookmarkStart w:id="10" w:name="_Toc210639367"/>
       <w:r>
         <w:t>3.1 Concepto</w:t>
       </w:r>
@@ -5302,13 +5292,7 @@
         <w:rPr>
           <w:lang w:val="es-419" w:eastAsia="es-CO"/>
         </w:rPr>
-        <w:t>: m</w:t>
-      </w:r>
-      <w:r>
-        <w:rPr>
-          <w:lang w:val="es-419" w:eastAsia="es-CO"/>
-        </w:rPr>
-        <w:t>inimizar tiempos muertos y movimientos innecesarios.</w:t>
+        <w:t>: minimizar tiempos muertos y movimientos innecesarios.</w:t>
       </w:r>
     </w:p>
     <w:p>
@@ -5328,27 +5312,13 @@
           <w:bCs/>
           <w:lang w:val="es-419" w:eastAsia="es-CO"/>
         </w:rPr>
-        <w:t>Reducir costos</w:t>
-      </w:r>
-      <w:r>
-        <w:rPr>
-          <w:b/>
-          <w:bCs/>
-          <w:lang w:val="es-419" w:eastAsia="es-CO"/>
-        </w:rPr>
-        <w:t>:</w:t>
-      </w:r>
-      <w:r>
-        <w:rPr>
-          <w:lang w:val="es-419" w:eastAsia="es-CO"/>
-        </w:rPr>
-        <w:t xml:space="preserve"> o</w:t>
-      </w:r>
-      <w:r>
-        <w:rPr>
-          <w:lang w:val="es-419" w:eastAsia="es-CO"/>
-        </w:rPr>
-        <w:t>ptimizar el uso de espacio y recursos humanos.</w:t>
+        <w:t>Reducir costos:</w:t>
+      </w:r>
+      <w:r>
+        <w:rPr>
+          <w:lang w:val="es-419" w:eastAsia="es-CO"/>
+        </w:rPr>
+        <w:t xml:space="preserve"> optimizar el uso de espacio y recursos humanos.</w:t>
       </w:r>
     </w:p>
     <w:p>
@@ -5374,13 +5344,7 @@
         <w:rPr>
           <w:lang w:val="es-419" w:eastAsia="es-CO"/>
         </w:rPr>
-        <w:t>: e</w:t>
-      </w:r>
-      <w:r>
-        <w:rPr>
-          <w:lang w:val="es-419" w:eastAsia="es-CO"/>
-        </w:rPr>
-        <w:t xml:space="preserve">vitar errores en </w:t>
+        <w:t xml:space="preserve">: evitar errores en </w:t>
       </w:r>
       <w:r>
         <w:rPr>
@@ -5413,27 +5377,13 @@
           <w:bCs/>
           <w:lang w:val="es-419" w:eastAsia="es-CO"/>
         </w:rPr>
-        <w:t>Garantizar la disponibilidad de productos</w:t>
-      </w:r>
-      <w:r>
-        <w:rPr>
-          <w:b/>
-          <w:bCs/>
-          <w:lang w:val="es-419" w:eastAsia="es-CO"/>
-        </w:rPr>
-        <w:t>:</w:t>
-      </w:r>
-      <w:r>
-        <w:rPr>
-          <w:lang w:val="es-419" w:eastAsia="es-CO"/>
-        </w:rPr>
-        <w:t xml:space="preserve"> a</w:t>
-      </w:r>
-      <w:r>
-        <w:rPr>
-          <w:lang w:val="es-419" w:eastAsia="es-CO"/>
-        </w:rPr>
-        <w:t>segurar que los artículos estén accesibles cuando se necesiten.</w:t>
+        <w:t>Garantizar la disponibilidad de productos:</w:t>
+      </w:r>
+      <w:r>
+        <w:rPr>
+          <w:lang w:val="es-419" w:eastAsia="es-CO"/>
+        </w:rPr>
+        <w:t xml:space="preserve"> asegurar que los artículos estén accesibles cuando se necesiten.</w:t>
       </w:r>
     </w:p>
     <w:p>
@@ -5448,13 +5398,15 @@
         </w:rPr>
         <w:t xml:space="preserve">Antes de iniciar con la programación del almacén, es necesario tener en cuenta factores clave como el volumen de mercancías, el tipo de bienes a manejar, el </w:t>
       </w:r>
+      <w:proofErr w:type="spellStart"/>
       <w:r>
         <w:rPr>
           <w:rStyle w:val="Extranjerismo"/>
-          <w:lang w:eastAsia="es-CO"/>
+          <w:lang w:val="es-CO" w:eastAsia="es-CO"/>
         </w:rPr>
         <w:t>layout</w:t>
       </w:r>
+      <w:proofErr w:type="spellEnd"/>
       <w:r>
         <w:rPr>
           <w:lang w:eastAsia="es-CO"/>
@@ -5473,7 +5425,7 @@
       <w:pPr>
         <w:pStyle w:val="Ttulo2"/>
       </w:pPr>
-      <w:bookmarkStart w:id="11" w:name="_Toc209642335"/>
+      <w:bookmarkStart w:id="11" w:name="_Toc210639368"/>
       <w:r>
         <w:t>3.2 Tipos de programación</w:t>
       </w:r>
@@ -5532,6 +5484,7 @@
       </w:pPr>
       <w:r>
         <w:rPr>
+          <w:noProof/>
           <w:lang w:val="es-419" w:eastAsia="es-CO"/>
         </w:rPr>
         <w:drawing>
@@ -5550,7 +5503,7 @@
                     <pic:cNvPicPr/>
                   </pic:nvPicPr>
                   <pic:blipFill>
-                    <a:blip r:embed="rId17"/>
+                    <a:blip r:embed="rId16"/>
                     <a:stretch>
                       <a:fillRect/>
                     </a:stretch>
@@ -5601,33 +5554,13 @@
           <w:bCs/>
           <w:lang w:val="es-419" w:eastAsia="es-CO"/>
         </w:rPr>
-        <w:t>Programación por órdenes de pedido</w:t>
-      </w:r>
-      <w:r>
-        <w:rPr>
-          <w:b/>
-          <w:bCs/>
-          <w:lang w:val="es-419" w:eastAsia="es-CO"/>
-        </w:rPr>
-        <w:t>:</w:t>
-      </w:r>
-      <w:r>
-        <w:rPr>
-          <w:lang w:val="es-419" w:eastAsia="es-CO"/>
-        </w:rPr>
-        <w:t xml:space="preserve"> s</w:t>
-      </w:r>
-      <w:r>
-        <w:rPr>
-          <w:lang w:val="es-419" w:eastAsia="es-CO"/>
-        </w:rPr>
-        <w:t>e priorizan las órdenes según su urgencia o fecha de entrega.</w:t>
-      </w:r>
-      <w:r>
-        <w:rPr>
-          <w:lang w:val="es-419" w:eastAsia="es-CO"/>
-        </w:rPr>
-        <w:t xml:space="preserve"> </w:t>
+        <w:t>Programación por órdenes de pedido:</w:t>
+      </w:r>
+      <w:r>
+        <w:rPr>
+          <w:lang w:val="es-419" w:eastAsia="es-CO"/>
+        </w:rPr>
+        <w:t xml:space="preserve"> se priorizan las órdenes según su urgencia o fecha de entrega. </w:t>
       </w:r>
     </w:p>
     <w:p>
@@ -5676,6 +5609,7 @@
       <w:r>
         <w:rPr>
           <w:rStyle w:val="Extranjerismo"/>
+          <w:lang w:val="es-CO"/>
         </w:rPr>
         <w:t>:</w:t>
       </w:r>
@@ -5683,19 +5617,7 @@
         <w:rPr>
           <w:lang w:val="es-419" w:eastAsia="es-CO"/>
         </w:rPr>
-        <w:t xml:space="preserve"> s</w:t>
-      </w:r>
-      <w:r>
-        <w:rPr>
-          <w:lang w:val="es-419" w:eastAsia="es-CO"/>
-        </w:rPr>
-        <w:t>e agrupan pedidos con ubicaciones cercanas para minimizar recorridos.</w:t>
-      </w:r>
-      <w:r>
-        <w:rPr>
-          <w:lang w:val="es-419" w:eastAsia="es-CO"/>
-        </w:rPr>
-        <w:t xml:space="preserve"> </w:t>
+        <w:t xml:space="preserve"> se agrupan pedidos con ubicaciones cercanas para minimizar recorridos. </w:t>
       </w:r>
     </w:p>
     <w:p>
@@ -5748,15 +5670,7 @@
           <w:bCs/>
           <w:lang w:val="es-419" w:eastAsia="es-CO"/>
         </w:rPr>
-        <w:t>)</w:t>
-      </w:r>
-      <w:r>
-        <w:rPr>
-          <w:b/>
-          <w:bCs/>
-          <w:lang w:val="es-419" w:eastAsia="es-CO"/>
-        </w:rPr>
-        <w:t xml:space="preserve">: </w:t>
+        <w:t xml:space="preserve">): </w:t>
       </w:r>
       <w:r>
         <w:rPr>
@@ -5808,15 +5722,7 @@
           <w:bCs/>
           <w:lang w:val="es-419" w:eastAsia="es-CO"/>
         </w:rPr>
-        <w:t>Programación en tiempo real</w:t>
-      </w:r>
-      <w:r>
-        <w:rPr>
-          <w:b/>
-          <w:bCs/>
-          <w:lang w:val="es-419" w:eastAsia="es-CO"/>
-        </w:rPr>
-        <w:t>:</w:t>
+        <w:t>Programación en tiempo real:</w:t>
       </w:r>
       <w:r>
         <w:rPr>
@@ -5882,7 +5788,7 @@
       <w:pPr>
         <w:pStyle w:val="Ttulo2"/>
       </w:pPr>
-      <w:bookmarkStart w:id="12" w:name="_Toc209642336"/>
+      <w:bookmarkStart w:id="12" w:name="_Toc210639369"/>
       <w:r>
         <w:t>3.3 Técnicas de cuantificación de recorridos</w:t>
       </w:r>
@@ -7537,6 +7443,7 @@
             <w:r>
               <w:rPr>
                 <w:rStyle w:val="Extranjerismo"/>
+                <w:lang w:val="es-CO"/>
               </w:rPr>
               <w:t xml:space="preserve">wearable </w:t>
             </w:r>
@@ -7703,6 +7610,7 @@
             <w:r>
               <w:rPr>
                 <w:rStyle w:val="Extranjerismo"/>
+                <w:lang w:val="es-CO"/>
               </w:rPr>
               <w:t>wearable</w:t>
             </w:r>
@@ -7861,6 +7769,7 @@
             <w:r>
               <w:rPr>
                 <w:rStyle w:val="Extranjerismo"/>
+                <w:lang w:val="es-CO"/>
               </w:rPr>
               <w:t xml:space="preserve">wearable </w:t>
             </w:r>
@@ -7928,15 +7837,7 @@
                 <w:bCs/>
                 <w:lang w:val="es-419" w:eastAsia="es-CO"/>
               </w:rPr>
-              <w:t>Técnicas analíticas</w:t>
-            </w:r>
-            <w:r>
-              <w:rPr>
-                <w:b/>
-                <w:bCs/>
-                <w:lang w:val="es-419" w:eastAsia="es-CO"/>
-              </w:rPr>
-              <w:t>.</w:t>
+              <w:t>Técnicas analíticas.</w:t>
             </w:r>
           </w:p>
         </w:tc>
@@ -8313,17 +8214,7 @@
                 <w:szCs w:val="28"/>
               </w:rPr>
               <w:lastRenderedPageBreak/>
-              <w:t>Herramientas tecnológicas</w:t>
-            </w:r>
-            <w:r>
-              <w:rPr>
-                <w:rFonts w:eastAsia="Times New Roman" w:cs="Calibri"/>
-                <w:b/>
-                <w:bCs/>
-                <w:color w:val="000000"/>
-                <w:szCs w:val="28"/>
-              </w:rPr>
-              <w:t>.</w:t>
+              <w:t>Herramientas tecnológicas.</w:t>
             </w:r>
           </w:p>
         </w:tc>
@@ -9318,7 +9209,7 @@
       <w:pPr>
         <w:pStyle w:val="Ttulo2"/>
       </w:pPr>
-      <w:bookmarkStart w:id="13" w:name="_Toc209642337"/>
+      <w:bookmarkStart w:id="13" w:name="_Toc210639370"/>
       <w:r>
         <w:t>3.4 Órdenes</w:t>
       </w:r>
@@ -9354,27 +9245,13 @@
           <w:bCs/>
           <w:lang w:val="es-419" w:eastAsia="es-CO"/>
         </w:rPr>
-        <w:t>Órdenes de recepción</w:t>
-      </w:r>
-      <w:r>
-        <w:rPr>
-          <w:b/>
-          <w:bCs/>
-          <w:lang w:val="es-419" w:eastAsia="es-CO"/>
-        </w:rPr>
-        <w:t xml:space="preserve">: </w:t>
-      </w:r>
-      <w:r>
-        <w:rPr>
-          <w:lang w:val="es-419" w:eastAsia="es-CO"/>
-        </w:rPr>
-        <w:t>r</w:t>
-      </w:r>
-      <w:r>
-        <w:rPr>
-          <w:lang w:val="es-419" w:eastAsia="es-CO"/>
-        </w:rPr>
-        <w:t>ecibir y verificar mercancías entrantes, con control de calidad y registro de documentos.</w:t>
+        <w:t xml:space="preserve">Órdenes de recepción: </w:t>
+      </w:r>
+      <w:r>
+        <w:rPr>
+          <w:lang w:val="es-419" w:eastAsia="es-CO"/>
+        </w:rPr>
+        <w:t>recibir y verificar mercancías entrantes, con control de calidad y registro de documentos.</w:t>
       </w:r>
     </w:p>
     <w:p>
@@ -9394,27 +9271,13 @@
           <w:bCs/>
           <w:lang w:val="es-419" w:eastAsia="es-CO"/>
         </w:rPr>
-        <w:t>Órdenes de almacenamiento</w:t>
-      </w:r>
-      <w:r>
-        <w:rPr>
-          <w:b/>
-          <w:bCs/>
-          <w:lang w:val="es-419" w:eastAsia="es-CO"/>
-        </w:rPr>
-        <w:t xml:space="preserve">: </w:t>
-      </w:r>
-      <w:r>
-        <w:rPr>
-          <w:lang w:val="es-419" w:eastAsia="es-CO"/>
-        </w:rPr>
-        <w:t>i</w:t>
-      </w:r>
-      <w:r>
-        <w:rPr>
-          <w:lang w:val="es-419" w:eastAsia="es-CO"/>
-        </w:rPr>
-        <w:t>ndican dónde y cómo guardar productos, ya sea por decisión manual o asignación automática del WMS.</w:t>
+        <w:t xml:space="preserve">Órdenes de almacenamiento: </w:t>
+      </w:r>
+      <w:r>
+        <w:rPr>
+          <w:lang w:val="es-419" w:eastAsia="es-CO"/>
+        </w:rPr>
+        <w:t>indican dónde y cómo guardar productos, ya sea por decisión manual o asignación automática del WMS.</w:t>
       </w:r>
     </w:p>
     <w:p>
@@ -9458,13 +9321,7 @@
         <w:rPr>
           <w:lang w:val="es-419" w:eastAsia="es-CO"/>
         </w:rPr>
-        <w:t xml:space="preserve"> p</w:t>
-      </w:r>
-      <w:r>
-        <w:rPr>
-          <w:lang w:val="es-419" w:eastAsia="es-CO"/>
-        </w:rPr>
-        <w:t>reparar pedidos indicando qué productos recoger, cantidades y método (por pedido, lote o zona).</w:t>
+        <w:t xml:space="preserve"> preparar pedidos indicando qué productos recoger, cantidades y método (por pedido, lote o zona).</w:t>
       </w:r>
     </w:p>
     <w:p>
@@ -9484,27 +9341,13 @@
           <w:bCs/>
           <w:lang w:val="es-419" w:eastAsia="es-CO"/>
         </w:rPr>
-        <w:t>Órdenes de reabastecimiento</w:t>
-      </w:r>
-      <w:r>
-        <w:rPr>
-          <w:b/>
-          <w:bCs/>
-          <w:lang w:val="es-419" w:eastAsia="es-CO"/>
-        </w:rPr>
-        <w:t>:</w:t>
-      </w:r>
-      <w:r>
-        <w:rPr>
-          <w:lang w:val="es-419" w:eastAsia="es-CO"/>
-        </w:rPr>
-        <w:t xml:space="preserve"> t</w:t>
-      </w:r>
-      <w:r>
-        <w:rPr>
-          <w:lang w:val="es-419" w:eastAsia="es-CO"/>
-        </w:rPr>
-        <w:t xml:space="preserve">rasladar </w:t>
+        <w:t>Órdenes de reabastecimiento:</w:t>
+      </w:r>
+      <w:r>
+        <w:rPr>
+          <w:lang w:val="es-419" w:eastAsia="es-CO"/>
+        </w:rPr>
+        <w:t xml:space="preserve"> trasladar </w:t>
       </w:r>
       <w:r>
         <w:rPr>
@@ -9550,27 +9393,13 @@
           <w:bCs/>
           <w:lang w:val="es-419" w:eastAsia="es-CO"/>
         </w:rPr>
-        <w:t>Órdenes de inventario</w:t>
-      </w:r>
-      <w:r>
-        <w:rPr>
-          <w:b/>
-          <w:bCs/>
-          <w:lang w:val="es-419" w:eastAsia="es-CO"/>
-        </w:rPr>
-        <w:t xml:space="preserve">: </w:t>
-      </w:r>
-      <w:r>
-        <w:rPr>
-          <w:lang w:val="es-419" w:eastAsia="es-CO"/>
-        </w:rPr>
-        <w:t>c</w:t>
-      </w:r>
-      <w:r>
-        <w:rPr>
-          <w:lang w:val="es-419" w:eastAsia="es-CO"/>
-        </w:rPr>
-        <w:t>ontar y auditar productos en inventarios cíclicos o físicos, registrando discrepancias.</w:t>
+        <w:t xml:space="preserve">Órdenes de inventario: </w:t>
+      </w:r>
+      <w:r>
+        <w:rPr>
+          <w:lang w:val="es-419" w:eastAsia="es-CO"/>
+        </w:rPr>
+        <w:t>contar y auditar productos en inventarios cíclicos o físicos, registrando discrepancias.</w:t>
       </w:r>
     </w:p>
     <w:p>
@@ -9601,6 +9430,7 @@
           <w:rStyle w:val="Extranjerismo"/>
           <w:b/>
           <w:bCs/>
+          <w:lang w:val="es-CO"/>
         </w:rPr>
         <w:t xml:space="preserve">: </w:t>
       </w:r>
@@ -9649,7 +9479,7 @@
       <w:pPr>
         <w:pStyle w:val="Ttulo1"/>
       </w:pPr>
-      <w:bookmarkStart w:id="14" w:name="_Toc209642338"/>
+      <w:bookmarkStart w:id="14" w:name="_Toc210639371"/>
       <w:r>
         <w:lastRenderedPageBreak/>
         <w:t>Planificación de almacén</w:t>
@@ -9699,7 +9529,7 @@
       <w:pPr>
         <w:pStyle w:val="Ttulo2"/>
       </w:pPr>
-      <w:bookmarkStart w:id="15" w:name="_Toc209642339"/>
+      <w:bookmarkStart w:id="15" w:name="_Toc210639372"/>
       <w:r>
         <w:t>4.1 Concepto</w:t>
       </w:r>
@@ -9735,27 +9565,26 @@
           <w:bCs/>
           <w:lang w:val="es-419" w:eastAsia="es-CO"/>
         </w:rPr>
-        <w:t>Maximizar el espacio disponible</w:t>
-      </w:r>
-      <w:r>
-        <w:rPr>
-          <w:b/>
-          <w:bCs/>
-          <w:lang w:val="es-419" w:eastAsia="es-CO"/>
-        </w:rPr>
-        <w:t>:</w:t>
-      </w:r>
-      <w:r>
-        <w:rPr>
-          <w:lang w:val="es-419" w:eastAsia="es-CO"/>
-        </w:rPr>
-        <w:t xml:space="preserve"> a</w:t>
-      </w:r>
-      <w:r>
-        <w:rPr>
-          <w:lang w:val="es-419" w:eastAsia="es-CO"/>
-        </w:rPr>
-        <w:t>provechar al máximo el área de almacenamiento mediante una disposición inteligente de estanterías, racks y zonas de trabajo.</w:t>
+        <w:t>Maximizar el espacio disponible:</w:t>
+      </w:r>
+      <w:r>
+        <w:rPr>
+          <w:lang w:val="es-419" w:eastAsia="es-CO"/>
+        </w:rPr>
+        <w:t xml:space="preserve"> aprovechar al máximo el área de almacenamiento mediante una disposición inteligente de estanterías, </w:t>
+      </w:r>
+      <w:r>
+        <w:rPr>
+          <w:rStyle w:val="Extranjerismo"/>
+          <w:lang w:val="es-CO"/>
+        </w:rPr>
+        <w:t>racks</w:t>
+      </w:r>
+      <w:r>
+        <w:rPr>
+          <w:lang w:val="es-419" w:eastAsia="es-CO"/>
+        </w:rPr>
+        <w:t xml:space="preserve"> y zonas de trabajo.</w:t>
       </w:r>
     </w:p>
     <w:p>
@@ -9775,27 +9604,13 @@
           <w:bCs/>
           <w:lang w:val="es-419" w:eastAsia="es-CO"/>
         </w:rPr>
-        <w:t>Optimizar el flujo de materiale</w:t>
-      </w:r>
-      <w:r>
-        <w:rPr>
-          <w:b/>
-          <w:bCs/>
-          <w:lang w:val="es-419" w:eastAsia="es-CO"/>
-        </w:rPr>
-        <w:t>s:</w:t>
-      </w:r>
-      <w:r>
-        <w:rPr>
-          <w:lang w:val="es-419" w:eastAsia="es-CO"/>
-        </w:rPr>
-        <w:t xml:space="preserve"> r</w:t>
-      </w:r>
-      <w:r>
-        <w:rPr>
-          <w:lang w:val="es-419" w:eastAsia="es-CO"/>
-        </w:rPr>
-        <w:t>educir tiempos de movimiento y manipulación de productos mediante una distribución lógica.</w:t>
+        <w:t>Optimizar el flujo de materiales:</w:t>
+      </w:r>
+      <w:r>
+        <w:rPr>
+          <w:lang w:val="es-419" w:eastAsia="es-CO"/>
+        </w:rPr>
+        <w:t xml:space="preserve"> reducir tiempos de movimiento y manipulación de productos mediante una distribución lógica.</w:t>
       </w:r>
     </w:p>
     <w:p>
@@ -9815,27 +9630,13 @@
           <w:bCs/>
           <w:lang w:val="es-419" w:eastAsia="es-CO"/>
         </w:rPr>
-        <w:t>Minimizar costos operativos</w:t>
-      </w:r>
-      <w:r>
-        <w:rPr>
-          <w:b/>
-          <w:bCs/>
-          <w:lang w:val="es-419" w:eastAsia="es-CO"/>
-        </w:rPr>
-        <w:t>:</w:t>
-      </w:r>
-      <w:r>
-        <w:rPr>
-          <w:lang w:val="es-419" w:eastAsia="es-CO"/>
-        </w:rPr>
-        <w:t xml:space="preserve"> r</w:t>
-      </w:r>
-      <w:r>
-        <w:rPr>
-          <w:lang w:val="es-419" w:eastAsia="es-CO"/>
-        </w:rPr>
-        <w:t>educir gastos en mano de obra, energía y almacenamiento mediante procesos eficientes.</w:t>
+        <w:t>Minimizar costos operativos:</w:t>
+      </w:r>
+      <w:r>
+        <w:rPr>
+          <w:lang w:val="es-419" w:eastAsia="es-CO"/>
+        </w:rPr>
+        <w:t xml:space="preserve"> reducir gastos en mano de obra, energía y almacenamiento mediante procesos eficientes.</w:t>
       </w:r>
     </w:p>
     <w:p>
@@ -9856,27 +9657,13 @@
           <w:lang w:val="es-419" w:eastAsia="es-CO"/>
         </w:rPr>
         <w:lastRenderedPageBreak/>
-        <w:t>Mejorar la precisión en inventarios</w:t>
-      </w:r>
-      <w:r>
-        <w:rPr>
-          <w:b/>
-          <w:bCs/>
-          <w:lang w:val="es-419" w:eastAsia="es-CO"/>
-        </w:rPr>
-        <w:t>:</w:t>
-      </w:r>
-      <w:r>
-        <w:rPr>
-          <w:lang w:val="es-419" w:eastAsia="es-CO"/>
-        </w:rPr>
-        <w:t xml:space="preserve"> e</w:t>
-      </w:r>
-      <w:r>
-        <w:rPr>
-          <w:lang w:val="es-419" w:eastAsia="es-CO"/>
-        </w:rPr>
-        <w:t>vitar pérdidas, roturas o caducidades mediante un control adecuado.</w:t>
+        <w:t>Mejorar la precisión en inventarios:</w:t>
+      </w:r>
+      <w:r>
+        <w:rPr>
+          <w:lang w:val="es-419" w:eastAsia="es-CO"/>
+        </w:rPr>
+        <w:t xml:space="preserve"> evitar pérdidas, roturas o caducidades mediante un control adecuado.</w:t>
       </w:r>
     </w:p>
     <w:p>
@@ -9896,27 +9683,13 @@
           <w:bCs/>
           <w:lang w:val="es-419" w:eastAsia="es-CO"/>
         </w:rPr>
-        <w:t>Garantizar la seguridad</w:t>
-      </w:r>
-      <w:r>
-        <w:rPr>
-          <w:b/>
-          <w:bCs/>
-          <w:lang w:val="es-419" w:eastAsia="es-CO"/>
-        </w:rPr>
-        <w:t>:</w:t>
-      </w:r>
-      <w:r>
-        <w:rPr>
-          <w:lang w:val="es-419" w:eastAsia="es-CO"/>
-        </w:rPr>
-        <w:t xml:space="preserve"> c</w:t>
-      </w:r>
-      <w:r>
-        <w:rPr>
-          <w:lang w:val="es-419" w:eastAsia="es-CO"/>
-        </w:rPr>
-        <w:t>umplir con normativas de seguridad para trabajadores y productos.</w:t>
+        <w:t>Garantizar la seguridad:</w:t>
+      </w:r>
+      <w:r>
+        <w:rPr>
+          <w:lang w:val="es-419" w:eastAsia="es-CO"/>
+        </w:rPr>
+        <w:t xml:space="preserve"> cumplir con normativas de seguridad para trabajadores y productos.</w:t>
       </w:r>
     </w:p>
     <w:p>
@@ -9959,6 +9732,7 @@
       </w:pPr>
       <w:r>
         <w:rPr>
+          <w:noProof/>
           <w:lang w:val="es-419" w:eastAsia="es-CO"/>
         </w:rPr>
         <w:drawing>
@@ -9977,7 +9751,7 @@
                     <pic:cNvPicPr/>
                   </pic:nvPicPr>
                   <pic:blipFill>
-                    <a:blip r:embed="rId18"/>
+                    <a:blip r:embed="rId17"/>
                     <a:stretch>
                       <a:fillRect/>
                     </a:stretch>
@@ -10204,13 +9978,25 @@
               </w:rPr>
               <w:t xml:space="preserve">Diseño de </w:t>
             </w:r>
+            <w:proofErr w:type="spellStart"/>
             <w:r>
               <w:rPr>
                 <w:rStyle w:val="Extranjerismo"/>
                 <w:b/>
                 <w:bCs/>
-              </w:rPr>
-              <w:t xml:space="preserve">layout </w:t>
+                <w:lang w:val="es-CO"/>
+              </w:rPr>
+              <w:t>layout</w:t>
+            </w:r>
+            <w:proofErr w:type="spellEnd"/>
+            <w:r>
+              <w:rPr>
+                <w:rStyle w:val="Extranjerismo"/>
+                <w:b/>
+                <w:bCs/>
+                <w:lang w:val="es-CO"/>
+              </w:rPr>
+              <w:t xml:space="preserve"> </w:t>
             </w:r>
             <w:r>
               <w:rPr>
@@ -10468,9 +10254,19 @@
             <w:r>
               <w:rPr>
                 <w:rStyle w:val="Extranjerismo"/>
-              </w:rPr>
-              <w:t>Flow Racking</w:t>
-            </w:r>
+                <w:lang w:val="es-CO"/>
+              </w:rPr>
+              <w:t xml:space="preserve">Flow </w:t>
+            </w:r>
+            <w:proofErr w:type="spellStart"/>
+            <w:r>
+              <w:rPr>
+                <w:rStyle w:val="Extranjerismo"/>
+                <w:lang w:val="es-CO"/>
+              </w:rPr>
+              <w:t>Racking</w:t>
+            </w:r>
+            <w:proofErr w:type="spellEnd"/>
             <w:r>
               <w:rPr>
                 <w:rFonts w:eastAsia="Times New Roman"/>
@@ -10905,13 +10701,25 @@
               </w:rPr>
               <w:t xml:space="preserve">Gestión de rutas y </w:t>
             </w:r>
+            <w:proofErr w:type="spellStart"/>
             <w:r>
               <w:rPr>
                 <w:rStyle w:val="Extranjerismo"/>
                 <w:b/>
                 <w:bCs/>
-              </w:rPr>
-              <w:t>picking.</w:t>
+                <w:lang w:val="es-CO"/>
+              </w:rPr>
+              <w:t>picking</w:t>
+            </w:r>
+            <w:proofErr w:type="spellEnd"/>
+            <w:r>
+              <w:rPr>
+                <w:rStyle w:val="Extranjerismo"/>
+                <w:b/>
+                <w:bCs/>
+                <w:lang w:val="es-CO"/>
+              </w:rPr>
+              <w:t>.</w:t>
             </w:r>
           </w:p>
         </w:tc>
@@ -11224,7 +11032,7 @@
       <w:pPr>
         <w:pStyle w:val="Ttulo2"/>
       </w:pPr>
-      <w:bookmarkStart w:id="16" w:name="_Toc209642340"/>
+      <w:bookmarkStart w:id="16" w:name="_Toc210639373"/>
       <w:r>
         <w:t>4.3 Tipos de planes</w:t>
       </w:r>
@@ -11391,7 +11199,7 @@
       <w:pPr>
         <w:pStyle w:val="Ttulo2"/>
       </w:pPr>
-      <w:bookmarkStart w:id="17" w:name="_Toc209642341"/>
+      <w:bookmarkStart w:id="17" w:name="_Toc210639374"/>
       <w:r>
         <w:t>4.4 Herramientas tecnológicas</w:t>
       </w:r>
@@ -11436,27 +11244,13 @@
           <w:bCs/>
           <w:lang w:val="es-419" w:eastAsia="es-CO"/>
         </w:rPr>
-        <w:t xml:space="preserve"> de gestión de almacenes (SGA/WMS)</w:t>
-      </w:r>
-      <w:r>
-        <w:rPr>
-          <w:b/>
-          <w:bCs/>
-          <w:lang w:val="es-419" w:eastAsia="es-CO"/>
-        </w:rPr>
-        <w:t>:</w:t>
-      </w:r>
-      <w:r>
-        <w:rPr>
-          <w:lang w:val="es-419" w:eastAsia="es-CO"/>
-        </w:rPr>
-        <w:t xml:space="preserve"> a</w:t>
-      </w:r>
-      <w:r>
-        <w:rPr>
-          <w:lang w:val="es-419" w:eastAsia="es-CO"/>
-        </w:rPr>
-        <w:t>utomatiza el control de inventarios, coordina procesos, sincroniza tareas y permite el seguimiento en tiempo real de bienes y operarios.</w:t>
+        <w:t xml:space="preserve"> de gestión de almacenes (SGA/WMS):</w:t>
+      </w:r>
+      <w:r>
+        <w:rPr>
+          <w:lang w:val="es-419" w:eastAsia="es-CO"/>
+        </w:rPr>
+        <w:t xml:space="preserve"> automatiza el control de inventarios, coordina procesos, sincroniza tareas y permite el seguimiento en tiempo real de bienes y operarios.</w:t>
       </w:r>
     </w:p>
     <w:p>
@@ -11476,15 +11270,7 @@
           <w:bCs/>
           <w:lang w:val="es-419" w:eastAsia="es-CO"/>
         </w:rPr>
-        <w:t>Sistemas de identificación automática</w:t>
-      </w:r>
-      <w:r>
-        <w:rPr>
-          <w:b/>
-          <w:bCs/>
-          <w:lang w:val="es-419" w:eastAsia="es-CO"/>
-        </w:rPr>
-        <w:t>:</w:t>
+        <w:t>Sistemas de identificación automática:</w:t>
       </w:r>
       <w:r>
         <w:rPr>
@@ -11516,15 +11302,7 @@
           <w:bCs/>
           <w:lang w:val="es-419" w:eastAsia="es-CO"/>
         </w:rPr>
-        <w:t>Robótica y automatización</w:t>
-      </w:r>
-      <w:r>
-        <w:rPr>
-          <w:b/>
-          <w:bCs/>
-          <w:lang w:val="es-419" w:eastAsia="es-CO"/>
-        </w:rPr>
-        <w:t>:</w:t>
+        <w:t>Robótica y automatización:</w:t>
       </w:r>
       <w:r>
         <w:rPr>
@@ -11631,15 +11409,7 @@
           <w:bCs/>
           <w:lang w:val="es-419" w:eastAsia="es-CO"/>
         </w:rPr>
-        <w:t>Dirección por voz y asistentes digitales</w:t>
-      </w:r>
-      <w:r>
-        <w:rPr>
-          <w:b/>
-          <w:bCs/>
-          <w:lang w:val="es-419" w:eastAsia="es-CO"/>
-        </w:rPr>
-        <w:t>:</w:t>
+        <w:t>Dirección por voz y asistentes digitales:</w:t>
       </w:r>
       <w:r>
         <w:rPr>
@@ -11688,15 +11458,7 @@
           <w:bCs/>
           <w:lang w:val="es-419" w:eastAsia="es-CO"/>
         </w:rPr>
-        <w:t xml:space="preserve"> (internet de las cosas)</w:t>
-      </w:r>
-      <w:r>
-        <w:rPr>
-          <w:b/>
-          <w:bCs/>
-          <w:lang w:val="es-419" w:eastAsia="es-CO"/>
-        </w:rPr>
-        <w:t>:</w:t>
+        <w:t xml:space="preserve"> (internet de las cosas):</w:t>
       </w:r>
       <w:r>
         <w:rPr>
@@ -11735,7 +11497,7 @@
       <w:pPr>
         <w:pStyle w:val="Ttulo2"/>
       </w:pPr>
-      <w:bookmarkStart w:id="18" w:name="_Toc209642342"/>
+      <w:bookmarkStart w:id="18" w:name="_Toc210639375"/>
       <w:r>
         <w:t>4.5 Documentos</w:t>
       </w:r>
@@ -12220,7 +11982,7 @@
       <w:pPr>
         <w:pStyle w:val="Titulosgenerales"/>
       </w:pPr>
-      <w:bookmarkStart w:id="19" w:name="_Toc209642343"/>
+      <w:bookmarkStart w:id="19" w:name="_Toc210639376"/>
       <w:r>
         <w:lastRenderedPageBreak/>
         <w:t>Síntesis</w:t>
@@ -12296,7 +12058,7 @@
                     <pic:cNvPicPr/>
                   </pic:nvPicPr>
                   <pic:blipFill>
-                    <a:blip r:embed="rId19"/>
+                    <a:blip r:embed="rId18"/>
                     <a:stretch>
                       <a:fillRect/>
                     </a:stretch>
@@ -12329,7 +12091,7 @@
       <w:pPr>
         <w:pStyle w:val="Titulosgenerales"/>
       </w:pPr>
-      <w:bookmarkStart w:id="20" w:name="_Toc209642344"/>
+      <w:bookmarkStart w:id="20" w:name="_Toc210639377"/>
       <w:r>
         <w:lastRenderedPageBreak/>
         <w:t>Glosario</w:t>
@@ -12719,7 +12481,16 @@
           <w:szCs w:val="28"/>
           <w:lang w:val="es-419"/>
         </w:rPr>
-        <w:t>SKU (Stoc</w:t>
+        <w:t>SKU (</w:t>
+      </w:r>
+      <w:r>
+        <w:rPr>
+          <w:rStyle w:val="Extranjerismo"/>
+          <w:b/>
+          <w:bCs/>
+          <w:lang w:val="es-CO"/>
+        </w:rPr>
+        <w:t>Stock</w:t>
       </w:r>
       <w:r>
         <w:rPr>
@@ -12728,7 +12499,7 @@
           <w:bCs/>
           <w:lang w:val="es-419"/>
         </w:rPr>
-        <w:t>k Keeping Unit</w:t>
+        <w:t xml:space="preserve"> Keeping Unit</w:t>
       </w:r>
       <w:r>
         <w:rPr>
@@ -12848,7 +12619,7 @@
       <w:pPr>
         <w:pStyle w:val="Titulosgenerales"/>
       </w:pPr>
-      <w:bookmarkStart w:id="21" w:name="_Toc209642345"/>
+      <w:bookmarkStart w:id="21" w:name="_Toc210639378"/>
       <w:r>
         <w:lastRenderedPageBreak/>
         <w:t>Material complementario</w:t>
@@ -13075,7 +12846,7 @@
                 <w:szCs w:val="28"/>
               </w:rPr>
             </w:pPr>
-            <w:hyperlink r:id="rId20" w:history="1">
+            <w:hyperlink r:id="rId19" w:history="1">
               <w:r>
                 <w:rPr>
                   <w:rStyle w:val="Hipervnculo"/>
@@ -13083,43 +12854,7 @@
                   <w:sz w:val="28"/>
                   <w:szCs w:val="28"/>
                 </w:rPr>
-                <w:t>https://www.youtube.com/watch</w:t>
-              </w:r>
-              <w:r>
-                <w:rPr>
-                  <w:rStyle w:val="Hipervnculo"/>
-                  <w:bCs/>
-                  <w:sz w:val="28"/>
-                  <w:szCs w:val="28"/>
-                </w:rPr>
-                <w:t>?</w:t>
-              </w:r>
-              <w:r>
-                <w:rPr>
-                  <w:rStyle w:val="Hipervnculo"/>
-                  <w:bCs/>
-                  <w:sz w:val="28"/>
-                  <w:szCs w:val="28"/>
-                </w:rPr>
-                <w:t>v=</w:t>
-              </w:r>
-              <w:r>
-                <w:rPr>
-                  <w:rStyle w:val="Hipervnculo"/>
-                  <w:bCs/>
-                  <w:sz w:val="28"/>
-                  <w:szCs w:val="28"/>
-                </w:rPr>
-                <w:t>6</w:t>
-              </w:r>
-              <w:r>
-                <w:rPr>
-                  <w:rStyle w:val="Hipervnculo"/>
-                  <w:bCs/>
-                  <w:sz w:val="28"/>
-                  <w:szCs w:val="28"/>
-                </w:rPr>
-                <w:t>phzzMEfztk</w:t>
+                <w:t>https://www.youtube.com/watch?v=6phzzMEfztk</w:t>
               </w:r>
             </w:hyperlink>
           </w:p>
@@ -13242,7 +12977,7 @@
                 <w:szCs w:val="28"/>
               </w:rPr>
             </w:pPr>
-            <w:hyperlink r:id="rId21" w:history="1">
+            <w:hyperlink r:id="rId20" w:history="1">
               <w:r>
                 <w:rPr>
                   <w:rStyle w:val="Hipervnculo"/>
@@ -13250,25 +12985,7 @@
                   <w:sz w:val="28"/>
                   <w:szCs w:val="28"/>
                 </w:rPr>
-                <w:t>https://www.yo</w:t>
-              </w:r>
-              <w:r>
-                <w:rPr>
-                  <w:rStyle w:val="Hipervnculo"/>
-                  <w:bCs/>
-                  <w:sz w:val="28"/>
-                  <w:szCs w:val="28"/>
-                </w:rPr>
-                <w:t>u</w:t>
-              </w:r>
-              <w:r>
-                <w:rPr>
-                  <w:rStyle w:val="Hipervnculo"/>
-                  <w:bCs/>
-                  <w:sz w:val="28"/>
-                  <w:szCs w:val="28"/>
-                </w:rPr>
-                <w:t>tube.com/watch?v=sC_SAxJcexY&amp;t=1s</w:t>
+                <w:t>https://www.youtube.com/watch?v=sC_SAxJcexY&amp;t=1s</w:t>
               </w:r>
             </w:hyperlink>
           </w:p>
@@ -13405,7 +13122,7 @@
                 <w:szCs w:val="28"/>
               </w:rPr>
             </w:pPr>
-            <w:hyperlink r:id="rId22" w:history="1">
+            <w:hyperlink r:id="rId21" w:history="1">
               <w:r>
                 <w:rPr>
                   <w:rStyle w:val="Hipervnculo"/>
@@ -13580,7 +13297,7 @@
                 <w:szCs w:val="28"/>
               </w:rPr>
             </w:pPr>
-            <w:hyperlink r:id="rId23" w:history="1">
+            <w:hyperlink r:id="rId22" w:history="1">
               <w:r>
                 <w:rPr>
                   <w:rStyle w:val="Hipervnculo"/>
@@ -13605,7 +13322,7 @@
       <w:pPr>
         <w:pStyle w:val="Titulosgenerales"/>
       </w:pPr>
-      <w:bookmarkStart w:id="22" w:name="_Toc209642346"/>
+      <w:bookmarkStart w:id="22" w:name="_Toc210639379"/>
       <w:r>
         <w:lastRenderedPageBreak/>
         <w:t>Referencias bibliográficas</w:t>
@@ -13661,7 +13378,7 @@
         </w:rPr>
         <w:t xml:space="preserve"> </w:t>
       </w:r>
-      <w:hyperlink r:id="rId24" w:history="1">
+      <w:hyperlink r:id="rId23" w:history="1">
         <w:r>
           <w:rPr>
             <w:rStyle w:val="Hipervnculo"/>
@@ -13708,7 +13425,7 @@
         </w:rPr>
         <w:t xml:space="preserve"> </w:t>
       </w:r>
-      <w:hyperlink r:id="rId25" w:history="1">
+      <w:hyperlink r:id="rId24" w:history="1">
         <w:r>
           <w:rPr>
             <w:rStyle w:val="Hipervnculo"/>
@@ -13739,7 +13456,7 @@
         </w:rPr>
         <w:t xml:space="preserve"> </w:t>
       </w:r>
-      <w:hyperlink r:id="rId26" w:history="1">
+      <w:hyperlink r:id="rId25" w:history="1">
         <w:r>
           <w:rPr>
             <w:rStyle w:val="Hipervnculo"/>
@@ -13753,7 +13470,7 @@
       <w:pPr>
         <w:pStyle w:val="Titulosgenerales"/>
       </w:pPr>
-      <w:bookmarkStart w:id="23" w:name="_Toc209642347"/>
+      <w:bookmarkStart w:id="23" w:name="_Toc210639380"/>
       <w:r>
         <w:lastRenderedPageBreak/>
         <w:t>C</w:t>
@@ -14808,8 +14525,8 @@
       </w:pPr>
     </w:p>
     <w:sectPr>
-      <w:headerReference w:type="default" r:id="rId27"/>
-      <w:footerReference w:type="default" r:id="rId28"/>
+      <w:headerReference w:type="default" r:id="rId26"/>
+      <w:footerReference w:type="default" r:id="rId27"/>
       <w:pgSz w:w="12240" w:h="15840"/>
       <w:pgMar w:top="1701" w:right="1134" w:bottom="1134" w:left="1134" w:header="709" w:footer="737" w:gutter="0"/>
       <w:pgNumType w:start="1"/>
@@ -46355,6 +46072,7 @@
   <w:style w:type="character" w:default="1" w:styleId="Fuentedeprrafopredeter">
     <w:name w:val="Default Paragraph Font"/>
     <w:uiPriority w:val="1"/>
+    <w:semiHidden/>
     <w:unhideWhenUsed/>
   </w:style>
   <w:style w:type="table" w:default="1" w:styleId="Tablanormal">
@@ -47518,8 +47236,23 @@
 </file>
 
 <file path=customXml/item1.xml><?xml version="1.0" encoding="utf-8"?>
-<ct:contentTypeSchema xmlns:ct="http://schemas.microsoft.com/office/2006/metadata/contentType" xmlns:ma="http://schemas.microsoft.com/office/2006/metadata/properties/metaAttributes" ct:_="" ma:_="" ma:contentTypeName="Documento" ma:contentTypeID="0x010100FC2B1768DD5A774EB396CCAB0DE361C1" ma:contentTypeVersion="11" ma:contentTypeDescription="Crear nuevo documento." ma:contentTypeScope="" ma:versionID="e4c9e5a511fbaffd8485e537f9595e10">
-  <xsd:schema xmlns:xsd="http://www.w3.org/2001/XMLSchema" xmlns:xs="http://www.w3.org/2001/XMLSchema" xmlns:p="http://schemas.microsoft.com/office/2006/metadata/properties" xmlns:ns2="a70d3c18-0869-45a1-9f75-4b4b8f0f32be" xmlns:ns3="adccf511-daff-4bcb-9072-914cedbf4c7e" targetNamespace="http://schemas.microsoft.com/office/2006/metadata/properties" ma:root="true" ma:fieldsID="bbeeb7fdd5dcda06cd18867ba2c601ed" ns2:_="" ns3:_="">
+<p:properties xmlns:p="http://schemas.microsoft.com/office/2006/metadata/properties" xmlns:xsi="http://www.w3.org/2001/XMLSchema-instance" xmlns:pc="http://schemas.microsoft.com/office/infopath/2007/PartnerControls">
+  <documentManagement>
+    <TaxCatchAll xmlns="adccf511-daff-4bcb-9072-914cedbf4c7e" xsi:nil="true"/>
+    <lcf76f155ced4ddcb4097134ff3c332f xmlns="a70d3c18-0869-45a1-9f75-4b4b8f0f32be">
+      <Terms xmlns="http://schemas.microsoft.com/office/infopath/2007/PartnerControls"/>
+    </lcf76f155ced4ddcb4097134ff3c332f>
+  </documentManagement>
+</p:properties>
+</file>
+
+<file path=customXml/item2.xml><?xml version="1.0" encoding="utf-8"?>
+<b:Sources xmlns:b="http://schemas.openxmlformats.org/officeDocument/2006/bibliography" xmlns="http://schemas.openxmlformats.org/officeDocument/2006/bibliography" SelectedStyle="\APASixthEditionOfficeOnline.xsl" StyleName="APA" Version="6"/>
+</file>
+
+<file path=customXml/item3.xml><?xml version="1.0" encoding="utf-8"?>
+<ct:contentTypeSchema xmlns:ct="http://schemas.microsoft.com/office/2006/metadata/contentType" xmlns:ma="http://schemas.microsoft.com/office/2006/metadata/properties/metaAttributes" ct:_="" ma:_="" ma:contentTypeName="Documento" ma:contentTypeID="0x010100FC2B1768DD5A774EB396CCAB0DE361C1" ma:contentTypeVersion="12" ma:contentTypeDescription="Crear nuevo documento." ma:contentTypeScope="" ma:versionID="73bbb3c317121ea3087ce0564dba81cf">
+  <xsd:schema xmlns:xsd="http://www.w3.org/2001/XMLSchema" xmlns:xs="http://www.w3.org/2001/XMLSchema" xmlns:p="http://schemas.microsoft.com/office/2006/metadata/properties" xmlns:ns2="a70d3c18-0869-45a1-9f75-4b4b8f0f32be" xmlns:ns3="adccf511-daff-4bcb-9072-914cedbf4c7e" targetNamespace="http://schemas.microsoft.com/office/2006/metadata/properties" ma:root="true" ma:fieldsID="89b5199a66abea40ca7ec6b263fc5e35" ns2:_="" ns3:_="">
     <xsd:import namespace="a70d3c18-0869-45a1-9f75-4b4b8f0f32be"/>
     <xsd:import namespace="adccf511-daff-4bcb-9072-914cedbf4c7e"/>
     <xsd:element name="properties">
@@ -47538,6 +47271,7 @@
                 <xsd:element ref="ns2:lcf76f155ced4ddcb4097134ff3c332f" minOccurs="0"/>
                 <xsd:element ref="ns3:TaxCatchAll" minOccurs="0"/>
                 <xsd:element ref="ns2:MediaServiceOCR" minOccurs="0"/>
+                <xsd:element ref="ns2:MediaServiceBillingMetadata" minOccurs="0"/>
               </xsd:all>
             </xsd:complexType>
           </xsd:element>
@@ -47595,6 +47329,11 @@
         <xsd:restriction base="dms:Note">
           <xsd:maxLength value="255"/>
         </xsd:restriction>
+      </xsd:simpleType>
+    </xsd:element>
+    <xsd:element name="MediaServiceBillingMetadata" ma:index="19" nillable="true" ma:displayName="MediaServiceBillingMetadata" ma:hidden="true" ma:internalName="MediaServiceBillingMetadata" ma:readOnly="true">
+      <xsd:simpleType>
+        <xsd:restriction base="dms:Note"/>
       </xsd:simpleType>
     </xsd:element>
   </xsd:schema>
@@ -47712,7 +47451,7 @@
 </ct:contentTypeSchema>
 </file>
 
-<file path=customXml/item2.xml><?xml version="1.0" encoding="utf-8"?>
+<file path=customXml/item4.xml><?xml version="1.0" encoding="utf-8"?>
 <?mso-contentType ?>
 <FormTemplates xmlns="http://schemas.microsoft.com/sharepoint/v3/contenttype/forms">
   <Display>DocumentLibraryForm</Display>
@@ -47721,34 +47460,7 @@
 </FormTemplates>
 </file>
 
-<file path=customXml/item3.xml><?xml version="1.0" encoding="utf-8"?>
-<p:properties xmlns:p="http://schemas.microsoft.com/office/2006/metadata/properties" xmlns:xsi="http://www.w3.org/2001/XMLSchema-instance" xmlns:pc="http://schemas.microsoft.com/office/infopath/2007/PartnerControls">
-  <documentManagement>
-    <TaxCatchAll xmlns="adccf511-daff-4bcb-9072-914cedbf4c7e" xsi:nil="true"/>
-    <lcf76f155ced4ddcb4097134ff3c332f xmlns="a70d3c18-0869-45a1-9f75-4b4b8f0f32be">
-      <Terms xmlns="http://schemas.microsoft.com/office/infopath/2007/PartnerControls"/>
-    </lcf76f155ced4ddcb4097134ff3c332f>
-  </documentManagement>
-</p:properties>
-</file>
-
-<file path=customXml/item4.xml><?xml version="1.0" encoding="utf-8"?>
-<b:Sources xmlns:b="http://schemas.openxmlformats.org/officeDocument/2006/bibliography" xmlns="http://schemas.openxmlformats.org/officeDocument/2006/bibliography" SelectedStyle="\APASixthEditionOfficeOnline.xsl" StyleName="APA" Version="6"/>
-</file>
-
 <file path=customXml/itemProps1.xml><?xml version="1.0" encoding="utf-8"?>
-<ds:datastoreItem xmlns:ds="http://schemas.openxmlformats.org/officeDocument/2006/customXml" ds:itemID="{FB802EA0-E943-4EEA-8684-4D1C61E31012}"/>
-</file>
-
-<file path=customXml/itemProps2.xml><?xml version="1.0" encoding="utf-8"?>
-<ds:datastoreItem xmlns:ds="http://schemas.openxmlformats.org/officeDocument/2006/customXml" ds:itemID="{81CBDEC1-3B00-44ED-AD36-0268077980BA}">
-  <ds:schemaRefs>
-    <ds:schemaRef ds:uri="http://schemas.microsoft.com/sharepoint/v3/contenttype/forms"/>
-  </ds:schemaRefs>
-</ds:datastoreItem>
-</file>
-
-<file path=customXml/itemProps3.xml><?xml version="1.0" encoding="utf-8"?>
 <ds:datastoreItem xmlns:ds="http://schemas.openxmlformats.org/officeDocument/2006/customXml" ds:itemID="{6929C9FE-9F22-4B98-96EF-1B541B3BD0B2}">
   <ds:schemaRefs>
     <ds:schemaRef ds:uri="http://schemas.microsoft.com/office/2006/metadata/properties"/>
@@ -47759,10 +47471,22 @@
 </ds:datastoreItem>
 </file>
 
-<file path=customXml/itemProps4.xml><?xml version="1.0" encoding="utf-8"?>
+<file path=customXml/itemProps2.xml><?xml version="1.0" encoding="utf-8"?>
 <ds:datastoreItem xmlns:ds="http://schemas.openxmlformats.org/officeDocument/2006/customXml" ds:itemID="{E8AB44A3-7C62-4BD2-82ED-8ABC209970FA}">
   <ds:schemaRefs>
     <ds:schemaRef ds:uri="http://schemas.openxmlformats.org/officeDocument/2006/bibliography"/>
   </ds:schemaRefs>
 </ds:datastoreItem>
+</file>
+
+<file path=customXml/itemProps3.xml><?xml version="1.0" encoding="utf-8"?>
+<ds:datastoreItem xmlns:ds="http://schemas.openxmlformats.org/officeDocument/2006/customXml" ds:itemID="{3030611A-1BB0-4778-8667-FDF5E7EC07E6}"/>
+</file>
+
+<file path=customXml/itemProps4.xml><?xml version="1.0" encoding="utf-8"?>
+<ds:datastoreItem xmlns:ds="http://schemas.openxmlformats.org/officeDocument/2006/customXml" ds:itemID="{81CBDEC1-3B00-44ED-AD36-0268077980BA}">
+  <ds:schemaRefs>
+    <ds:schemaRef ds:uri="http://schemas.microsoft.com/sharepoint/v3/contenttype/forms"/>
+  </ds:schemaRefs>
+</ds:datastoreItem>
 </file>
--- a/fuentes/CFA2_12150024_DU.docx
+++ b/fuentes/CFA2_12150024_DU.docx
@@ -2464,27 +2464,17 @@
           <w:lang w:val="es-419"/>
         </w:rPr>
       </w:pPr>
-      <w:r>
-        <w:fldChar w:fldCharType="begin"/>
-      </w:r>
-      <w:r>
-        <w:instrText>HYPERLINK "https://youtu.be/pwHV6VfWyN0"</w:instrText>
-      </w:r>
-      <w:r>
-        <w:fldChar w:fldCharType="separate"/>
-      </w:r>
-      <w:r>
-        <w:rPr>
-          <w:rStyle w:val="Hipervnculo"/>
-          <w:b/>
-          <w:bCs/>
-          <w:lang w:val="es-419"/>
-        </w:rPr>
-        <w:t>Enlace de reproducción del video</w:t>
-      </w:r>
-      <w:r>
-        <w:fldChar w:fldCharType="end"/>
-      </w:r>
+      <w:hyperlink r:id="rId14" w:history="1">
+        <w:r>
+          <w:rPr>
+            <w:rStyle w:val="Hipervnculo"/>
+            <w:b/>
+            <w:bCs/>
+            <w:lang w:val="es-419"/>
+          </w:rPr>
+          <w:t>Enlace de reproducción del video</w:t>
+        </w:r>
+      </w:hyperlink>
       <w:r>
         <w:rPr>
           <w:b/>
@@ -2776,7 +2766,7 @@
                     <pic:cNvPicPr/>
                   </pic:nvPicPr>
                   <pic:blipFill>
-                    <a:blip r:embed="rId14"/>
+                    <a:blip r:embed="rId15"/>
                     <a:stretch>
                       <a:fillRect/>
                     </a:stretch>
@@ -3209,7 +3199,7 @@
                     <pic:cNvPicPr/>
                   </pic:nvPicPr>
                   <pic:blipFill>
-                    <a:blip r:embed="rId15"/>
+                    <a:blip r:embed="rId16"/>
                     <a:stretch>
                       <a:fillRect/>
                     </a:stretch>
@@ -4091,7 +4081,13 @@
       <w:bookmarkStart w:id="5" w:name="_Toc210639362"/>
       <w:r>
         <w:lastRenderedPageBreak/>
-        <w:t>Organización del almacén</w:t>
+        <w:t>Organización de</w:t>
+      </w:r>
+      <w:r>
+        <w:t xml:space="preserve"> </w:t>
+      </w:r>
+      <w:r>
+        <w:t>almacén</w:t>
       </w:r>
       <w:bookmarkEnd w:id="5"/>
     </w:p>
@@ -4154,9 +4150,17 @@
       </w:pPr>
       <w:r>
         <w:rPr>
+          <w:b/>
+          <w:bCs/>
           <w:lang w:eastAsia="es-CO"/>
         </w:rPr>
-        <w:t>La organización de almacén se refiere al diseño, disposición y gestión sistemática de los espacios, procesos y recursos dentro de un almacén para optimizar el flujo de bienes desde su recepción hasta su expedición. Contienen, agrupan y facilitan el manejo, transporte y almacenamiento de productos, garantizando su integridad durante la cadena de suministro.</w:t>
+        <w:t>Accesibilidad:</w:t>
+      </w:r>
+      <w:r>
+        <w:rPr>
+          <w:lang w:eastAsia="es-CO"/>
+        </w:rPr>
+        <w:t xml:space="preserve"> facilitar el movimiento rápido de productos.</w:t>
       </w:r>
     </w:p>
     <w:p>
@@ -4167,9 +4171,17 @@
       </w:pPr>
       <w:r>
         <w:rPr>
+          <w:b/>
+          <w:bCs/>
           <w:lang w:eastAsia="es-CO"/>
         </w:rPr>
-        <w:t>Accesibilidad: facilitar el movimiento rápido de productos.</w:t>
+        <w:t>Seguridad:</w:t>
+      </w:r>
+      <w:r>
+        <w:rPr>
+          <w:lang w:eastAsia="es-CO"/>
+        </w:rPr>
+        <w:t xml:space="preserve"> evitar daños a la mercancía y riesgos laborales.</w:t>
       </w:r>
     </w:p>
     <w:p>
@@ -4180,9 +4192,17 @@
       </w:pPr>
       <w:r>
         <w:rPr>
+          <w:b/>
+          <w:bCs/>
           <w:lang w:eastAsia="es-CO"/>
         </w:rPr>
-        <w:t>Seguridad: evitar daños a la mercancía y riesgos laborales.</w:t>
+        <w:t>Trazabilidad:</w:t>
+      </w:r>
+      <w:r>
+        <w:rPr>
+          <w:lang w:eastAsia="es-CO"/>
+        </w:rPr>
+        <w:t xml:space="preserve"> permitir el seguimiento preciso de los inventarios.</w:t>
       </w:r>
     </w:p>
     <w:p>
@@ -4193,9 +4213,17 @@
       </w:pPr>
       <w:r>
         <w:rPr>
+          <w:b/>
+          <w:bCs/>
           <w:lang w:eastAsia="es-CO"/>
         </w:rPr>
-        <w:t>Trazabilidad: permitir el seguimiento preciso de los inventarios.</w:t>
+        <w:t>Flexibilidad:</w:t>
+      </w:r>
+      <w:r>
+        <w:rPr>
+          <w:lang w:eastAsia="es-CO"/>
+        </w:rPr>
+        <w:t xml:space="preserve"> adaptarse a cambios en la demanda o nuevos productos.</w:t>
       </w:r>
     </w:p>
     <w:p>
@@ -4208,30 +4236,23 @@
         <w:rPr>
           <w:lang w:eastAsia="es-CO"/>
         </w:rPr>
-        <w:t>Flexibilidad: adaptarse a cambios en la demanda o nuevos productos.</w:t>
+        <w:t>En la actualidad, la organización de almacenes no solo implica ubicar productos en estantes, sino integrar sistemas de inteligencia artificial, robótica y análisis de datos para predecir demandas y optimizar espacios.</w:t>
       </w:r>
     </w:p>
     <w:p>
       <w:pPr>
-        <w:rPr>
-          <w:lang w:eastAsia="es-CO"/>
-        </w:rPr>
-      </w:pPr>
-      <w:r>
-        <w:rPr>
-          <w:lang w:eastAsia="es-CO"/>
-        </w:rPr>
+        <w:pStyle w:val="Ttulo2"/>
+      </w:pPr>
+      <w:bookmarkStart w:id="7" w:name="_Toc210639364"/>
+      <w:r>
         <w:lastRenderedPageBreak/>
-        <w:t>En la actualidad, la organización de almacenes no solo implica ubicar productos en estantes, sino integrar sistemas de inteligencia artificial, robótica y análisis de datos para predecir demandas y optimizar espacios.</w:t>
-      </w:r>
-    </w:p>
-    <w:p>
-      <w:pPr>
-        <w:pStyle w:val="Ttulo2"/>
-      </w:pPr>
-      <w:bookmarkStart w:id="7" w:name="_Toc210639364"/>
-      <w:r>
-        <w:t>2.2 Técnicas de planificación</w:t>
+        <w:t xml:space="preserve">2.2 Técnicas de </w:t>
+      </w:r>
+      <w:r>
+        <w:t>organiza</w:t>
+      </w:r>
+      <w:r>
+        <w:t>ción</w:t>
       </w:r>
       <w:bookmarkEnd w:id="7"/>
     </w:p>
@@ -4360,16 +4381,65 @@
       </w:r>
       <w:r>
         <w:rPr>
+          <w:lang w:val="es-419" w:eastAsia="es-CO"/>
+        </w:rPr>
+        <w:t>localización.</w:t>
+      </w:r>
+    </w:p>
+    <w:p>
+      <w:pPr>
+        <w:rPr>
           <w:b/>
           <w:bCs/>
           <w:lang w:val="es-419" w:eastAsia="es-CO"/>
         </w:rPr>
-        <w:t>localización.</w:t>
+      </w:pPr>
+      <w:r>
+        <w:rPr>
+          <w:b/>
+          <w:bCs/>
+          <w:lang w:val="es-419" w:eastAsia="es-CO"/>
+        </w:rPr>
+        <w:t>Almacenamiento según clase de movimiento o rotación</w:t>
+      </w:r>
+      <w:r>
+        <w:rPr>
+          <w:b/>
+          <w:bCs/>
+          <w:lang w:val="es-419" w:eastAsia="es-CO"/>
+        </w:rPr>
+        <w:tab/>
       </w:r>
     </w:p>
     <w:p>
       <w:pPr>
         <w:rPr>
+          <w:lang w:val="es-419" w:eastAsia="es-CO"/>
+        </w:rPr>
+      </w:pPr>
+      <w:r>
+        <w:rPr>
+          <w:lang w:val="es-419" w:eastAsia="es-CO"/>
+        </w:rPr>
+        <w:t xml:space="preserve">Los productos se ubican en función de la frecuencia con que son manipulados. Los de alta rotación se colocan en zonas de fácil acceso para agilizar el </w:t>
+      </w:r>
+      <w:r>
+        <w:rPr>
+          <w:rStyle w:val="Extranjerismo"/>
+          <w:lang w:val="es-419" w:eastAsia="es-CO"/>
+        </w:rPr>
+        <w:t>picking</w:t>
+      </w:r>
+      <w:r>
+        <w:rPr>
+          <w:lang w:val="es-419" w:eastAsia="es-CO"/>
+        </w:rPr>
+        <w:t xml:space="preserve"> y la expedición.</w:t>
+      </w:r>
+    </w:p>
+    <w:p>
+      <w:pPr>
+        <w:rPr>
           <w:b/>
           <w:bCs/>
           <w:lang w:val="es-419" w:eastAsia="es-CO"/>
@@ -4381,58 +4451,7 @@
           <w:bCs/>
           <w:lang w:val="es-419" w:eastAsia="es-CO"/>
         </w:rPr>
-        <w:t>Almacenamiento según clase de movimiento o rotación</w:t>
-      </w:r>
-      <w:r>
-        <w:rPr>
-          <w:b/>
-          <w:bCs/>
-          <w:lang w:val="es-419" w:eastAsia="es-CO"/>
-        </w:rPr>
-        <w:tab/>
-      </w:r>
-    </w:p>
-    <w:p>
-      <w:pPr>
-        <w:rPr>
-          <w:lang w:val="es-419" w:eastAsia="es-CO"/>
-        </w:rPr>
-      </w:pPr>
-      <w:r>
-        <w:rPr>
-          <w:lang w:val="es-419" w:eastAsia="es-CO"/>
-        </w:rPr>
         <w:lastRenderedPageBreak/>
-        <w:t xml:space="preserve">Los productos se ubican en función de la frecuencia con que son manipulados. Los de alta rotación se colocan en zonas de fácil acceso para agilizar el </w:t>
-      </w:r>
-      <w:r>
-        <w:rPr>
-          <w:rStyle w:val="Extranjerismo"/>
-          <w:lang w:val="es-419" w:eastAsia="es-CO"/>
-        </w:rPr>
-        <w:t>picking</w:t>
-      </w:r>
-      <w:r>
-        <w:rPr>
-          <w:lang w:val="es-419" w:eastAsia="es-CO"/>
-        </w:rPr>
-        <w:t xml:space="preserve"> y la expedición.</w:t>
-      </w:r>
-    </w:p>
-    <w:p>
-      <w:pPr>
-        <w:rPr>
-          <w:b/>
-          <w:bCs/>
-          <w:lang w:val="es-419" w:eastAsia="es-CO"/>
-        </w:rPr>
-      </w:pPr>
-      <w:r>
-        <w:rPr>
-          <w:b/>
-          <w:bCs/>
-          <w:lang w:val="es-419" w:eastAsia="es-CO"/>
-        </w:rPr>
         <w:t>Técnicas FIFO, LIFO y FEFO</w:t>
       </w:r>
     </w:p>
@@ -4566,20 +4585,38 @@
     <w:p>
       <w:pPr>
         <w:rPr>
-          <w:lang w:val="es-419" w:eastAsia="es-CO"/>
-        </w:rPr>
-      </w:pPr>
-      <w:r>
-        <w:rPr>
-          <w:lang w:val="es-419" w:eastAsia="es-CO"/>
-        </w:rPr>
-        <w:t>Estanterías selectivas.</w:t>
-      </w:r>
-      <w:r>
-        <w:rPr>
+          <w:b/>
+          <w:bCs/>
+          <w:lang w:val="es-419" w:eastAsia="es-CO"/>
+        </w:rPr>
+      </w:pPr>
+      <w:r>
+        <w:rPr>
+          <w:b/>
+          <w:bCs/>
+          <w:lang w:val="es-419" w:eastAsia="es-CO"/>
+        </w:rPr>
+        <w:t>Estanterías selectivas</w:t>
+      </w:r>
+      <w:r>
+        <w:rPr>
+          <w:b/>
+          <w:bCs/>
           <w:lang w:val="es-419" w:eastAsia="es-CO"/>
         </w:rPr>
         <w:tab/>
+      </w:r>
+    </w:p>
+    <w:p>
+      <w:pPr>
+        <w:rPr>
+          <w:lang w:val="es-419" w:eastAsia="es-CO"/>
+        </w:rPr>
+      </w:pPr>
+      <w:r>
+        <w:rPr>
+          <w:lang w:val="es-419" w:eastAsia="es-CO"/>
+        </w:rPr>
         <w:t>Sistema versátil y común que permite acceso directo a cada palé o producto, con opciones de simple o doble profundidad</w:t>
       </w:r>
     </w:p>
@@ -4668,7 +4705,6 @@
           <w:bCs/>
           <w:lang w:val="es-419" w:eastAsia="es-CO"/>
         </w:rPr>
-        <w:lastRenderedPageBreak/>
         <w:t>Almacenamiento en entresuelo</w:t>
       </w:r>
     </w:p>
@@ -4682,6 +4718,7 @@
         <w:rPr>
           <w:lang w:val="es-419" w:eastAsia="es-CO"/>
         </w:rPr>
+        <w:lastRenderedPageBreak/>
         <w:t>Divide el almacén en dos niveles para optimizar espacio, requiriendo atención a la seguridad y manejo mecánico.</w:t>
       </w:r>
     </w:p>
@@ -4930,7 +4967,6 @@
           <w:bCs/>
           <w:lang w:val="es-419" w:eastAsia="es-CO"/>
         </w:rPr>
-        <w:lastRenderedPageBreak/>
         <w:t>Shitsuke</w:t>
       </w:r>
       <w:r>
@@ -4962,6 +4998,7 @@
           <w:bCs/>
           <w:lang w:val="es-419" w:eastAsia="es-CO"/>
         </w:rPr>
+        <w:lastRenderedPageBreak/>
         <w:t>Rotulación y señalización clara</w:t>
       </w:r>
     </w:p>
@@ -5488,10 +5525,10 @@
           <w:lang w:val="es-419" w:eastAsia="es-CO"/>
         </w:rPr>
         <w:drawing>
-          <wp:inline distT="0" distB="0" distL="0" distR="0" wp14:anchorId="748E619A" wp14:editId="7C45AF6D">
-            <wp:extent cx="5491738" cy="2292630"/>
-            <wp:effectExtent l="0" t="0" r="0" b="6350"/>
-            <wp:docPr id="2116641849" name="Imagen 1" descr="La figura 3 presenta los principales tipos de programación de almacén: por órdenes de pedido, por rutas de picking, por oleadas, en tiempo real y por turnos, cada uno con criterios y aplicaciones específicas según el tipo de operación."/>
+          <wp:inline distT="0" distB="0" distL="0" distR="0" wp14:anchorId="5C87BB3B" wp14:editId="09C76417">
+            <wp:extent cx="5385998" cy="2239305"/>
+            <wp:effectExtent l="0" t="0" r="0" b="0"/>
+            <wp:docPr id="157173707" name="Gráfico 4" descr="La figura 3 presenta los principales tipos de programación de almacén: por órdenes de pedido, por rutas de picking, por oleadas, en tiempo real y por turnos, cada uno con criterios y aplicaciones específicas según el tipo de operación."/>
             <wp:cNvGraphicFramePr>
               <a:graphicFrameLocks xmlns:a="http://schemas.openxmlformats.org/drawingml/2006/main" noChangeAspect="1"/>
             </wp:cNvGraphicFramePr>
@@ -5499,11 +5536,17 @@
               <a:graphicData uri="http://schemas.openxmlformats.org/drawingml/2006/picture">
                 <pic:pic xmlns:pic="http://schemas.openxmlformats.org/drawingml/2006/picture">
                   <pic:nvPicPr>
-                    <pic:cNvPr id="2116641849" name="Imagen 1" descr="La figura 3 presenta los principales tipos de programación de almacén: por órdenes de pedido, por rutas de picking, por oleadas, en tiempo real y por turnos, cada uno con criterios y aplicaciones específicas según el tipo de operación."/>
+                    <pic:cNvPr id="157173707" name="Gráfico 4" descr="La figura 3 presenta los principales tipos de programación de almacén: por órdenes de pedido, por rutas de picking, por oleadas, en tiempo real y por turnos, cada uno con criterios y aplicaciones específicas según el tipo de operación."/>
                     <pic:cNvPicPr/>
                   </pic:nvPicPr>
                   <pic:blipFill>
-                    <a:blip r:embed="rId16"/>
+                    <a:blip r:embed="rId17">
+                      <a:extLst>
+                        <a:ext uri="{96DAC541-7B7A-43D3-8B79-37D633B846F1}">
+                          <asvg:svgBlip xmlns:asvg="http://schemas.microsoft.com/office/drawing/2016/SVG/main" r:embed="rId18"/>
+                        </a:ext>
+                      </a:extLst>
+                    </a:blip>
                     <a:stretch>
                       <a:fillRect/>
                     </a:stretch>
@@ -5511,7 +5554,7 @@
                   <pic:spPr>
                     <a:xfrm>
                       <a:off x="0" y="0"/>
-                      <a:ext cx="5536705" cy="2311402"/>
+                      <a:ext cx="5406084" cy="2247656"/>
                     </a:xfrm>
                     <a:prstGeom prst="rect">
                       <a:avLst/>
@@ -5997,16 +6040,12 @@
             <w:r>
               <w:rPr>
                 <w:rFonts w:eastAsia="Times New Roman" w:cs="Calibri"/>
+                <w:b/>
+                <w:bCs/>
                 <w:color w:val="000000" w:themeColor="text1"/>
                 <w:szCs w:val="28"/>
               </w:rPr>
-              <w:t>Situación: el operario recoge 5 ítems en un almacén de 10x10 m.</w:t>
-            </w:r>
-            <w:r>
-              <w:rPr>
-                <w:szCs w:val="28"/>
-              </w:rPr>
-              <w:br/>
+              <w:t>Situación:</w:t>
             </w:r>
             <w:r>
               <w:rPr>
@@ -6014,6 +6053,22 @@
                 <w:color w:val="000000" w:themeColor="text1"/>
                 <w:szCs w:val="28"/>
               </w:rPr>
+              <w:t xml:space="preserve"> el operario recoge 5 ítems en un almacén de 10x10 m.</w:t>
+            </w:r>
+            <w:r>
+              <w:rPr>
+                <w:szCs w:val="28"/>
+              </w:rPr>
+              <w:br/>
+            </w:r>
+            <w:r>
+              <w:rPr>
+                <w:rFonts w:eastAsia="Times New Roman" w:cs="Calibri"/>
+                <w:b/>
+                <w:bCs/>
+                <w:color w:val="000000" w:themeColor="text1"/>
+                <w:szCs w:val="28"/>
+              </w:rPr>
               <w:t>Cálculo:</w:t>
             </w:r>
             <w:r>
@@ -6039,10 +6094,12 @@
             <w:r>
               <w:rPr>
                 <w:rFonts w:eastAsia="Times New Roman" w:cs="Calibri"/>
+                <w:b/>
+                <w:bCs/>
                 <w:color w:val="000000" w:themeColor="text1"/>
                 <w:szCs w:val="28"/>
               </w:rPr>
-              <w:t xml:space="preserve">Ruta actual: A1 → B1 → C2 → D3 → </w:t>
+              <w:t>Ruta actual:</w:t>
             </w:r>
             <w:r>
               <w:rPr>
@@ -6050,6 +6107,14 @@
                 <w:color w:val="000000" w:themeColor="text1"/>
                 <w:szCs w:val="28"/>
               </w:rPr>
+              <w:t xml:space="preserve"> A1 → B1 → C2 → D3 → </w:t>
+            </w:r>
+            <w:r>
+              <w:rPr>
+                <w:rFonts w:eastAsia="Times New Roman" w:cs="Calibri"/>
+                <w:color w:val="000000" w:themeColor="text1"/>
+                <w:szCs w:val="28"/>
+              </w:rPr>
               <w:lastRenderedPageBreak/>
               <w:t>E3 (serpenteo)</w:t>
             </w:r>
@@ -6076,16 +6141,12 @@
             <w:r>
               <w:rPr>
                 <w:rFonts w:eastAsia="Times New Roman" w:cs="Calibri"/>
+                <w:b/>
+                <w:bCs/>
                 <w:color w:val="000000" w:themeColor="text1"/>
                 <w:szCs w:val="28"/>
               </w:rPr>
-              <w:t>A1-B1: √[(8-2)² + (2-2)²] = 6 m</w:t>
-            </w:r>
-            <w:r>
-              <w:rPr>
-                <w:szCs w:val="28"/>
-              </w:rPr>
-              <w:br/>
+              <w:t>A1-B1</w:t>
             </w:r>
             <w:r>
               <w:rPr>
@@ -6093,13 +6154,23 @@
                 <w:color w:val="000000" w:themeColor="text1"/>
                 <w:szCs w:val="28"/>
               </w:rPr>
-              <w:t>B1-C2: √[(5-8)² + (5-2)²] = 4.24 m</w:t>
+              <w:t>: √[(8-2)² + (2-2)²] = 6 m</w:t>
             </w:r>
             <w:r>
               <w:rPr>
                 <w:szCs w:val="28"/>
               </w:rPr>
               <w:br/>
+            </w:r>
+            <w:r>
+              <w:rPr>
+                <w:rFonts w:eastAsia="Times New Roman" w:cs="Calibri"/>
+                <w:b/>
+                <w:bCs/>
+                <w:color w:val="000000" w:themeColor="text1"/>
+                <w:szCs w:val="28"/>
+              </w:rPr>
+              <w:t>B1-C2</w:t>
             </w:r>
             <w:r>
               <w:rPr>
@@ -6107,13 +6178,23 @@
                 <w:color w:val="000000" w:themeColor="text1"/>
                 <w:szCs w:val="28"/>
               </w:rPr>
-              <w:t>C2-D3: √[(2-5)² + (8-5)²] = 4.24 m</w:t>
+              <w:t>: √[(5-8)² + (5-2)²] = 4.24 m</w:t>
             </w:r>
             <w:r>
               <w:rPr>
                 <w:szCs w:val="28"/>
               </w:rPr>
               <w:br/>
+            </w:r>
+            <w:r>
+              <w:rPr>
+                <w:rFonts w:eastAsia="Times New Roman" w:cs="Calibri"/>
+                <w:b/>
+                <w:bCs/>
+                <w:color w:val="000000" w:themeColor="text1"/>
+                <w:szCs w:val="28"/>
+              </w:rPr>
+              <w:t>C2-D3:</w:t>
             </w:r>
             <w:r>
               <w:rPr>
@@ -6121,13 +6202,23 @@
                 <w:color w:val="000000" w:themeColor="text1"/>
                 <w:szCs w:val="28"/>
               </w:rPr>
-              <w:t>D3-E3: √[(8-2)² + (8-8)²] = 6 m</w:t>
+              <w:t xml:space="preserve"> √[(2-5)² + (8-5)²] = 4.24 m</w:t>
             </w:r>
             <w:r>
               <w:rPr>
                 <w:szCs w:val="28"/>
               </w:rPr>
               <w:br/>
+            </w:r>
+            <w:r>
+              <w:rPr>
+                <w:rFonts w:eastAsia="Times New Roman" w:cs="Calibri"/>
+                <w:b/>
+                <w:bCs/>
+                <w:color w:val="000000" w:themeColor="text1"/>
+                <w:szCs w:val="28"/>
+              </w:rPr>
+              <w:t>D3-E3</w:t>
             </w:r>
             <w:r>
               <w:rPr>
@@ -6135,7 +6226,31 @@
                 <w:color w:val="000000" w:themeColor="text1"/>
                 <w:szCs w:val="28"/>
               </w:rPr>
-              <w:t>Total: 6 + 4.24 + 4.24 + 6 = 20.48 m</w:t>
+              <w:t>: √[(8-2)² + (8-8)²] = 6 m</w:t>
+            </w:r>
+            <w:r>
+              <w:rPr>
+                <w:szCs w:val="28"/>
+              </w:rPr>
+              <w:br/>
+            </w:r>
+            <w:r>
+              <w:rPr>
+                <w:rFonts w:eastAsia="Times New Roman" w:cs="Calibri"/>
+                <w:b/>
+                <w:bCs/>
+                <w:color w:val="000000" w:themeColor="text1"/>
+                <w:szCs w:val="28"/>
+              </w:rPr>
+              <w:t>Total</w:t>
+            </w:r>
+            <w:r>
+              <w:rPr>
+                <w:rFonts w:eastAsia="Times New Roman" w:cs="Calibri"/>
+                <w:color w:val="000000" w:themeColor="text1"/>
+                <w:szCs w:val="28"/>
+              </w:rPr>
+              <w:t>: 6 + 4.24 + 4.24 + 6 = 20.48 m</w:t>
             </w:r>
           </w:p>
         </w:tc>
@@ -6281,16 +6396,12 @@
             <w:r>
               <w:rPr>
                 <w:rFonts w:eastAsia="Times New Roman" w:cs="Calibri"/>
+                <w:b/>
+                <w:bCs/>
                 <w:color w:val="000000" w:themeColor="text1"/>
                 <w:szCs w:val="28"/>
               </w:rPr>
-              <w:t>Situación: el operario recoge 5 ítems en un almacén de 10x10 m.</w:t>
-            </w:r>
-            <w:r>
-              <w:rPr>
-                <w:szCs w:val="28"/>
-              </w:rPr>
-              <w:br/>
+              <w:t>Situación:</w:t>
             </w:r>
             <w:r>
               <w:rPr>
@@ -6298,6 +6409,22 @@
                 <w:color w:val="000000" w:themeColor="text1"/>
                 <w:szCs w:val="28"/>
               </w:rPr>
+              <w:t xml:space="preserve"> el operario recoge 5 ítems en un almacén de 10x10 m.</w:t>
+            </w:r>
+            <w:r>
+              <w:rPr>
+                <w:szCs w:val="28"/>
+              </w:rPr>
+              <w:br/>
+            </w:r>
+            <w:r>
+              <w:rPr>
+                <w:rFonts w:eastAsia="Times New Roman" w:cs="Calibri"/>
+                <w:b/>
+                <w:bCs/>
+                <w:color w:val="000000" w:themeColor="text1"/>
+                <w:szCs w:val="28"/>
+              </w:rPr>
               <w:t>Cálculo:</w:t>
             </w:r>
             <w:r>
@@ -6323,16 +6450,12 @@
             <w:r>
               <w:rPr>
                 <w:rFonts w:eastAsia="Times New Roman" w:cs="Calibri"/>
+                <w:b/>
+                <w:bCs/>
                 <w:color w:val="000000" w:themeColor="text1"/>
                 <w:szCs w:val="28"/>
               </w:rPr>
-              <w:t>Ruta actual: A1 → B1 → C2 → D3 → E3 (serpenteo)</w:t>
-            </w:r>
-            <w:r>
-              <w:rPr>
-                <w:szCs w:val="28"/>
-              </w:rPr>
-              <w:br/>
+              <w:t>Ruta actual:</w:t>
             </w:r>
             <w:r>
               <w:rPr>
@@ -6340,7 +6463,7 @@
                 <w:color w:val="000000" w:themeColor="text1"/>
                 <w:szCs w:val="28"/>
               </w:rPr>
-              <w:t>Distancia calculada con teorema de Pitágoras entre puntos:</w:t>
+              <w:t xml:space="preserve"> A1 → B1 → C2 → D3 → E3 (serpenteo)</w:t>
             </w:r>
             <w:r>
               <w:rPr>
@@ -6354,13 +6477,23 @@
                 <w:color w:val="000000" w:themeColor="text1"/>
                 <w:szCs w:val="28"/>
               </w:rPr>
-              <w:t>A1-B1: √[(8-2)² + (2-2)²] = 6 m</w:t>
+              <w:t>Distancia calculada con teorema de Pitágoras entre puntos:</w:t>
             </w:r>
             <w:r>
               <w:rPr>
                 <w:szCs w:val="28"/>
               </w:rPr>
               <w:br/>
+            </w:r>
+            <w:r>
+              <w:rPr>
+                <w:rFonts w:eastAsia="Times New Roman" w:cs="Calibri"/>
+                <w:b/>
+                <w:bCs/>
+                <w:color w:val="000000" w:themeColor="text1"/>
+                <w:szCs w:val="28"/>
+              </w:rPr>
+              <w:t>A1-B1:</w:t>
             </w:r>
             <w:r>
               <w:rPr>
@@ -6368,13 +6501,23 @@
                 <w:color w:val="000000" w:themeColor="text1"/>
                 <w:szCs w:val="28"/>
               </w:rPr>
-              <w:t>B1-C2: √[(5-8)² + (5-2)²] = 4.24 m</w:t>
+              <w:t xml:space="preserve"> √[(8-2)² + (2-2)²] = 6 m</w:t>
             </w:r>
             <w:r>
               <w:rPr>
                 <w:szCs w:val="28"/>
               </w:rPr>
               <w:br/>
+            </w:r>
+            <w:r>
+              <w:rPr>
+                <w:rFonts w:eastAsia="Times New Roman" w:cs="Calibri"/>
+                <w:b/>
+                <w:bCs/>
+                <w:color w:val="000000" w:themeColor="text1"/>
+                <w:szCs w:val="28"/>
+              </w:rPr>
+              <w:t>B1-C2:</w:t>
             </w:r>
             <w:r>
               <w:rPr>
@@ -6382,13 +6525,23 @@
                 <w:color w:val="000000" w:themeColor="text1"/>
                 <w:szCs w:val="28"/>
               </w:rPr>
-              <w:t>C2-D3: √[(2-5)² + (8-5)²] = 4.24 m</w:t>
+              <w:t xml:space="preserve"> √[(5-8)² + (5-2)²] = 4.24 m</w:t>
             </w:r>
             <w:r>
               <w:rPr>
                 <w:szCs w:val="28"/>
               </w:rPr>
               <w:br/>
+            </w:r>
+            <w:r>
+              <w:rPr>
+                <w:rFonts w:eastAsia="Times New Roman" w:cs="Calibri"/>
+                <w:b/>
+                <w:bCs/>
+                <w:color w:val="000000" w:themeColor="text1"/>
+                <w:szCs w:val="28"/>
+              </w:rPr>
+              <w:t>C2-D3</w:t>
             </w:r>
             <w:r>
               <w:rPr>
@@ -6396,13 +6549,23 @@
                 <w:color w:val="000000" w:themeColor="text1"/>
                 <w:szCs w:val="28"/>
               </w:rPr>
-              <w:t>D3-E3: √[(8-2)² + (8-8)²] = 6 m</w:t>
+              <w:t>: √[(2-5)² + (8-5)²] = 4.24 m</w:t>
             </w:r>
             <w:r>
               <w:rPr>
                 <w:szCs w:val="28"/>
               </w:rPr>
               <w:br/>
+            </w:r>
+            <w:r>
+              <w:rPr>
+                <w:rFonts w:eastAsia="Times New Roman" w:cs="Calibri"/>
+                <w:b/>
+                <w:bCs/>
+                <w:color w:val="000000" w:themeColor="text1"/>
+                <w:szCs w:val="28"/>
+              </w:rPr>
+              <w:t>D3-E3</w:t>
             </w:r>
             <w:r>
               <w:rPr>
@@ -6410,7 +6573,31 @@
                 <w:color w:val="000000" w:themeColor="text1"/>
                 <w:szCs w:val="28"/>
               </w:rPr>
-              <w:t>Total: 6 + 4.24 + 4.24 + 6 = 20.48 m</w:t>
+              <w:t>: √[(8-2)² + (8-8)²] = 6 m</w:t>
+            </w:r>
+            <w:r>
+              <w:rPr>
+                <w:szCs w:val="28"/>
+              </w:rPr>
+              <w:br/>
+            </w:r>
+            <w:r>
+              <w:rPr>
+                <w:rFonts w:eastAsia="Times New Roman" w:cs="Calibri"/>
+                <w:b/>
+                <w:bCs/>
+                <w:color w:val="000000" w:themeColor="text1"/>
+                <w:szCs w:val="28"/>
+              </w:rPr>
+              <w:t>Total:</w:t>
+            </w:r>
+            <w:r>
+              <w:rPr>
+                <w:rFonts w:eastAsia="Times New Roman" w:cs="Calibri"/>
+                <w:color w:val="000000" w:themeColor="text1"/>
+                <w:szCs w:val="28"/>
+              </w:rPr>
+              <w:t xml:space="preserve"> 6 + 4.24 + 4.24 + 6 = 20.48 m</w:t>
             </w:r>
           </w:p>
         </w:tc>
@@ -6619,16 +6806,12 @@
             <w:r>
               <w:rPr>
                 <w:rFonts w:eastAsia="Times New Roman" w:cs="Calibri"/>
+                <w:b/>
+                <w:bCs/>
                 <w:color w:val="000000" w:themeColor="text1"/>
                 <w:szCs w:val="28"/>
               </w:rPr>
-              <w:t>Situación: el operario recoge 5 ítems en un almacén de 10x10 m.</w:t>
-            </w:r>
-            <w:r>
-              <w:rPr>
-                <w:szCs w:val="28"/>
-              </w:rPr>
-              <w:br/>
+              <w:t>Situación</w:t>
             </w:r>
             <w:r>
               <w:rPr>
@@ -6636,6 +6819,22 @@
                 <w:color w:val="000000" w:themeColor="text1"/>
                 <w:szCs w:val="28"/>
               </w:rPr>
+              <w:t>: el operario recoge 5 ítems en un almacén de 10x10 m.</w:t>
+            </w:r>
+            <w:r>
+              <w:rPr>
+                <w:szCs w:val="28"/>
+              </w:rPr>
+              <w:br/>
+            </w:r>
+            <w:r>
+              <w:rPr>
+                <w:rFonts w:eastAsia="Times New Roman" w:cs="Calibri"/>
+                <w:b/>
+                <w:bCs/>
+                <w:color w:val="000000" w:themeColor="text1"/>
+                <w:szCs w:val="28"/>
+              </w:rPr>
               <w:t>Cálculo:</w:t>
             </w:r>
             <w:r>
@@ -6643,6 +6842,16 @@
                 <w:szCs w:val="28"/>
               </w:rPr>
               <w:br/>
+            </w:r>
+            <w:r>
+              <w:rPr>
+                <w:rFonts w:eastAsia="Times New Roman" w:cs="Calibri"/>
+                <w:b/>
+                <w:bCs/>
+                <w:color w:val="000000" w:themeColor="text1"/>
+                <w:szCs w:val="28"/>
+              </w:rPr>
+              <w:t>Ubicaciones:</w:t>
             </w:r>
             <w:r>
               <w:rPr>
@@ -6650,13 +6859,23 @@
                 <w:color w:val="000000" w:themeColor="text1"/>
                 <w:szCs w:val="28"/>
               </w:rPr>
-              <w:t>Ubicaciones: A1(2,2), B1(8,2), C2(5,5), D3(2,8), E3(8,8)</w:t>
+              <w:t xml:space="preserve"> A1(2,2), B1(8,2), C2(5,5), D3(2,8), E3(8,8)</w:t>
             </w:r>
             <w:r>
               <w:rPr>
                 <w:szCs w:val="28"/>
               </w:rPr>
               <w:br/>
+            </w:r>
+            <w:r>
+              <w:rPr>
+                <w:rFonts w:eastAsia="Times New Roman" w:cs="Calibri"/>
+                <w:b/>
+                <w:bCs/>
+                <w:color w:val="000000" w:themeColor="text1"/>
+                <w:szCs w:val="28"/>
+              </w:rPr>
+              <w:t>Ruta actual:</w:t>
             </w:r>
             <w:r>
               <w:rPr>
@@ -6664,7 +6883,7 @@
                 <w:color w:val="000000" w:themeColor="text1"/>
                 <w:szCs w:val="28"/>
               </w:rPr>
-              <w:t>Ruta actual: A1 → B1 → C2 → D3 → E3 (serpenteo)</w:t>
+              <w:t xml:space="preserve"> A1 → B1 → C2 → D3 → E3 (serpenteo)</w:t>
             </w:r>
             <w:r>
               <w:rPr>
@@ -6689,16 +6908,12 @@
             <w:r>
               <w:rPr>
                 <w:rFonts w:eastAsia="Times New Roman" w:cs="Calibri"/>
+                <w:b/>
+                <w:bCs/>
                 <w:color w:val="000000" w:themeColor="text1"/>
                 <w:szCs w:val="28"/>
               </w:rPr>
-              <w:t>A1-B1: √[(8-2)² + (2-2)²] = 6 m</w:t>
-            </w:r>
-            <w:r>
-              <w:rPr>
-                <w:szCs w:val="28"/>
-              </w:rPr>
-              <w:br/>
+              <w:t>A1-B1</w:t>
             </w:r>
             <w:r>
               <w:rPr>
@@ -6706,13 +6921,23 @@
                 <w:color w:val="000000" w:themeColor="text1"/>
                 <w:szCs w:val="28"/>
               </w:rPr>
-              <w:t>B1-C2: √[(5-8)² + (5-2)²] = 4.24 m</w:t>
+              <w:t>: √[(8-2)² + (2-2)²] = 6 m</w:t>
             </w:r>
             <w:r>
               <w:rPr>
                 <w:szCs w:val="28"/>
               </w:rPr>
               <w:br/>
+            </w:r>
+            <w:r>
+              <w:rPr>
+                <w:rFonts w:eastAsia="Times New Roman" w:cs="Calibri"/>
+                <w:b/>
+                <w:bCs/>
+                <w:color w:val="000000" w:themeColor="text1"/>
+                <w:szCs w:val="28"/>
+              </w:rPr>
+              <w:t>B1-C2:</w:t>
             </w:r>
             <w:r>
               <w:rPr>
@@ -6720,13 +6945,23 @@
                 <w:color w:val="000000" w:themeColor="text1"/>
                 <w:szCs w:val="28"/>
               </w:rPr>
-              <w:t>C2-D3: √[(2-5)² + (8-5)²] = 4.24 m</w:t>
+              <w:t xml:space="preserve"> √[(5-8)² + (5-2)²] = 4.24 m</w:t>
             </w:r>
             <w:r>
               <w:rPr>
                 <w:szCs w:val="28"/>
               </w:rPr>
               <w:br/>
+            </w:r>
+            <w:r>
+              <w:rPr>
+                <w:rFonts w:eastAsia="Times New Roman" w:cs="Calibri"/>
+                <w:b/>
+                <w:bCs/>
+                <w:color w:val="000000" w:themeColor="text1"/>
+                <w:szCs w:val="28"/>
+              </w:rPr>
+              <w:t>C2-D3</w:t>
             </w:r>
             <w:r>
               <w:rPr>
@@ -6734,13 +6969,23 @@
                 <w:color w:val="000000" w:themeColor="text1"/>
                 <w:szCs w:val="28"/>
               </w:rPr>
-              <w:t>D3-E3: √[(8-2)² + (8-8)²] = 6 m</w:t>
+              <w:t>: √[(2-5)² + (8-5)²] = 4.24 m</w:t>
             </w:r>
             <w:r>
               <w:rPr>
                 <w:szCs w:val="28"/>
               </w:rPr>
               <w:br/>
+            </w:r>
+            <w:r>
+              <w:rPr>
+                <w:rFonts w:eastAsia="Times New Roman" w:cs="Calibri"/>
+                <w:b/>
+                <w:bCs/>
+                <w:color w:val="000000" w:themeColor="text1"/>
+                <w:szCs w:val="28"/>
+              </w:rPr>
+              <w:t>D3-E3</w:t>
             </w:r>
             <w:r>
               <w:rPr>
@@ -6748,7 +6993,31 @@
                 <w:color w:val="000000" w:themeColor="text1"/>
                 <w:szCs w:val="28"/>
               </w:rPr>
-              <w:t>Total: 6 + 4.24 + 4.24 + 6 = 20.48 m</w:t>
+              <w:t>: √[(8-2)² + (8-8)²] = 6 m</w:t>
+            </w:r>
+            <w:r>
+              <w:rPr>
+                <w:szCs w:val="28"/>
+              </w:rPr>
+              <w:br/>
+            </w:r>
+            <w:r>
+              <w:rPr>
+                <w:rFonts w:eastAsia="Times New Roman" w:cs="Calibri"/>
+                <w:b/>
+                <w:bCs/>
+                <w:color w:val="000000" w:themeColor="text1"/>
+                <w:szCs w:val="28"/>
+              </w:rPr>
+              <w:t xml:space="preserve">Total: </w:t>
+            </w:r>
+            <w:r>
+              <w:rPr>
+                <w:rFonts w:eastAsia="Times New Roman" w:cs="Calibri"/>
+                <w:color w:val="000000" w:themeColor="text1"/>
+                <w:szCs w:val="28"/>
+              </w:rPr>
+              <w:t>6 + 4.24 + 4.24 + 6 = 20.48 m</w:t>
             </w:r>
           </w:p>
         </w:tc>
@@ -7918,7 +8187,23 @@
                 <w:szCs w:val="28"/>
               </w:rPr>
               <w:br/>
-              <w:t>Ahorro estimado: 28% vs rutas aleatorias.</w:t>
+              <w:t>Ahorro estimado: 28</w:t>
+            </w:r>
+            <w:r>
+              <w:rPr>
+                <w:rFonts w:eastAsia="Times New Roman" w:cs="Calibri"/>
+                <w:color w:val="000000"/>
+                <w:szCs w:val="28"/>
+              </w:rPr>
+              <w:t xml:space="preserve"> </w:t>
+            </w:r>
+            <w:r>
+              <w:rPr>
+                <w:rFonts w:eastAsia="Times New Roman" w:cs="Calibri"/>
+                <w:color w:val="000000"/>
+                <w:szCs w:val="28"/>
+              </w:rPr>
+              <w:t>% vs rutas aleatorias.</w:t>
             </w:r>
           </w:p>
         </w:tc>
@@ -8048,7 +8333,23 @@
                 <w:szCs w:val="28"/>
               </w:rPr>
               <w:br/>
-              <w:t>Ahorro estimado: 28% vs rutas aleatorias.</w:t>
+              <w:t>Ahorro estimado: 28</w:t>
+            </w:r>
+            <w:r>
+              <w:rPr>
+                <w:rFonts w:eastAsia="Times New Roman" w:cs="Calibri"/>
+                <w:color w:val="000000"/>
+                <w:szCs w:val="28"/>
+              </w:rPr>
+              <w:t xml:space="preserve"> </w:t>
+            </w:r>
+            <w:r>
+              <w:rPr>
+                <w:rFonts w:eastAsia="Times New Roman" w:cs="Calibri"/>
+                <w:color w:val="000000"/>
+                <w:szCs w:val="28"/>
+              </w:rPr>
+              <w:t>% vs rutas aleatorias.</w:t>
             </w:r>
           </w:p>
         </w:tc>
@@ -8184,7 +8485,23 @@
                 <w:szCs w:val="28"/>
               </w:rPr>
               <w:br/>
-              <w:t>Ahorro estimado: 28% vs rutas aleatorias.</w:t>
+              <w:t>Ahorro estimado: 28</w:t>
+            </w:r>
+            <w:r>
+              <w:rPr>
+                <w:rFonts w:eastAsia="Times New Roman" w:cs="Calibri"/>
+                <w:color w:val="000000"/>
+                <w:szCs w:val="28"/>
+              </w:rPr>
+              <w:t xml:space="preserve"> </w:t>
+            </w:r>
+            <w:r>
+              <w:rPr>
+                <w:rFonts w:eastAsia="Times New Roman" w:cs="Calibri"/>
+                <w:color w:val="000000"/>
+                <w:szCs w:val="28"/>
+              </w:rPr>
+              <w:t>% vs rutas aleatorias.</w:t>
             </w:r>
           </w:p>
         </w:tc>
@@ -9751,7 +10068,7 @@
                     <pic:cNvPicPr/>
                   </pic:nvPicPr>
                   <pic:blipFill>
-                    <a:blip r:embed="rId17"/>
+                    <a:blip r:embed="rId19"/>
                     <a:stretch>
                       <a:fillRect/>
                     </a:stretch>
@@ -9869,7 +10186,7 @@
           <w:lang w:val="es-419" w:eastAsia="es-CO"/>
         </w:rPr>
         <w:lastRenderedPageBreak/>
-        <w:t>Técnicas de planificación de almacén</w:t>
+        <w:t>Técnicas de planificación</w:t>
       </w:r>
     </w:p>
     <w:tbl>
@@ -10626,7 +10943,6 @@
                 <w:color w:val="000000"/>
                 <w:szCs w:val="28"/>
               </w:rPr>
-              <w:lastRenderedPageBreak/>
               <w:t>Métodos de almacenamiento.</w:t>
             </w:r>
           </w:p>
@@ -11526,7 +11842,19 @@
         <w:rPr>
           <w:lang w:val="es-419" w:eastAsia="es-CO"/>
         </w:rPr>
-        <w:t>Los documentos en la planificación del almacén son permiten controlar, organizar y dar seguimiento a todas las operaciones relacionadas con la gestión de inventarios y el movimiento de mercancías, asegurando eficiencia, precisión y cumplimiento normativo. A continuación, presentan cada uno de los documentos clave utilizados en la planificación de almacén:</w:t>
+        <w:t xml:space="preserve">Los documentos en la planificación del almacén </w:t>
+      </w:r>
+      <w:r>
+        <w:rPr>
+          <w:lang w:val="es-419" w:eastAsia="es-CO"/>
+        </w:rPr>
+        <w:t>nos</w:t>
+      </w:r>
+      <w:r>
+        <w:rPr>
+          <w:lang w:val="es-419" w:eastAsia="es-CO"/>
+        </w:rPr>
+        <w:t xml:space="preserve"> permiten controlar, organizar y dar seguimiento a todas las operaciones relacionadas con la gestión de inventarios y el movimiento de mercancías, asegurando eficiencia, precisión y cumplimiento normativo. A continuación, presentan cada uno de los documentos clave utilizados en la planificación de almacén:</w:t>
       </w:r>
     </w:p>
     <w:p>
@@ -12058,7 +12386,7 @@
                     <pic:cNvPicPr/>
                   </pic:nvPicPr>
                   <pic:blipFill>
-                    <a:blip r:embed="rId18"/>
+                    <a:blip r:embed="rId20"/>
                     <a:stretch>
                       <a:fillRect/>
                     </a:stretch>
@@ -12846,7 +13174,7 @@
                 <w:szCs w:val="28"/>
               </w:rPr>
             </w:pPr>
-            <w:hyperlink r:id="rId19" w:history="1">
+            <w:hyperlink r:id="rId21" w:history="1">
               <w:r>
                 <w:rPr>
                   <w:rStyle w:val="Hipervnculo"/>
@@ -12977,7 +13305,7 @@
                 <w:szCs w:val="28"/>
               </w:rPr>
             </w:pPr>
-            <w:hyperlink r:id="rId20" w:history="1">
+            <w:hyperlink r:id="rId22" w:history="1">
               <w:r>
                 <w:rPr>
                   <w:rStyle w:val="Hipervnculo"/>
@@ -13116,22 +13444,25 @@
           <w:p>
             <w:pPr>
               <w:ind w:firstLine="0"/>
-              <w:rPr>
-                <w:bCs/>
-                <w:color w:val="1F3864" w:themeColor="accent1" w:themeShade="80"/>
-                <w:szCs w:val="28"/>
-              </w:rPr>
             </w:pPr>
-            <w:hyperlink r:id="rId21" w:history="1">
+            <w:hyperlink r:id="rId23" w:history="1">
               <w:r>
                 <w:rPr>
                   <w:rStyle w:val="Hipervnculo"/>
-                  <w:bCs/>
-                  <w:szCs w:val="28"/>
                 </w:rPr>
-                <w:t>https://www.youtube.com/watch?v=uQvCZG3n6-o</w:t>
+                <w:t>https://www.youtube.com/watch?v=o7lnvuecRtI</w:t>
               </w:r>
             </w:hyperlink>
+          </w:p>
+          <w:p>
+            <w:pPr>
+              <w:ind w:firstLine="0"/>
+              <w:rPr>
+                <w:bCs/>
+                <w:color w:val="1F3864" w:themeColor="accent1" w:themeShade="80"/>
+                <w:szCs w:val="28"/>
+              </w:rPr>
+            </w:pPr>
           </w:p>
         </w:tc>
       </w:tr>
@@ -13174,12 +13505,20 @@
             </w:pPr>
             <w:r>
               <w:rPr>
+                <w:rStyle w:val="Extranjerismo"/>
+                <w:sz w:val="28"/>
+                <w:szCs w:val="28"/>
+              </w:rPr>
+              <w:t>Brain Logistic</w:t>
+            </w:r>
+            <w:r>
+              <w:rPr>
                 <w:bCs/>
                 <w:sz w:val="28"/>
                 <w:szCs w:val="28"/>
                 <w:lang w:val="en-US"/>
               </w:rPr>
-              <w:t xml:space="preserve">Brain Logistic. (2022). </w:t>
+              <w:t xml:space="preserve">. (2022). </w:t>
             </w:r>
             <w:r>
               <w:rPr>
@@ -13230,9 +13569,25 @@
                 <w:szCs w:val="28"/>
                 <w:lang w:val="en-US"/>
               </w:rPr>
-              <w:t>un Warehouse</w:t>
+              <w:t xml:space="preserve">un </w:t>
+            </w:r>
+            <w:r>
+              <w:rPr>
+                <w:rStyle w:val="Extranjerismo"/>
+                <w:sz w:val="28"/>
+                <w:szCs w:val="28"/>
+              </w:rPr>
+              <w:t>Warehouse</w:t>
             </w:r>
             <w:proofErr w:type="gramEnd"/>
+            <w:r>
+              <w:rPr>
+                <w:rStyle w:val="Extranjerismo"/>
+                <w:sz w:val="28"/>
+                <w:szCs w:val="28"/>
+              </w:rPr>
+              <w:t xml:space="preserve"> Management System</w:t>
+            </w:r>
             <w:r>
               <w:rPr>
                 <w:rStyle w:val="nfasis"/>
@@ -13243,7 +13598,7 @@
                 <w:szCs w:val="28"/>
                 <w:lang w:val="en-US"/>
               </w:rPr>
-              <w:t xml:space="preserve"> Management System?</w:t>
+              <w:t>?</w:t>
             </w:r>
             <w:r>
               <w:rPr>
@@ -13297,7 +13652,7 @@
                 <w:szCs w:val="28"/>
               </w:rPr>
             </w:pPr>
-            <w:hyperlink r:id="rId22" w:history="1">
+            <w:hyperlink r:id="rId24" w:history="1">
               <w:r>
                 <w:rPr>
                   <w:rStyle w:val="Hipervnculo"/>
@@ -13378,7 +13733,7 @@
         </w:rPr>
         <w:t xml:space="preserve"> </w:t>
       </w:r>
-      <w:hyperlink r:id="rId23" w:history="1">
+      <w:hyperlink r:id="rId25" w:history="1">
         <w:r>
           <w:rPr>
             <w:rStyle w:val="Hipervnculo"/>
@@ -13425,7 +13780,7 @@
         </w:rPr>
         <w:t xml:space="preserve"> </w:t>
       </w:r>
-      <w:hyperlink r:id="rId24" w:history="1">
+      <w:hyperlink r:id="rId26" w:history="1">
         <w:r>
           <w:rPr>
             <w:rStyle w:val="Hipervnculo"/>
@@ -13436,27 +13791,21 @@
       </w:hyperlink>
     </w:p>
     <w:p>
-      <w:pPr>
+      <w:r>
         <w:rPr>
           <w:color w:val="000000" w:themeColor="text1"/>
           <w:lang w:eastAsia="es-CO"/>
         </w:rPr>
-      </w:pPr>
+        <w:t>Aula Centro de Formación. (2022). Gestión de Almacén y Logística.</w:t>
+      </w:r>
       <w:r>
         <w:rPr>
           <w:color w:val="000000" w:themeColor="text1"/>
           <w:lang w:eastAsia="es-CO"/>
         </w:rPr>
-        <w:t>Aula Centro de Formación. (2022). Gestión de Almacén y Logística.</w:t>
-      </w:r>
-      <w:r>
-        <w:rPr>
-          <w:color w:val="000000" w:themeColor="text1"/>
-          <w:lang w:eastAsia="es-CO"/>
-        </w:rPr>
         <w:t xml:space="preserve"> </w:t>
       </w:r>
-      <w:hyperlink r:id="rId25" w:history="1">
+      <w:hyperlink r:id="rId27" w:history="1">
         <w:r>
           <w:rPr>
             <w:rStyle w:val="Hipervnculo"/>
@@ -13465,6 +13814,63 @@
           <w:t>https://dl.dropboxusercontent.com/scl/fi/ucro9rrtkrv682y7s1qt6/Curso-Gesti-n-de-Almanc-n-y-Log-stica-Aula-Centro-Formaci-n.pdf?rlkey=azxypu2r27s5m21odlj9ymwys&amp;dl=0</w:t>
         </w:r>
       </w:hyperlink>
+    </w:p>
+    <w:p>
+      <w:r>
+        <w:t>Mecalux. (2022). Tecnologías para almacenes optimizados y eficientes</w:t>
+      </w:r>
+      <w:r>
+        <w:rPr>
+          <w:i/>
+          <w:iCs/>
+        </w:rPr>
+        <w:t>.</w:t>
+      </w:r>
+      <w:hyperlink r:id="rId28" w:tgtFrame="_blank" w:history="1">
+        <w:r>
+          <w:rPr>
+            <w:rStyle w:val="Hipervnculo"/>
+          </w:rPr>
+          <w:t>https://www.mecalux.es/blog/tecnologias-para-almacenes</w:t>
+        </w:r>
+      </w:hyperlink>
+    </w:p>
+    <w:p>
+      <w:r>
+        <w:t xml:space="preserve">Servicio Nacional de Aprendizaje (SENA). (2021). </w:t>
+      </w:r>
+      <w:proofErr w:type="spellStart"/>
+      <w:r>
+        <w:t>Zajuna</w:t>
+      </w:r>
+      <w:proofErr w:type="spellEnd"/>
+      <w:r>
+        <w:t xml:space="preserve"> Semilla. 121523_2_Virtual-Coordinación de procesos logísticos</w:t>
+      </w:r>
+      <w:r>
+        <w:rPr>
+          <w:i/>
+          <w:iCs/>
+        </w:rPr>
+        <w:t>.</w:t>
+      </w:r>
+      <w:hyperlink r:id="rId29" w:tgtFrame="_blank" w:history="1">
+        <w:r>
+          <w:rPr>
+            <w:rStyle w:val="Hipervnculo"/>
+          </w:rPr>
+          <w:t>https://zajuna.sena.edu.co/zajuna/course/view.php?id=32450</w:t>
+        </w:r>
+      </w:hyperlink>
+    </w:p>
+    <w:p/>
+    <w:p>
+      <w:pPr>
+        <w:rPr>
+          <w:color w:val="000000" w:themeColor="text1"/>
+          <w:lang w:eastAsia="es-CO"/>
+        </w:rPr>
+      </w:pPr>
     </w:p>
     <w:p>
       <w:pPr>
@@ -14525,8 +14931,8 @@
       </w:pPr>
     </w:p>
     <w:sectPr>
-      <w:headerReference w:type="default" r:id="rId26"/>
-      <w:footerReference w:type="default" r:id="rId27"/>
+      <w:headerReference w:type="default" r:id="rId30"/>
+      <w:footerReference w:type="default" r:id="rId31"/>
       <w:pgSz w:w="12240" w:h="15840"/>
       <w:pgMar w:top="1701" w:right="1134" w:bottom="1134" w:left="1134" w:header="709" w:footer="737" w:gutter="0"/>
       <w:pgNumType w:start="1"/>
@@ -46072,7 +46478,6 @@
   <w:style w:type="character" w:default="1" w:styleId="Fuentedeprrafopredeter">
     <w:name w:val="Default Paragraph Font"/>
     <w:uiPriority w:val="1"/>
-    <w:semiHidden/>
     <w:unhideWhenUsed/>
   </w:style>
   <w:style w:type="table" w:default="1" w:styleId="Tablanormal">
@@ -47247,7 +47652,12 @@
 </file>
 
 <file path=customXml/item2.xml><?xml version="1.0" encoding="utf-8"?>
-<b:Sources xmlns:b="http://schemas.openxmlformats.org/officeDocument/2006/bibliography" xmlns="http://schemas.openxmlformats.org/officeDocument/2006/bibliography" SelectedStyle="\APASixthEditionOfficeOnline.xsl" StyleName="APA" Version="6"/>
+<?mso-contentType ?>
+<FormTemplates xmlns="http://schemas.microsoft.com/sharepoint/v3/contenttype/forms">
+  <Display>DocumentLibraryForm</Display>
+  <Edit>DocumentLibraryForm</Edit>
+  <New>DocumentLibraryForm</New>
+</FormTemplates>
 </file>
 
 <file path=customXml/item3.xml><?xml version="1.0" encoding="utf-8"?>
@@ -47452,12 +47862,7 @@
 </file>
 
 <file path=customXml/item4.xml><?xml version="1.0" encoding="utf-8"?>
-<?mso-contentType ?>
-<FormTemplates xmlns="http://schemas.microsoft.com/sharepoint/v3/contenttype/forms">
-  <Display>DocumentLibraryForm</Display>
-  <Edit>DocumentLibraryForm</Edit>
-  <New>DocumentLibraryForm</New>
-</FormTemplates>
+<b:Sources xmlns:b="http://schemas.openxmlformats.org/officeDocument/2006/bibliography" xmlns="http://schemas.openxmlformats.org/officeDocument/2006/bibliography" SelectedStyle="\APASixthEditionOfficeOnline.xsl" StyleName="APA" Version="6"/>
 </file>
 
 <file path=customXml/itemProps1.xml><?xml version="1.0" encoding="utf-8"?>
@@ -47472,21 +47877,21 @@
 </file>
 
 <file path=customXml/itemProps2.xml><?xml version="1.0" encoding="utf-8"?>
+<ds:datastoreItem xmlns:ds="http://schemas.openxmlformats.org/officeDocument/2006/customXml" ds:itemID="{81CBDEC1-3B00-44ED-AD36-0268077980BA}">
+  <ds:schemaRefs>
+    <ds:schemaRef ds:uri="http://schemas.microsoft.com/sharepoint/v3/contenttype/forms"/>
+  </ds:schemaRefs>
+</ds:datastoreItem>
+</file>
+
+<file path=customXml/itemProps3.xml><?xml version="1.0" encoding="utf-8"?>
+<ds:datastoreItem xmlns:ds="http://schemas.openxmlformats.org/officeDocument/2006/customXml" ds:itemID="{043ABF1A-7893-4946-9159-1639462455DC}"/>
+</file>
+
+<file path=customXml/itemProps4.xml><?xml version="1.0" encoding="utf-8"?>
 <ds:datastoreItem xmlns:ds="http://schemas.openxmlformats.org/officeDocument/2006/customXml" ds:itemID="{E8AB44A3-7C62-4BD2-82ED-8ABC209970FA}">
   <ds:schemaRefs>
     <ds:schemaRef ds:uri="http://schemas.openxmlformats.org/officeDocument/2006/bibliography"/>
   </ds:schemaRefs>
 </ds:datastoreItem>
-</file>
-
-<file path=customXml/itemProps3.xml><?xml version="1.0" encoding="utf-8"?>
-<ds:datastoreItem xmlns:ds="http://schemas.openxmlformats.org/officeDocument/2006/customXml" ds:itemID="{3030611A-1BB0-4778-8667-FDF5E7EC07E6}"/>
-</file>
-
-<file path=customXml/itemProps4.xml><?xml version="1.0" encoding="utf-8"?>
-<ds:datastoreItem xmlns:ds="http://schemas.openxmlformats.org/officeDocument/2006/customXml" ds:itemID="{81CBDEC1-3B00-44ED-AD36-0268077980BA}">
-  <ds:schemaRefs>
-    <ds:schemaRef ds:uri="http://schemas.microsoft.com/sharepoint/v3/contenttype/forms"/>
-  </ds:schemaRefs>
-</ds:datastoreItem>
 </file>
--- a/fuentes/CFA2_12150024_DU.docx
+++ b/fuentes/CFA2_12150024_DU.docx
@@ -524,7 +524,7 @@
           <w:r>
             <w:fldChar w:fldCharType="separate"/>
           </w:r>
-          <w:hyperlink w:anchor="_Toc210639357" w:history="1">
+          <w:hyperlink w:anchor="_Toc210916062" w:history="1">
             <w:r>
               <w:rPr>
                 <w:rStyle w:val="Hipervnculo"/>
@@ -551,7 +551,7 @@
                 <w:noProof/>
                 <w:webHidden/>
               </w:rPr>
-              <w:instrText xml:space="preserve"> PAGEREF _Toc210639357 \h </w:instrText>
+              <w:instrText xml:space="preserve"> PAGEREF _Toc210916062 \h </w:instrText>
             </w:r>
             <w:r>
               <w:rPr>
@@ -597,7 +597,7 @@
               <w:lang w:eastAsia="es-MX"/>
             </w:rPr>
           </w:pPr>
-          <w:hyperlink w:anchor="_Toc210639358" w:history="1">
+          <w:hyperlink w:anchor="_Toc210916063" w:history="1">
             <w:r>
               <w:rPr>
                 <w:rStyle w:val="Hipervnculo"/>
@@ -641,7 +641,7 @@
                 <w:noProof/>
                 <w:webHidden/>
               </w:rPr>
-              <w:instrText xml:space="preserve"> PAGEREF _Toc210639358 \h </w:instrText>
+              <w:instrText xml:space="preserve"> PAGEREF _Toc210916063 \h </w:instrText>
             </w:r>
             <w:r>
               <w:rPr>
@@ -683,7 +683,7 @@
               <w:lang w:eastAsia="es-MX"/>
             </w:rPr>
           </w:pPr>
-          <w:hyperlink w:anchor="_Toc210639359" w:history="1">
+          <w:hyperlink w:anchor="_Toc210916064" w:history="1">
             <w:r>
               <w:rPr>
                 <w:rStyle w:val="Hipervnculo"/>
@@ -727,7 +727,7 @@
                 <w:noProof/>
                 <w:webHidden/>
               </w:rPr>
-              <w:instrText xml:space="preserve"> PAGEREF _Toc210639359 \h </w:instrText>
+              <w:instrText xml:space="preserve"> PAGEREF _Toc210916064 \h </w:instrText>
             </w:r>
             <w:r>
               <w:rPr>
@@ -769,7 +769,7 @@
               <w:lang w:eastAsia="es-MX"/>
             </w:rPr>
           </w:pPr>
-          <w:hyperlink w:anchor="_Toc210639360" w:history="1">
+          <w:hyperlink w:anchor="_Toc210916065" w:history="1">
             <w:r>
               <w:rPr>
                 <w:rStyle w:val="Hipervnculo"/>
@@ -796,7 +796,7 @@
                 <w:noProof/>
                 <w:webHidden/>
               </w:rPr>
-              <w:instrText xml:space="preserve"> PAGEREF _Toc210639360 \h </w:instrText>
+              <w:instrText xml:space="preserve"> PAGEREF _Toc210916065 \h </w:instrText>
             </w:r>
             <w:r>
               <w:rPr>
@@ -838,7 +838,7 @@
               <w:lang w:eastAsia="es-MX"/>
             </w:rPr>
           </w:pPr>
-          <w:hyperlink w:anchor="_Toc210639361" w:history="1">
+          <w:hyperlink w:anchor="_Toc210916066" w:history="1">
             <w:r>
               <w:rPr>
                 <w:rStyle w:val="Hipervnculo"/>
@@ -865,7 +865,7 @@
                 <w:noProof/>
                 <w:webHidden/>
               </w:rPr>
-              <w:instrText xml:space="preserve"> PAGEREF _Toc210639361 \h </w:instrText>
+              <w:instrText xml:space="preserve"> PAGEREF _Toc210916066 \h </w:instrText>
             </w:r>
             <w:r>
               <w:rPr>
@@ -911,7 +911,7 @@
               <w:lang w:eastAsia="es-MX"/>
             </w:rPr>
           </w:pPr>
-          <w:hyperlink w:anchor="_Toc210639362" w:history="1">
+          <w:hyperlink w:anchor="_Toc210916067" w:history="1">
             <w:r>
               <w:rPr>
                 <w:rStyle w:val="Hipervnculo"/>
@@ -934,7 +934,7 @@
                 <w:rStyle w:val="Hipervnculo"/>
                 <w:noProof/>
               </w:rPr>
-              <w:t>Organización del almacén</w:t>
+              <w:t>Organización de almacén</w:t>
             </w:r>
             <w:r>
               <w:rPr>
@@ -955,7 +955,7 @@
                 <w:noProof/>
                 <w:webHidden/>
               </w:rPr>
-              <w:instrText xml:space="preserve"> PAGEREF _Toc210639362 \h </w:instrText>
+              <w:instrText xml:space="preserve"> PAGEREF _Toc210916067 \h </w:instrText>
             </w:r>
             <w:r>
               <w:rPr>
@@ -997,7 +997,7 @@
               <w:lang w:eastAsia="es-MX"/>
             </w:rPr>
           </w:pPr>
-          <w:hyperlink w:anchor="_Toc210639363" w:history="1">
+          <w:hyperlink w:anchor="_Toc210916068" w:history="1">
             <w:r>
               <w:rPr>
                 <w:rStyle w:val="Hipervnculo"/>
@@ -1024,7 +1024,7 @@
                 <w:noProof/>
                 <w:webHidden/>
               </w:rPr>
-              <w:instrText xml:space="preserve"> PAGEREF _Toc210639363 \h </w:instrText>
+              <w:instrText xml:space="preserve"> PAGEREF _Toc210916068 \h </w:instrText>
             </w:r>
             <w:r>
               <w:rPr>
@@ -1066,13 +1066,13 @@
               <w:lang w:eastAsia="es-MX"/>
             </w:rPr>
           </w:pPr>
-          <w:hyperlink w:anchor="_Toc210639364" w:history="1">
+          <w:hyperlink w:anchor="_Toc210916069" w:history="1">
             <w:r>
               <w:rPr>
                 <w:rStyle w:val="Hipervnculo"/>
                 <w:noProof/>
               </w:rPr>
-              <w:t>2.2 Técnicas de planificación</w:t>
+              <w:t>2.2 Técnicas de organización</w:t>
             </w:r>
             <w:r>
               <w:rPr>
@@ -1093,7 +1093,7 @@
                 <w:noProof/>
                 <w:webHidden/>
               </w:rPr>
-              <w:instrText xml:space="preserve"> PAGEREF _Toc210639364 \h </w:instrText>
+              <w:instrText xml:space="preserve"> PAGEREF _Toc210916069 \h </w:instrText>
             </w:r>
             <w:r>
               <w:rPr>
@@ -1135,7 +1135,7 @@
               <w:lang w:eastAsia="es-MX"/>
             </w:rPr>
           </w:pPr>
-          <w:hyperlink w:anchor="_Toc210639365" w:history="1">
+          <w:hyperlink w:anchor="_Toc210916070" w:history="1">
             <w:r>
               <w:rPr>
                 <w:rStyle w:val="Hipervnculo"/>
@@ -1162,7 +1162,7 @@
                 <w:noProof/>
                 <w:webHidden/>
               </w:rPr>
-              <w:instrText xml:space="preserve"> PAGEREF _Toc210639365 \h </w:instrText>
+              <w:instrText xml:space="preserve"> PAGEREF _Toc210916070 \h </w:instrText>
             </w:r>
             <w:r>
               <w:rPr>
@@ -1208,7 +1208,7 @@
               <w:lang w:eastAsia="es-MX"/>
             </w:rPr>
           </w:pPr>
-          <w:hyperlink w:anchor="_Toc210639366" w:history="1">
+          <w:hyperlink w:anchor="_Toc210916071" w:history="1">
             <w:r>
               <w:rPr>
                 <w:rStyle w:val="Hipervnculo"/>
@@ -1252,7 +1252,7 @@
                 <w:noProof/>
                 <w:webHidden/>
               </w:rPr>
-              <w:instrText xml:space="preserve"> PAGEREF _Toc210639366 \h </w:instrText>
+              <w:instrText xml:space="preserve"> PAGEREF _Toc210916071 \h </w:instrText>
             </w:r>
             <w:r>
               <w:rPr>
@@ -1294,7 +1294,7 @@
               <w:lang w:eastAsia="es-MX"/>
             </w:rPr>
           </w:pPr>
-          <w:hyperlink w:anchor="_Toc210639367" w:history="1">
+          <w:hyperlink w:anchor="_Toc210916072" w:history="1">
             <w:r>
               <w:rPr>
                 <w:rStyle w:val="Hipervnculo"/>
@@ -1321,7 +1321,7 @@
                 <w:noProof/>
                 <w:webHidden/>
               </w:rPr>
-              <w:instrText xml:space="preserve"> PAGEREF _Toc210639367 \h </w:instrText>
+              <w:instrText xml:space="preserve"> PAGEREF _Toc210916072 \h </w:instrText>
             </w:r>
             <w:r>
               <w:rPr>
@@ -1363,7 +1363,7 @@
               <w:lang w:eastAsia="es-MX"/>
             </w:rPr>
           </w:pPr>
-          <w:hyperlink w:anchor="_Toc210639368" w:history="1">
+          <w:hyperlink w:anchor="_Toc210916073" w:history="1">
             <w:r>
               <w:rPr>
                 <w:rStyle w:val="Hipervnculo"/>
@@ -1390,7 +1390,7 @@
                 <w:noProof/>
                 <w:webHidden/>
               </w:rPr>
-              <w:instrText xml:space="preserve"> PAGEREF _Toc210639368 \h </w:instrText>
+              <w:instrText xml:space="preserve"> PAGEREF _Toc210916073 \h </w:instrText>
             </w:r>
             <w:r>
               <w:rPr>
@@ -1432,7 +1432,7 @@
               <w:lang w:eastAsia="es-MX"/>
             </w:rPr>
           </w:pPr>
-          <w:hyperlink w:anchor="_Toc210639369" w:history="1">
+          <w:hyperlink w:anchor="_Toc210916074" w:history="1">
             <w:r>
               <w:rPr>
                 <w:rStyle w:val="Hipervnculo"/>
@@ -1459,7 +1459,7 @@
                 <w:noProof/>
                 <w:webHidden/>
               </w:rPr>
-              <w:instrText xml:space="preserve"> PAGEREF _Toc210639369 \h </w:instrText>
+              <w:instrText xml:space="preserve"> PAGEREF _Toc210916074 \h </w:instrText>
             </w:r>
             <w:r>
               <w:rPr>
@@ -1501,7 +1501,7 @@
               <w:lang w:eastAsia="es-MX"/>
             </w:rPr>
           </w:pPr>
-          <w:hyperlink w:anchor="_Toc210639370" w:history="1">
+          <w:hyperlink w:anchor="_Toc210916075" w:history="1">
             <w:r>
               <w:rPr>
                 <w:rStyle w:val="Hipervnculo"/>
@@ -1528,7 +1528,7 @@
                 <w:noProof/>
                 <w:webHidden/>
               </w:rPr>
-              <w:instrText xml:space="preserve"> PAGEREF _Toc210639370 \h </w:instrText>
+              <w:instrText xml:space="preserve"> PAGEREF _Toc210916075 \h </w:instrText>
             </w:r>
             <w:r>
               <w:rPr>
@@ -1574,7 +1574,7 @@
               <w:lang w:eastAsia="es-MX"/>
             </w:rPr>
           </w:pPr>
-          <w:hyperlink w:anchor="_Toc210639371" w:history="1">
+          <w:hyperlink w:anchor="_Toc210916076" w:history="1">
             <w:r>
               <w:rPr>
                 <w:rStyle w:val="Hipervnculo"/>
@@ -1618,7 +1618,7 @@
                 <w:noProof/>
                 <w:webHidden/>
               </w:rPr>
-              <w:instrText xml:space="preserve"> PAGEREF _Toc210639371 \h </w:instrText>
+              <w:instrText xml:space="preserve"> PAGEREF _Toc210916076 \h </w:instrText>
             </w:r>
             <w:r>
               <w:rPr>
@@ -1660,7 +1660,7 @@
               <w:lang w:eastAsia="es-MX"/>
             </w:rPr>
           </w:pPr>
-          <w:hyperlink w:anchor="_Toc210639372" w:history="1">
+          <w:hyperlink w:anchor="_Toc210916077" w:history="1">
             <w:r>
               <w:rPr>
                 <w:rStyle w:val="Hipervnculo"/>
@@ -1687,7 +1687,7 @@
                 <w:noProof/>
                 <w:webHidden/>
               </w:rPr>
-              <w:instrText xml:space="preserve"> PAGEREF _Toc210639372 \h </w:instrText>
+              <w:instrText xml:space="preserve"> PAGEREF _Toc210916077 \h </w:instrText>
             </w:r>
             <w:r>
               <w:rPr>
@@ -1729,7 +1729,7 @@
               <w:lang w:eastAsia="es-MX"/>
             </w:rPr>
           </w:pPr>
-          <w:hyperlink w:anchor="_Toc210639373" w:history="1">
+          <w:hyperlink w:anchor="_Toc210916078" w:history="1">
             <w:r>
               <w:rPr>
                 <w:rStyle w:val="Hipervnculo"/>
@@ -1756,7 +1756,7 @@
                 <w:noProof/>
                 <w:webHidden/>
               </w:rPr>
-              <w:instrText xml:space="preserve"> PAGEREF _Toc210639373 \h </w:instrText>
+              <w:instrText xml:space="preserve"> PAGEREF _Toc210916078 \h </w:instrText>
             </w:r>
             <w:r>
               <w:rPr>
@@ -1798,7 +1798,7 @@
               <w:lang w:eastAsia="es-MX"/>
             </w:rPr>
           </w:pPr>
-          <w:hyperlink w:anchor="_Toc210639374" w:history="1">
+          <w:hyperlink w:anchor="_Toc210916079" w:history="1">
             <w:r>
               <w:rPr>
                 <w:rStyle w:val="Hipervnculo"/>
@@ -1825,7 +1825,7 @@
                 <w:noProof/>
                 <w:webHidden/>
               </w:rPr>
-              <w:instrText xml:space="preserve"> PAGEREF _Toc210639374 \h </w:instrText>
+              <w:instrText xml:space="preserve"> PAGEREF _Toc210916079 \h </w:instrText>
             </w:r>
             <w:r>
               <w:rPr>
@@ -1867,7 +1867,7 @@
               <w:lang w:eastAsia="es-MX"/>
             </w:rPr>
           </w:pPr>
-          <w:hyperlink w:anchor="_Toc210639375" w:history="1">
+          <w:hyperlink w:anchor="_Toc210916080" w:history="1">
             <w:r>
               <w:rPr>
                 <w:rStyle w:val="Hipervnculo"/>
@@ -1894,7 +1894,7 @@
                 <w:noProof/>
                 <w:webHidden/>
               </w:rPr>
-              <w:instrText xml:space="preserve"> PAGEREF _Toc210639375 \h </w:instrText>
+              <w:instrText xml:space="preserve"> PAGEREF _Toc210916080 \h </w:instrText>
             </w:r>
             <w:r>
               <w:rPr>
@@ -1939,7 +1939,7 @@
               <w:lang w:eastAsia="es-MX"/>
             </w:rPr>
           </w:pPr>
-          <w:hyperlink w:anchor="_Toc210639376" w:history="1">
+          <w:hyperlink w:anchor="_Toc210916081" w:history="1">
             <w:r>
               <w:rPr>
                 <w:rStyle w:val="Hipervnculo"/>
@@ -1966,7 +1966,7 @@
                 <w:noProof/>
                 <w:webHidden/>
               </w:rPr>
-              <w:instrText xml:space="preserve"> PAGEREF _Toc210639376 \h </w:instrText>
+              <w:instrText xml:space="preserve"> PAGEREF _Toc210916081 \h </w:instrText>
             </w:r>
             <w:r>
               <w:rPr>
@@ -2011,7 +2011,7 @@
               <w:lang w:eastAsia="es-MX"/>
             </w:rPr>
           </w:pPr>
-          <w:hyperlink w:anchor="_Toc210639377" w:history="1">
+          <w:hyperlink w:anchor="_Toc210916082" w:history="1">
             <w:r>
               <w:rPr>
                 <w:rStyle w:val="Hipervnculo"/>
@@ -2038,7 +2038,7 @@
                 <w:noProof/>
                 <w:webHidden/>
               </w:rPr>
-              <w:instrText xml:space="preserve"> PAGEREF _Toc210639377 \h </w:instrText>
+              <w:instrText xml:space="preserve"> PAGEREF _Toc210916082 \h </w:instrText>
             </w:r>
             <w:r>
               <w:rPr>
@@ -2083,7 +2083,7 @@
               <w:lang w:eastAsia="es-MX"/>
             </w:rPr>
           </w:pPr>
-          <w:hyperlink w:anchor="_Toc210639378" w:history="1">
+          <w:hyperlink w:anchor="_Toc210916083" w:history="1">
             <w:r>
               <w:rPr>
                 <w:rStyle w:val="Hipervnculo"/>
@@ -2110,7 +2110,7 @@
                 <w:noProof/>
                 <w:webHidden/>
               </w:rPr>
-              <w:instrText xml:space="preserve"> PAGEREF _Toc210639378 \h </w:instrText>
+              <w:instrText xml:space="preserve"> PAGEREF _Toc210916083 \h </w:instrText>
             </w:r>
             <w:r>
               <w:rPr>
@@ -2155,7 +2155,7 @@
               <w:lang w:eastAsia="es-MX"/>
             </w:rPr>
           </w:pPr>
-          <w:hyperlink w:anchor="_Toc210639379" w:history="1">
+          <w:hyperlink w:anchor="_Toc210916084" w:history="1">
             <w:r>
               <w:rPr>
                 <w:rStyle w:val="Hipervnculo"/>
@@ -2182,7 +2182,7 @@
                 <w:noProof/>
                 <w:webHidden/>
               </w:rPr>
-              <w:instrText xml:space="preserve"> PAGEREF _Toc210639379 \h </w:instrText>
+              <w:instrText xml:space="preserve"> PAGEREF _Toc210916084 \h </w:instrText>
             </w:r>
             <w:r>
               <w:rPr>
@@ -2227,7 +2227,7 @@
               <w:lang w:eastAsia="es-MX"/>
             </w:rPr>
           </w:pPr>
-          <w:hyperlink w:anchor="_Toc210639380" w:history="1">
+          <w:hyperlink w:anchor="_Toc210916085" w:history="1">
             <w:r>
               <w:rPr>
                 <w:rStyle w:val="Hipervnculo"/>
@@ -2254,7 +2254,7 @@
                 <w:noProof/>
                 <w:webHidden/>
               </w:rPr>
-              <w:instrText xml:space="preserve"> PAGEREF _Toc210639380 \h </w:instrText>
+              <w:instrText xml:space="preserve"> PAGEREF _Toc210916085 \h </w:instrText>
             </w:r>
             <w:r>
               <w:rPr>
@@ -2311,7 +2311,7 @@
       <w:pPr>
         <w:pStyle w:val="Titulosgenerales"/>
       </w:pPr>
-      <w:bookmarkStart w:id="0" w:name="_Toc210639357"/>
+      <w:bookmarkStart w:id="0" w:name="_Toc210916062"/>
       <w:r>
         <w:lastRenderedPageBreak/>
         <w:t>Introducción</w:t>
@@ -2611,7 +2611,7 @@
       <w:pPr>
         <w:pStyle w:val="Ttulo1"/>
       </w:pPr>
-      <w:bookmarkStart w:id="1" w:name="_Toc210639358"/>
+      <w:bookmarkStart w:id="1" w:name="_Toc210916063"/>
       <w:r>
         <w:lastRenderedPageBreak/>
         <w:t>Manipulación</w:t>
@@ -2651,7 +2651,7 @@
           <w:rFonts w:eastAsia="Times New Roman"/>
         </w:rPr>
       </w:pPr>
-      <w:bookmarkStart w:id="2" w:name="_Toc210639359"/>
+      <w:bookmarkStart w:id="2" w:name="_Toc210916064"/>
       <w:r>
         <w:t>Concepto</w:t>
       </w:r>
@@ -3091,7 +3091,7 @@
       <w:pPr>
         <w:pStyle w:val="Ttulo2"/>
       </w:pPr>
-      <w:bookmarkStart w:id="3" w:name="_Toc210639360"/>
+      <w:bookmarkStart w:id="3" w:name="_Toc210916065"/>
       <w:r>
         <w:t>1.2 Equipos de manipulación</w:t>
       </w:r>
@@ -3578,7 +3578,7 @@
       <w:pPr>
         <w:pStyle w:val="Ttulo2"/>
       </w:pPr>
-      <w:bookmarkStart w:id="4" w:name="_Toc210639361"/>
+      <w:bookmarkStart w:id="4" w:name="_Toc210916066"/>
       <w:r>
         <w:t>1.3 Normativa</w:t>
       </w:r>
@@ -4078,7 +4078,7 @@
       <w:pPr>
         <w:pStyle w:val="Ttulo1"/>
       </w:pPr>
-      <w:bookmarkStart w:id="5" w:name="_Toc210639362"/>
+      <w:bookmarkStart w:id="5" w:name="_Toc210916067"/>
       <w:r>
         <w:lastRenderedPageBreak/>
         <w:t>Organización de</w:t>
@@ -4123,7 +4123,7 @@
       <w:pPr>
         <w:pStyle w:val="Ttulo2"/>
       </w:pPr>
-      <w:bookmarkStart w:id="6" w:name="_Toc210639363"/>
+      <w:bookmarkStart w:id="6" w:name="_Toc210916068"/>
       <w:r>
         <w:t>2.1 Concepto</w:t>
       </w:r>
@@ -4243,7 +4243,7 @@
       <w:pPr>
         <w:pStyle w:val="Ttulo2"/>
       </w:pPr>
-      <w:bookmarkStart w:id="7" w:name="_Toc210639364"/>
+      <w:bookmarkStart w:id="7" w:name="_Toc210916069"/>
       <w:r>
         <w:lastRenderedPageBreak/>
         <w:t xml:space="preserve">2.2 Técnicas de </w:t>
@@ -4782,7 +4782,7 @@
       <w:pPr>
         <w:pStyle w:val="Ttulo2"/>
       </w:pPr>
-      <w:bookmarkStart w:id="8" w:name="_Toc210639365"/>
+      <w:bookmarkStart w:id="8" w:name="_Toc210916070"/>
       <w:r>
         <w:t>2.3 Buenas prácticas</w:t>
       </w:r>
@@ -5250,7 +5250,7 @@
       <w:pPr>
         <w:pStyle w:val="Ttulo1"/>
       </w:pPr>
-      <w:bookmarkStart w:id="9" w:name="_Toc210639366"/>
+      <w:bookmarkStart w:id="9" w:name="_Toc210916071"/>
       <w:r>
         <w:lastRenderedPageBreak/>
         <w:t>Programación de almacén</w:t>
@@ -5287,7 +5287,7 @@
       <w:pPr>
         <w:pStyle w:val="Ttulo2"/>
       </w:pPr>
-      <w:bookmarkStart w:id="10" w:name="_Toc210639367"/>
+      <w:bookmarkStart w:id="10" w:name="_Toc210916072"/>
       <w:r>
         <w:t>3.1 Concepto</w:t>
       </w:r>
@@ -5462,7 +5462,7 @@
       <w:pPr>
         <w:pStyle w:val="Ttulo2"/>
       </w:pPr>
-      <w:bookmarkStart w:id="11" w:name="_Toc210639368"/>
+      <w:bookmarkStart w:id="11" w:name="_Toc210916073"/>
       <w:r>
         <w:t>3.2 Tipos de programación</w:t>
       </w:r>
@@ -5831,7 +5831,7 @@
       <w:pPr>
         <w:pStyle w:val="Ttulo2"/>
       </w:pPr>
-      <w:bookmarkStart w:id="12" w:name="_Toc210639369"/>
+      <w:bookmarkStart w:id="12" w:name="_Toc210916074"/>
       <w:r>
         <w:t>3.3 Técnicas de cuantificación de recorridos</w:t>
       </w:r>
@@ -9526,7 +9526,7 @@
       <w:pPr>
         <w:pStyle w:val="Ttulo2"/>
       </w:pPr>
-      <w:bookmarkStart w:id="13" w:name="_Toc210639370"/>
+      <w:bookmarkStart w:id="13" w:name="_Toc210916075"/>
       <w:r>
         <w:t>3.4 Órdenes</w:t>
       </w:r>
@@ -9796,7 +9796,7 @@
       <w:pPr>
         <w:pStyle w:val="Ttulo1"/>
       </w:pPr>
-      <w:bookmarkStart w:id="14" w:name="_Toc210639371"/>
+      <w:bookmarkStart w:id="14" w:name="_Toc210916076"/>
       <w:r>
         <w:lastRenderedPageBreak/>
         <w:t>Planificación de almacén</w:t>
@@ -9846,7 +9846,7 @@
       <w:pPr>
         <w:pStyle w:val="Ttulo2"/>
       </w:pPr>
-      <w:bookmarkStart w:id="15" w:name="_Toc210639372"/>
+      <w:bookmarkStart w:id="15" w:name="_Toc210916077"/>
       <w:r>
         <w:t>4.1 Concepto</w:t>
       </w:r>
@@ -10943,6 +10943,7 @@
                 <w:color w:val="000000"/>
                 <w:szCs w:val="28"/>
               </w:rPr>
+              <w:lastRenderedPageBreak/>
               <w:t>Métodos de almacenamiento.</w:t>
             </w:r>
           </w:p>
@@ -11348,7 +11349,7 @@
       <w:pPr>
         <w:pStyle w:val="Ttulo2"/>
       </w:pPr>
-      <w:bookmarkStart w:id="16" w:name="_Toc210639373"/>
+      <w:bookmarkStart w:id="16" w:name="_Toc210916078"/>
       <w:r>
         <w:t>4.3 Tipos de planes</w:t>
       </w:r>
@@ -11515,7 +11516,7 @@
       <w:pPr>
         <w:pStyle w:val="Ttulo2"/>
       </w:pPr>
-      <w:bookmarkStart w:id="17" w:name="_Toc210639374"/>
+      <w:bookmarkStart w:id="17" w:name="_Toc210916079"/>
       <w:r>
         <w:t>4.4 Herramientas tecnológicas</w:t>
       </w:r>
@@ -11813,7 +11814,7 @@
       <w:pPr>
         <w:pStyle w:val="Ttulo2"/>
       </w:pPr>
-      <w:bookmarkStart w:id="18" w:name="_Toc210639375"/>
+      <w:bookmarkStart w:id="18" w:name="_Toc210916080"/>
       <w:r>
         <w:t>4.5 Documentos</w:t>
       </w:r>
@@ -12310,7 +12311,7 @@
       <w:pPr>
         <w:pStyle w:val="Titulosgenerales"/>
       </w:pPr>
-      <w:bookmarkStart w:id="19" w:name="_Toc210639376"/>
+      <w:bookmarkStart w:id="19" w:name="_Toc210916081"/>
       <w:r>
         <w:lastRenderedPageBreak/>
         <w:t>Síntesis</w:t>
@@ -12361,6 +12362,7 @@
     </w:p>
     <w:p>
       <w:pPr>
+        <w:jc w:val="center"/>
         <w:rPr>
           <w:noProof/>
         </w:rPr>
@@ -12371,9 +12373,9 @@
         </w:rPr>
         <w:lastRenderedPageBreak/>
         <w:drawing>
-          <wp:inline distT="0" distB="0" distL="0" distR="0" wp14:anchorId="58CFAF51" wp14:editId="09E398F7">
-            <wp:extent cx="5791200" cy="3517900"/>
-            <wp:effectExtent l="0" t="0" r="0" b="0"/>
+          <wp:inline distT="0" distB="0" distL="0" distR="0" wp14:anchorId="58CFAF51" wp14:editId="0917DC90">
+            <wp:extent cx="5268532" cy="3200400"/>
+            <wp:effectExtent l="0" t="0" r="2540" b="0"/>
             <wp:docPr id="1170834194" name="Imagen 1" descr="El componente formativo “Gestión operativa del flujo de bienes” ofrece una aproximación integral a los conocimientos fundamentales sobre la manipulación de mercancías y la organización estratégica del almacén. Este módulo analiza detalladamente los procesos de manipulación de bienes, resaltando la selección y uso correcto de equipos en cuanto a eficiencia y cumplimiento normativo, y se desglosan las buenas prácticas para la disposición física de los productos.Asimismo, se estudian las metodologías para la programación de las operaciones del almacén. La propuesta profundiza en las técnicas para la cuantificación y optimización de recorridos, así como en la gestión de los diferentes tipos de órdenes de trabajo.Además, se destacan las estrategias y tipos de planes para la planificación del almacén, junto con el uso de herramientas tecnológicas de soporte, enfatizando la importancia de la correcta documentación para una toma de decisiones informada y la trazabilidad del flujo de bienes."/>
             <wp:cNvGraphicFramePr>
               <a:graphicFrameLocks xmlns:a="http://schemas.openxmlformats.org/drawingml/2006/main" noChangeAspect="1"/>
@@ -12394,7 +12396,7 @@
                   <pic:spPr>
                     <a:xfrm>
                       <a:off x="0" y="0"/>
-                      <a:ext cx="5791200" cy="3517900"/>
+                      <a:ext cx="5394499" cy="3276919"/>
                     </a:xfrm>
                     <a:prstGeom prst="rect">
                       <a:avLst/>
@@ -12409,17 +12411,9 @@
     </w:p>
     <w:p>
       <w:pPr>
-        <w:ind w:firstLine="0"/>
-        <w:rPr>
-          <w:lang w:val="es-419" w:eastAsia="es-CO"/>
-        </w:rPr>
-      </w:pPr>
-    </w:p>
-    <w:p>
-      <w:pPr>
         <w:pStyle w:val="Titulosgenerales"/>
       </w:pPr>
-      <w:bookmarkStart w:id="20" w:name="_Toc210639377"/>
+      <w:bookmarkStart w:id="20" w:name="_Toc210916082"/>
       <w:r>
         <w:lastRenderedPageBreak/>
         <w:t>Glosario</w:t>
@@ -12947,7 +12941,7 @@
       <w:pPr>
         <w:pStyle w:val="Titulosgenerales"/>
       </w:pPr>
-      <w:bookmarkStart w:id="21" w:name="_Toc210639378"/>
+      <w:bookmarkStart w:id="21" w:name="_Toc210916083"/>
       <w:r>
         <w:lastRenderedPageBreak/>
         <w:t>Material complementario</w:t>
@@ -13677,7 +13671,7 @@
       <w:pPr>
         <w:pStyle w:val="Titulosgenerales"/>
       </w:pPr>
-      <w:bookmarkStart w:id="22" w:name="_Toc210639379"/>
+      <w:bookmarkStart w:id="22" w:name="_Toc210916084"/>
       <w:r>
         <w:lastRenderedPageBreak/>
         <w:t>Referencias bibliográficas</w:t>
@@ -13863,20 +13857,11 @@
         </w:r>
       </w:hyperlink>
     </w:p>
-    <w:p/>
     <w:p>
       <w:pPr>
-        <w:rPr>
-          <w:color w:val="000000" w:themeColor="text1"/>
-          <w:lang w:eastAsia="es-CO"/>
-        </w:rPr>
-      </w:pPr>
-    </w:p>
-    <w:p>
-      <w:pPr>
         <w:pStyle w:val="Titulosgenerales"/>
       </w:pPr>
-      <w:bookmarkStart w:id="23" w:name="_Toc210639380"/>
+      <w:bookmarkStart w:id="23" w:name="_Toc210916085"/>
       <w:r>
         <w:lastRenderedPageBreak/>
         <w:t>C</w:t>
@@ -13889,14 +13874,14 @@
     <w:tbl>
       <w:tblPr>
         <w:tblStyle w:val="SENA"/>
-        <w:tblW w:w="10060" w:type="dxa"/>
+        <w:tblW w:w="9493" w:type="dxa"/>
         <w:tblLayout w:type="fixed"/>
         <w:tblLook w:val="04A0" w:firstRow="1" w:lastRow="0" w:firstColumn="1" w:lastColumn="0" w:noHBand="0" w:noVBand="1"/>
       </w:tblPr>
       <w:tblGrid>
-        <w:gridCol w:w="2830"/>
-        <w:gridCol w:w="3261"/>
-        <w:gridCol w:w="3969"/>
+        <w:gridCol w:w="3397"/>
+        <w:gridCol w:w="3402"/>
+        <w:gridCol w:w="2694"/>
       </w:tblGrid>
       <w:tr>
         <w:trPr>
@@ -13906,7 +13891,7 @@
         </w:trPr>
         <w:tc>
           <w:tcPr>
-            <w:tcW w:w="2830" w:type="dxa"/>
+            <w:tcW w:w="3397" w:type="dxa"/>
           </w:tcPr>
           <w:p>
             <w:pPr>
@@ -13927,7 +13912,7 @@
         </w:tc>
         <w:tc>
           <w:tcPr>
-            <w:tcW w:w="3261" w:type="dxa"/>
+            <w:tcW w:w="3402" w:type="dxa"/>
           </w:tcPr>
           <w:p>
             <w:pPr>
@@ -13948,7 +13933,7 @@
         </w:tc>
         <w:tc>
           <w:tcPr>
-            <w:tcW w:w="3969" w:type="dxa"/>
+            <w:tcW w:w="2694" w:type="dxa"/>
           </w:tcPr>
           <w:p>
             <w:pPr>
@@ -13981,7 +13966,7 @@
         </w:trPr>
         <w:tc>
           <w:tcPr>
-            <w:tcW w:w="2830" w:type="dxa"/>
+            <w:tcW w:w="3397" w:type="dxa"/>
           </w:tcPr>
           <w:p>
             <w:pPr>
@@ -14004,7 +13989,7 @@
         </w:tc>
         <w:tc>
           <w:tcPr>
-            <w:tcW w:w="3261" w:type="dxa"/>
+            <w:tcW w:w="3402" w:type="dxa"/>
           </w:tcPr>
           <w:p>
             <w:pPr>
@@ -14027,7 +14012,7 @@
         </w:tc>
         <w:tc>
           <w:tcPr>
-            <w:tcW w:w="3969" w:type="dxa"/>
+            <w:tcW w:w="2694" w:type="dxa"/>
           </w:tcPr>
           <w:p>
             <w:pPr>
@@ -14068,7 +14053,7 @@
       <w:tr>
         <w:tc>
           <w:tcPr>
-            <w:tcW w:w="2830" w:type="dxa"/>
+            <w:tcW w:w="3397" w:type="dxa"/>
           </w:tcPr>
           <w:p>
             <w:pPr>
@@ -14091,7 +14076,7 @@
         </w:tc>
         <w:tc>
           <w:tcPr>
-            <w:tcW w:w="3261" w:type="dxa"/>
+            <w:tcW w:w="3402" w:type="dxa"/>
           </w:tcPr>
           <w:p>
             <w:pPr>
@@ -14146,7 +14131,7 @@
         </w:tc>
         <w:tc>
           <w:tcPr>
-            <w:tcW w:w="3969" w:type="dxa"/>
+            <w:tcW w:w="2694" w:type="dxa"/>
           </w:tcPr>
           <w:p>
             <w:pPr>
@@ -14190,7 +14175,7 @@
         </w:trPr>
         <w:tc>
           <w:tcPr>
-            <w:tcW w:w="2830" w:type="dxa"/>
+            <w:tcW w:w="3397" w:type="dxa"/>
           </w:tcPr>
           <w:p>
             <w:pPr>
@@ -14212,7 +14197,7 @@
         </w:tc>
         <w:tc>
           <w:tcPr>
-            <w:tcW w:w="3261" w:type="dxa"/>
+            <w:tcW w:w="3402" w:type="dxa"/>
           </w:tcPr>
           <w:p>
             <w:pPr>
@@ -14255,7 +14240,7 @@
         </w:tc>
         <w:tc>
           <w:tcPr>
-            <w:tcW w:w="3969" w:type="dxa"/>
+            <w:tcW w:w="2694" w:type="dxa"/>
           </w:tcPr>
           <w:p>
             <w:pPr>
@@ -14280,7 +14265,7 @@
       <w:tr>
         <w:tc>
           <w:tcPr>
-            <w:tcW w:w="2830" w:type="dxa"/>
+            <w:tcW w:w="3397" w:type="dxa"/>
           </w:tcPr>
           <w:p>
             <w:pPr>
@@ -14301,7 +14286,7 @@
         </w:tc>
         <w:tc>
           <w:tcPr>
-            <w:tcW w:w="3261" w:type="dxa"/>
+            <w:tcW w:w="3402" w:type="dxa"/>
           </w:tcPr>
           <w:p>
             <w:pPr>
@@ -14322,7 +14307,7 @@
         </w:tc>
         <w:tc>
           <w:tcPr>
-            <w:tcW w:w="3969" w:type="dxa"/>
+            <w:tcW w:w="2694" w:type="dxa"/>
           </w:tcPr>
           <w:p>
             <w:pPr>
@@ -14348,7 +14333,7 @@
         </w:trPr>
         <w:tc>
           <w:tcPr>
-            <w:tcW w:w="2830" w:type="dxa"/>
+            <w:tcW w:w="3397" w:type="dxa"/>
           </w:tcPr>
           <w:p>
             <w:pPr>
@@ -14370,7 +14355,7 @@
         </w:tc>
         <w:tc>
           <w:tcPr>
-            <w:tcW w:w="3261" w:type="dxa"/>
+            <w:tcW w:w="3402" w:type="dxa"/>
           </w:tcPr>
           <w:p>
             <w:pPr>
@@ -14400,7 +14385,7 @@
         </w:tc>
         <w:tc>
           <w:tcPr>
-            <w:tcW w:w="3969" w:type="dxa"/>
+            <w:tcW w:w="2694" w:type="dxa"/>
           </w:tcPr>
           <w:p>
             <w:pPr>
@@ -14424,7 +14409,7 @@
       <w:tr>
         <w:tc>
           <w:tcPr>
-            <w:tcW w:w="2830" w:type="dxa"/>
+            <w:tcW w:w="3397" w:type="dxa"/>
           </w:tcPr>
           <w:p>
             <w:pPr>
@@ -14446,7 +14431,7 @@
         </w:tc>
         <w:tc>
           <w:tcPr>
-            <w:tcW w:w="3261" w:type="dxa"/>
+            <w:tcW w:w="3402" w:type="dxa"/>
           </w:tcPr>
           <w:p>
             <w:pPr>
@@ -14470,7 +14455,7 @@
                 <w:sz w:val="28"/>
                 <w:szCs w:val="28"/>
               </w:rPr>
-              <w:t>full stack</w:t>
+              <w:t>full stac</w:t>
             </w:r>
             <w:r>
               <w:rPr>
@@ -14478,13 +14463,13 @@
                 <w:sz w:val="28"/>
                 <w:szCs w:val="28"/>
               </w:rPr>
-              <w:t xml:space="preserve"> junior</w:t>
+              <w:t>k</w:t>
             </w:r>
           </w:p>
         </w:tc>
         <w:tc>
           <w:tcPr>
-            <w:tcW w:w="3969" w:type="dxa"/>
+            <w:tcW w:w="2694" w:type="dxa"/>
           </w:tcPr>
           <w:p>
             <w:pPr>
@@ -14512,7 +14497,7 @@
         </w:trPr>
         <w:tc>
           <w:tcPr>
-            <w:tcW w:w="2830" w:type="dxa"/>
+            <w:tcW w:w="3397" w:type="dxa"/>
           </w:tcPr>
           <w:p>
             <w:pPr>
@@ -14535,7 +14520,7 @@
         </w:tc>
         <w:tc>
           <w:tcPr>
-            <w:tcW w:w="3261" w:type="dxa"/>
+            <w:tcW w:w="3402" w:type="dxa"/>
           </w:tcPr>
           <w:p>
             <w:pPr>
@@ -14558,7 +14543,7 @@
         </w:tc>
         <w:tc>
           <w:tcPr>
-            <w:tcW w:w="3969" w:type="dxa"/>
+            <w:tcW w:w="2694" w:type="dxa"/>
           </w:tcPr>
           <w:p>
             <w:pPr>
@@ -14583,7 +14568,7 @@
       <w:tr>
         <w:tc>
           <w:tcPr>
-            <w:tcW w:w="2830" w:type="dxa"/>
+            <w:tcW w:w="3397" w:type="dxa"/>
           </w:tcPr>
           <w:p>
             <w:pPr>
@@ -14606,7 +14591,7 @@
         </w:tc>
         <w:tc>
           <w:tcPr>
-            <w:tcW w:w="3261" w:type="dxa"/>
+            <w:tcW w:w="3402" w:type="dxa"/>
           </w:tcPr>
           <w:p>
             <w:pPr>
@@ -14645,7 +14630,7 @@
         </w:tc>
         <w:tc>
           <w:tcPr>
-            <w:tcW w:w="3969" w:type="dxa"/>
+            <w:tcW w:w="2694" w:type="dxa"/>
           </w:tcPr>
           <w:p>
             <w:pPr>
@@ -14673,7 +14658,7 @@
         </w:trPr>
         <w:tc>
           <w:tcPr>
-            <w:tcW w:w="2830" w:type="dxa"/>
+            <w:tcW w:w="3397" w:type="dxa"/>
           </w:tcPr>
           <w:p>
             <w:pPr>
@@ -14690,13 +14675,14 @@
                 <w:sz w:val="28"/>
                 <w:szCs w:val="28"/>
               </w:rPr>
+              <w:lastRenderedPageBreak/>
               <w:t>Luz Karime Amaya Cabra</w:t>
             </w:r>
           </w:p>
         </w:tc>
         <w:tc>
           <w:tcPr>
-            <w:tcW w:w="3261" w:type="dxa"/>
+            <w:tcW w:w="3402" w:type="dxa"/>
           </w:tcPr>
           <w:p>
             <w:pPr>
@@ -14735,7 +14721,7 @@
         </w:tc>
         <w:tc>
           <w:tcPr>
-            <w:tcW w:w="3969" w:type="dxa"/>
+            <w:tcW w:w="2694" w:type="dxa"/>
           </w:tcPr>
           <w:p>
             <w:pPr>
@@ -14760,7 +14746,7 @@
       <w:tr>
         <w:tc>
           <w:tcPr>
-            <w:tcW w:w="2830" w:type="dxa"/>
+            <w:tcW w:w="3397" w:type="dxa"/>
           </w:tcPr>
           <w:p>
             <w:pPr>
@@ -14799,7 +14785,7 @@
         </w:tc>
         <w:tc>
           <w:tcPr>
-            <w:tcW w:w="3261" w:type="dxa"/>
+            <w:tcW w:w="3402" w:type="dxa"/>
           </w:tcPr>
           <w:p>
             <w:pPr>
@@ -14822,7 +14808,7 @@
         </w:tc>
         <w:tc>
           <w:tcPr>
-            <w:tcW w:w="3969" w:type="dxa"/>
+            <w:tcW w:w="2694" w:type="dxa"/>
           </w:tcPr>
           <w:p>
             <w:pPr>
@@ -14850,7 +14836,7 @@
         </w:trPr>
         <w:tc>
           <w:tcPr>
-            <w:tcW w:w="2830" w:type="dxa"/>
+            <w:tcW w:w="3397" w:type="dxa"/>
           </w:tcPr>
           <w:p>
             <w:pPr>
@@ -14873,7 +14859,7 @@
         </w:tc>
         <w:tc>
           <w:tcPr>
-            <w:tcW w:w="3261" w:type="dxa"/>
+            <w:tcW w:w="3402" w:type="dxa"/>
           </w:tcPr>
           <w:p>
             <w:pPr>
@@ -14896,7 +14882,7 @@
         </w:tc>
         <w:tc>
           <w:tcPr>
-            <w:tcW w:w="3969" w:type="dxa"/>
+            <w:tcW w:w="2694" w:type="dxa"/>
           </w:tcPr>
           <w:p>
             <w:pPr>
@@ -14921,12 +14907,9 @@
     </w:tbl>
     <w:p>
       <w:pPr>
-        <w:spacing w:before="0" w:after="160" w:line="259" w:lineRule="auto"/>
         <w:ind w:firstLine="0"/>
         <w:rPr>
-          <w:rFonts w:ascii="Calibri" w:hAnsi="Calibri" w:cs="Calibri"/>
-          <w:szCs w:val="28"/>
-          <w:lang w:val="es-419" w:eastAsia="es-CO"/>
+          <w:sz w:val="22"/>
         </w:rPr>
       </w:pPr>
     </w:p>
@@ -46478,6 +46461,7 @@
   <w:style w:type="character" w:default="1" w:styleId="Fuentedeprrafopredeter">
     <w:name w:val="Default Paragraph Font"/>
     <w:uiPriority w:val="1"/>
+    <w:semiHidden/>
     <w:unhideWhenUsed/>
   </w:style>
   <w:style w:type="table" w:default="1" w:styleId="Tablanormal">
@@ -47641,17 +47625,6 @@
 </file>
 
 <file path=customXml/item1.xml><?xml version="1.0" encoding="utf-8"?>
-<p:properties xmlns:p="http://schemas.microsoft.com/office/2006/metadata/properties" xmlns:xsi="http://www.w3.org/2001/XMLSchema-instance" xmlns:pc="http://schemas.microsoft.com/office/infopath/2007/PartnerControls">
-  <documentManagement>
-    <TaxCatchAll xmlns="adccf511-daff-4bcb-9072-914cedbf4c7e" xsi:nil="true"/>
-    <lcf76f155ced4ddcb4097134ff3c332f xmlns="a70d3c18-0869-45a1-9f75-4b4b8f0f32be">
-      <Terms xmlns="http://schemas.microsoft.com/office/infopath/2007/PartnerControls"/>
-    </lcf76f155ced4ddcb4097134ff3c332f>
-  </documentManagement>
-</p:properties>
-</file>
-
-<file path=customXml/item2.xml><?xml version="1.0" encoding="utf-8"?>
 <?mso-contentType ?>
 <FormTemplates xmlns="http://schemas.microsoft.com/sharepoint/v3/contenttype/forms">
   <Display>DocumentLibraryForm</Display>
@@ -47660,28 +47633,46 @@
 </FormTemplates>
 </file>
 
+<file path=customXml/item2.xml><?xml version="1.0" encoding="utf-8"?>
+<p:properties xmlns:p="http://schemas.microsoft.com/office/2006/metadata/properties" xmlns:xsi="http://www.w3.org/2001/XMLSchema-instance" xmlns:pc="http://schemas.microsoft.com/office/infopath/2007/PartnerControls">
+  <documentManagement>
+    <TaxCatchAll xmlns="cb45339b-ced9-4d0d-8f64-77573914d53b" xsi:nil="true"/>
+    <lcf76f155ced4ddcb4097134ff3c332f xmlns="43a3ca16-9c26-4813-b83f-4aec9927b43f">
+      <Terms xmlns="http://schemas.microsoft.com/office/infopath/2007/PartnerControls"/>
+    </lcf76f155ced4ddcb4097134ff3c332f>
+  </documentManagement>
+</p:properties>
+</file>
+
 <file path=customXml/item3.xml><?xml version="1.0" encoding="utf-8"?>
-<ct:contentTypeSchema xmlns:ct="http://schemas.microsoft.com/office/2006/metadata/contentType" xmlns:ma="http://schemas.microsoft.com/office/2006/metadata/properties/metaAttributes" ct:_="" ma:_="" ma:contentTypeName="Documento" ma:contentTypeID="0x010100FC2B1768DD5A774EB396CCAB0DE361C1" ma:contentTypeVersion="12" ma:contentTypeDescription="Crear nuevo documento." ma:contentTypeScope="" ma:versionID="73bbb3c317121ea3087ce0564dba81cf">
-  <xsd:schema xmlns:xsd="http://www.w3.org/2001/XMLSchema" xmlns:xs="http://www.w3.org/2001/XMLSchema" xmlns:p="http://schemas.microsoft.com/office/2006/metadata/properties" xmlns:ns2="a70d3c18-0869-45a1-9f75-4b4b8f0f32be" xmlns:ns3="adccf511-daff-4bcb-9072-914cedbf4c7e" targetNamespace="http://schemas.microsoft.com/office/2006/metadata/properties" ma:root="true" ma:fieldsID="89b5199a66abea40ca7ec6b263fc5e35" ns2:_="" ns3:_="">
-    <xsd:import namespace="a70d3c18-0869-45a1-9f75-4b4b8f0f32be"/>
-    <xsd:import namespace="adccf511-daff-4bcb-9072-914cedbf4c7e"/>
+<b:Sources xmlns:b="http://schemas.openxmlformats.org/officeDocument/2006/bibliography" xmlns="http://schemas.openxmlformats.org/officeDocument/2006/bibliography" SelectedStyle="\APASixthEditionOfficeOnline.xsl" StyleName="APA" Version="6"/>
+</file>
+
+<file path=customXml/item4.xml><?xml version="1.0" encoding="utf-8"?>
+<ct:contentTypeSchema xmlns:ct="http://schemas.microsoft.com/office/2006/metadata/contentType" xmlns:ma="http://schemas.microsoft.com/office/2006/metadata/properties/metaAttributes" ct:_="" ma:_="" ma:contentTypeName="Documento" ma:contentTypeID="0x01010049282E1EDBE9234EA9E6D38F720E265F" ma:contentTypeVersion="15" ma:contentTypeDescription="Crear nuevo documento." ma:contentTypeScope="" ma:versionID="b31c7aa9eaf043a08b87120b3c4916e3">
+  <xsd:schema xmlns:xsd="http://www.w3.org/2001/XMLSchema" xmlns:xs="http://www.w3.org/2001/XMLSchema" xmlns:p="http://schemas.microsoft.com/office/2006/metadata/properties" xmlns:ns2="cb45339b-ced9-4d0d-8f64-77573914d53b" xmlns:ns3="43a3ca16-9c26-4813-b83f-4aec9927b43f" targetNamespace="http://schemas.microsoft.com/office/2006/metadata/properties" ma:root="true" ma:fieldsID="3533d065b04d75c457075bc55f1f5315" ns2:_="" ns3:_="">
+    <xsd:import namespace="cb45339b-ced9-4d0d-8f64-77573914d53b"/>
+    <xsd:import namespace="43a3ca16-9c26-4813-b83f-4aec9927b43f"/>
     <xsd:element name="properties">
       <xsd:complexType>
         <xsd:sequence>
           <xsd:element name="documentManagement">
             <xsd:complexType>
               <xsd:all>
-                <xsd:element ref="ns2:MediaServiceMetadata" minOccurs="0"/>
-                <xsd:element ref="ns2:MediaServiceFastMetadata" minOccurs="0"/>
-                <xsd:element ref="ns2:MediaServiceSearchProperties" minOccurs="0"/>
-                <xsd:element ref="ns2:MediaServiceDateTaken" minOccurs="0"/>
-                <xsd:element ref="ns2:MediaServiceGenerationTime" minOccurs="0"/>
-                <xsd:element ref="ns2:MediaServiceEventHashCode" minOccurs="0"/>
-                <xsd:element ref="ns2:MediaLengthInSeconds" minOccurs="0"/>
-                <xsd:element ref="ns2:lcf76f155ced4ddcb4097134ff3c332f" minOccurs="0"/>
-                <xsd:element ref="ns3:TaxCatchAll" minOccurs="0"/>
-                <xsd:element ref="ns2:MediaServiceOCR" minOccurs="0"/>
-                <xsd:element ref="ns2:MediaServiceBillingMetadata" minOccurs="0"/>
+                <xsd:element ref="ns2:SharedWithUsers" minOccurs="0"/>
+                <xsd:element ref="ns2:SharedWithDetails" minOccurs="0"/>
+                <xsd:element ref="ns3:MediaServiceMetadata" minOccurs="0"/>
+                <xsd:element ref="ns3:MediaServiceFastMetadata" minOccurs="0"/>
+                <xsd:element ref="ns3:MediaServiceDateTaken" minOccurs="0"/>
+                <xsd:element ref="ns3:MediaServiceObjectDetectorVersions" minOccurs="0"/>
+                <xsd:element ref="ns3:MediaLengthInSeconds" minOccurs="0"/>
+                <xsd:element ref="ns3:MediaServiceLocation" minOccurs="0"/>
+                <xsd:element ref="ns3:MediaServiceGenerationTime" minOccurs="0"/>
+                <xsd:element ref="ns3:MediaServiceEventHashCode" minOccurs="0"/>
+                <xsd:element ref="ns3:lcf76f155ced4ddcb4097134ff3c332f" minOccurs="0"/>
+                <xsd:element ref="ns2:TaxCatchAll" minOccurs="0"/>
+                <xsd:element ref="ns3:MediaServiceOCR" minOccurs="0"/>
+                <xsd:element ref="ns3:MediaServiceSearchProperties" minOccurs="0"/>
               </xsd:all>
             </xsd:complexType>
           </xsd:element>
@@ -47689,35 +47680,66 @@
       </xsd:complexType>
     </xsd:element>
   </xsd:schema>
-  <xsd:schema xmlns:xsd="http://www.w3.org/2001/XMLSchema" xmlns:xs="http://www.w3.org/2001/XMLSchema" xmlns:dms="http://schemas.microsoft.com/office/2006/documentManagement/types" xmlns:pc="http://schemas.microsoft.com/office/infopath/2007/PartnerControls" targetNamespace="a70d3c18-0869-45a1-9f75-4b4b8f0f32be" elementFormDefault="qualified">
+  <xsd:schema xmlns:xsd="http://www.w3.org/2001/XMLSchema" xmlns:xs="http://www.w3.org/2001/XMLSchema" xmlns:dms="http://schemas.microsoft.com/office/2006/documentManagement/types" xmlns:pc="http://schemas.microsoft.com/office/infopath/2007/PartnerControls" targetNamespace="cb45339b-ced9-4d0d-8f64-77573914d53b" elementFormDefault="qualified">
     <xsd:import namespace="http://schemas.microsoft.com/office/2006/documentManagement/types"/>
     <xsd:import namespace="http://schemas.microsoft.com/office/infopath/2007/PartnerControls"/>
-    <xsd:element name="MediaServiceMetadata" ma:index="8" nillable="true" ma:displayName="MediaServiceMetadata" ma:hidden="true" ma:internalName="MediaServiceMetadata" ma:readOnly="true">
+    <xsd:element name="SharedWithUsers" ma:index="8" nillable="true" ma:displayName="Compartido con" ma:internalName="SharedWithUsers" ma:readOnly="true">
+      <xsd:complexType>
+        <xsd:complexContent>
+          <xsd:extension base="dms:UserMulti">
+            <xsd:sequence>
+              <xsd:element name="UserInfo" minOccurs="0" maxOccurs="unbounded">
+                <xsd:complexType>
+                  <xsd:sequence>
+                    <xsd:element name="DisplayName" type="xsd:string" minOccurs="0"/>
+                    <xsd:element name="AccountId" type="dms:UserId" minOccurs="0" nillable="true"/>
+                    <xsd:element name="AccountType" type="xsd:string" minOccurs="0"/>
+                  </xsd:sequence>
+                </xsd:complexType>
+              </xsd:element>
+            </xsd:sequence>
+          </xsd:extension>
+        </xsd:complexContent>
+      </xsd:complexType>
+    </xsd:element>
+    <xsd:element name="SharedWithDetails" ma:index="9" nillable="true" ma:displayName="Detalles de uso compartido" ma:internalName="SharedWithDetails" ma:readOnly="true">
+      <xsd:simpleType>
+        <xsd:restriction base="dms:Note">
+          <xsd:maxLength value="255"/>
+        </xsd:restriction>
+      </xsd:simpleType>
+    </xsd:element>
+    <xsd:element name="TaxCatchAll" ma:index="20" nillable="true" ma:displayName="Taxonomy Catch All Column" ma:hidden="true" ma:list="{2f40a149-578b-41a1-8845-c88bc1831770}" ma:internalName="TaxCatchAll" ma:showField="CatchAllData" ma:web="cb45339b-ced9-4d0d-8f64-77573914d53b">
+      <xsd:complexType>
+        <xsd:complexContent>
+          <xsd:extension base="dms:MultiChoiceLookup">
+            <xsd:sequence>
+              <xsd:element name="Value" type="dms:Lookup" maxOccurs="unbounded" minOccurs="0" nillable="true"/>
+            </xsd:sequence>
+          </xsd:extension>
+        </xsd:complexContent>
+      </xsd:complexType>
+    </xsd:element>
+  </xsd:schema>
+  <xsd:schema xmlns:xsd="http://www.w3.org/2001/XMLSchema" xmlns:xs="http://www.w3.org/2001/XMLSchema" xmlns:dms="http://schemas.microsoft.com/office/2006/documentManagement/types" xmlns:pc="http://schemas.microsoft.com/office/infopath/2007/PartnerControls" targetNamespace="43a3ca16-9c26-4813-b83f-4aec9927b43f" elementFormDefault="qualified">
+    <xsd:import namespace="http://schemas.microsoft.com/office/2006/documentManagement/types"/>
+    <xsd:import namespace="http://schemas.microsoft.com/office/infopath/2007/PartnerControls"/>
+    <xsd:element name="MediaServiceMetadata" ma:index="10" nillable="true" ma:displayName="MediaServiceMetadata" ma:hidden="true" ma:internalName="MediaServiceMetadata" ma:readOnly="true">
       <xsd:simpleType>
         <xsd:restriction base="dms:Note"/>
       </xsd:simpleType>
     </xsd:element>
-    <xsd:element name="MediaServiceFastMetadata" ma:index="9" nillable="true" ma:displayName="MediaServiceFastMetadata" ma:hidden="true" ma:internalName="MediaServiceFastMetadata" ma:readOnly="true">
+    <xsd:element name="MediaServiceFastMetadata" ma:index="11" nillable="true" ma:displayName="MediaServiceFastMetadata" ma:hidden="true" ma:internalName="MediaServiceFastMetadata" ma:readOnly="true">
       <xsd:simpleType>
         <xsd:restriction base="dms:Note"/>
       </xsd:simpleType>
     </xsd:element>
-    <xsd:element name="MediaServiceSearchProperties" ma:index="10" nillable="true" ma:displayName="MediaServiceSearchProperties" ma:hidden="true" ma:internalName="MediaServiceSearchProperties" ma:readOnly="true">
-      <xsd:simpleType>
-        <xsd:restriction base="dms:Note"/>
-      </xsd:simpleType>
-    </xsd:element>
-    <xsd:element name="MediaServiceDateTaken" ma:index="11" nillable="true" ma:displayName="MediaServiceDateTaken" ma:hidden="true" ma:indexed="true" ma:internalName="MediaServiceDateTaken" ma:readOnly="true">
+    <xsd:element name="MediaServiceDateTaken" ma:index="12" nillable="true" ma:displayName="MediaServiceDateTaken" ma:hidden="true" ma:indexed="true" ma:internalName="MediaServiceDateTaken" ma:readOnly="true">
       <xsd:simpleType>
         <xsd:restriction base="dms:Text"/>
       </xsd:simpleType>
     </xsd:element>
-    <xsd:element name="MediaServiceGenerationTime" ma:index="12" nillable="true" ma:displayName="MediaServiceGenerationTime" ma:hidden="true" ma:internalName="MediaServiceGenerationTime" ma:readOnly="true">
-      <xsd:simpleType>
-        <xsd:restriction base="dms:Text"/>
-      </xsd:simpleType>
-    </xsd:element>
-    <xsd:element name="MediaServiceEventHashCode" ma:index="13" nillable="true" ma:displayName="MediaServiceEventHashCode" ma:hidden="true" ma:internalName="MediaServiceEventHashCode" ma:readOnly="true">
+    <xsd:element name="MediaServiceObjectDetectorVersions" ma:index="13" nillable="true" ma:displayName="MediaServiceObjectDetectorVersions" ma:hidden="true" ma:indexed="true" ma:internalName="MediaServiceObjectDetectorVersions" ma:readOnly="true">
       <xsd:simpleType>
         <xsd:restriction base="dms:Text"/>
       </xsd:simpleType>
@@ -47727,39 +47749,39 @@
         <xsd:restriction base="dms:Unknown"/>
       </xsd:simpleType>
     </xsd:element>
-    <xsd:element name="lcf76f155ced4ddcb4097134ff3c332f" ma:index="16" nillable="true" ma:taxonomy="true" ma:internalName="lcf76f155ced4ddcb4097134ff3c332f" ma:taxonomyFieldName="MediaServiceImageTags" ma:displayName="Etiquetas de imagen" ma:readOnly="false" ma:fieldId="{5cf76f15-5ced-4ddc-b409-7134ff3c332f}" ma:taxonomyMulti="true" ma:sspId="d33c8c81-5745-4931-bcc4-c2aeafe86780" ma:termSetId="09814cd3-568e-fe90-9814-8d621ff8fb84" ma:anchorId="fba54fb3-c3e1-fe81-a776-ca4b69148c4d" ma:open="true" ma:isKeyword="false">
+    <xsd:element name="MediaServiceLocation" ma:index="15" nillable="true" ma:displayName="Location" ma:indexed="true" ma:internalName="MediaServiceLocation" ma:readOnly="true">
+      <xsd:simpleType>
+        <xsd:restriction base="dms:Text"/>
+      </xsd:simpleType>
+    </xsd:element>
+    <xsd:element name="MediaServiceGenerationTime" ma:index="16" nillable="true" ma:displayName="MediaServiceGenerationTime" ma:hidden="true" ma:internalName="MediaServiceGenerationTime" ma:readOnly="true">
+      <xsd:simpleType>
+        <xsd:restriction base="dms:Text"/>
+      </xsd:simpleType>
+    </xsd:element>
+    <xsd:element name="MediaServiceEventHashCode" ma:index="17" nillable="true" ma:displayName="MediaServiceEventHashCode" ma:hidden="true" ma:internalName="MediaServiceEventHashCode" ma:readOnly="true">
+      <xsd:simpleType>
+        <xsd:restriction base="dms:Text"/>
+      </xsd:simpleType>
+    </xsd:element>
+    <xsd:element name="lcf76f155ced4ddcb4097134ff3c332f" ma:index="19" nillable="true" ma:taxonomy="true" ma:internalName="lcf76f155ced4ddcb4097134ff3c332f" ma:taxonomyFieldName="MediaServiceImageTags" ma:displayName="Etiquetas de imagen" ma:readOnly="false" ma:fieldId="{5cf76f15-5ced-4ddc-b409-7134ff3c332f}" ma:taxonomyMulti="true" ma:sspId="d33c8c81-5745-4931-bcc4-c2aeafe86780" ma:termSetId="09814cd3-568e-fe90-9814-8d621ff8fb84" ma:anchorId="fba54fb3-c3e1-fe81-a776-ca4b69148c4d" ma:open="true" ma:isKeyword="false">
       <xsd:complexType>
         <xsd:sequence>
           <xsd:element ref="pc:Terms" minOccurs="0" maxOccurs="1"/>
         </xsd:sequence>
       </xsd:complexType>
     </xsd:element>
-    <xsd:element name="MediaServiceOCR" ma:index="18" nillable="true" ma:displayName="Extracted Text" ma:internalName="MediaServiceOCR" ma:readOnly="true">
+    <xsd:element name="MediaServiceOCR" ma:index="21" nillable="true" ma:displayName="Extracted Text" ma:internalName="MediaServiceOCR" ma:readOnly="true">
       <xsd:simpleType>
         <xsd:restriction base="dms:Note">
           <xsd:maxLength value="255"/>
         </xsd:restriction>
       </xsd:simpleType>
     </xsd:element>
-    <xsd:element name="MediaServiceBillingMetadata" ma:index="19" nillable="true" ma:displayName="MediaServiceBillingMetadata" ma:hidden="true" ma:internalName="MediaServiceBillingMetadata" ma:readOnly="true">
+    <xsd:element name="MediaServiceSearchProperties" ma:index="22" nillable="true" ma:displayName="MediaServiceSearchProperties" ma:hidden="true" ma:internalName="MediaServiceSearchProperties" ma:readOnly="true">
       <xsd:simpleType>
         <xsd:restriction base="dms:Note"/>
       </xsd:simpleType>
-    </xsd:element>
-  </xsd:schema>
-  <xsd:schema xmlns:xsd="http://www.w3.org/2001/XMLSchema" xmlns:xs="http://www.w3.org/2001/XMLSchema" xmlns:dms="http://schemas.microsoft.com/office/2006/documentManagement/types" xmlns:pc="http://schemas.microsoft.com/office/infopath/2007/PartnerControls" targetNamespace="adccf511-daff-4bcb-9072-914cedbf4c7e" elementFormDefault="qualified">
-    <xsd:import namespace="http://schemas.microsoft.com/office/2006/documentManagement/types"/>
-    <xsd:import namespace="http://schemas.microsoft.com/office/infopath/2007/PartnerControls"/>
-    <xsd:element name="TaxCatchAll" ma:index="17" nillable="true" ma:displayName="Taxonomy Catch All Column" ma:hidden="true" ma:list="{d55fdbc5-1632-489d-aeea-ba6fd7407963}" ma:internalName="TaxCatchAll" ma:showField="CatchAllData" ma:web="adccf511-daff-4bcb-9072-914cedbf4c7e">
-      <xsd:complexType>
-        <xsd:complexContent>
-          <xsd:extension base="dms:MultiChoiceLookup">
-            <xsd:sequence>
-              <xsd:element name="Value" type="dms:Lookup" maxOccurs="unbounded" minOccurs="0" nillable="true"/>
-            </xsd:sequence>
-          </xsd:extension>
-        </xsd:complexContent>
-      </xsd:complexType>
     </xsd:element>
   </xsd:schema>
   <xsd:schema xmlns="http://schemas.openxmlformats.org/package/2006/metadata/core-properties" xmlns:xsd="http://www.w3.org/2001/XMLSchema" xmlns:xsi="http://www.w3.org/2001/XMLSchema-instance" xmlns:dc="http://purl.org/dc/elements/1.1/" xmlns:dcterms="http://purl.org/dc/terms/" xmlns:odoc="http://schemas.microsoft.com/internal/obd" targetNamespace="http://schemas.openxmlformats.org/package/2006/metadata/core-properties" elementFormDefault="qualified" attributeFormDefault="unqualified" blockDefault="#all">
@@ -47861,11 +47883,15 @@
 </ct:contentTypeSchema>
 </file>
 
-<file path=customXml/item4.xml><?xml version="1.0" encoding="utf-8"?>
-<b:Sources xmlns:b="http://schemas.openxmlformats.org/officeDocument/2006/bibliography" xmlns="http://schemas.openxmlformats.org/officeDocument/2006/bibliography" SelectedStyle="\APASixthEditionOfficeOnline.xsl" StyleName="APA" Version="6"/>
+<file path=customXml/itemProps1.xml><?xml version="1.0" encoding="utf-8"?>
+<ds:datastoreItem xmlns:ds="http://schemas.openxmlformats.org/officeDocument/2006/customXml" ds:itemID="{81CBDEC1-3B00-44ED-AD36-0268077980BA}">
+  <ds:schemaRefs>
+    <ds:schemaRef ds:uri="http://schemas.microsoft.com/sharepoint/v3/contenttype/forms"/>
+  </ds:schemaRefs>
+</ds:datastoreItem>
 </file>
 
-<file path=customXml/itemProps1.xml><?xml version="1.0" encoding="utf-8"?>
+<file path=customXml/itemProps2.xml><?xml version="1.0" encoding="utf-8"?>
 <ds:datastoreItem xmlns:ds="http://schemas.openxmlformats.org/officeDocument/2006/customXml" ds:itemID="{6929C9FE-9F22-4B98-96EF-1B541B3BD0B2}">
   <ds:schemaRefs>
     <ds:schemaRef ds:uri="http://schemas.microsoft.com/office/2006/metadata/properties"/>
@@ -47876,22 +47902,29 @@
 </ds:datastoreItem>
 </file>
 
-<file path=customXml/itemProps2.xml><?xml version="1.0" encoding="utf-8"?>
-<ds:datastoreItem xmlns:ds="http://schemas.openxmlformats.org/officeDocument/2006/customXml" ds:itemID="{81CBDEC1-3B00-44ED-AD36-0268077980BA}">
-  <ds:schemaRefs>
-    <ds:schemaRef ds:uri="http://schemas.microsoft.com/sharepoint/v3/contenttype/forms"/>
-  </ds:schemaRefs>
-</ds:datastoreItem>
-</file>
-
 <file path=customXml/itemProps3.xml><?xml version="1.0" encoding="utf-8"?>
-<ds:datastoreItem xmlns:ds="http://schemas.openxmlformats.org/officeDocument/2006/customXml" ds:itemID="{043ABF1A-7893-4946-9159-1639462455DC}"/>
-</file>
-
-<file path=customXml/itemProps4.xml><?xml version="1.0" encoding="utf-8"?>
 <ds:datastoreItem xmlns:ds="http://schemas.openxmlformats.org/officeDocument/2006/customXml" ds:itemID="{E8AB44A3-7C62-4BD2-82ED-8ABC209970FA}">
   <ds:schemaRefs>
     <ds:schemaRef ds:uri="http://schemas.openxmlformats.org/officeDocument/2006/bibliography"/>
   </ds:schemaRefs>
 </ds:datastoreItem>
+</file>
+
+<file path=customXml/itemProps4.xml><?xml version="1.0" encoding="utf-8"?>
+<ds:datastoreItem xmlns:ds="http://schemas.openxmlformats.org/officeDocument/2006/customXml" ds:itemID="{DF43E046-DB0C-42D1-8C73-AE38B52F1ED7}">
+  <ds:schemaRefs>
+    <ds:schemaRef ds:uri="http://schemas.microsoft.com/office/2006/metadata/contentType"/>
+    <ds:schemaRef ds:uri="http://schemas.microsoft.com/office/2006/metadata/properties/metaAttributes"/>
+    <ds:schemaRef ds:uri="http://www.w3.org/2001/XMLSchema"/>
+    <ds:schemaRef ds:uri="http://schemas.microsoft.com/office/2006/metadata/properties"/>
+    <ds:schemaRef ds:uri="cb45339b-ced9-4d0d-8f64-77573914d53b"/>
+    <ds:schemaRef ds:uri="43a3ca16-9c26-4813-b83f-4aec9927b43f"/>
+    <ds:schemaRef ds:uri="http://schemas.microsoft.com/office/2006/documentManagement/types"/>
+    <ds:schemaRef ds:uri="http://schemas.microsoft.com/office/infopath/2007/PartnerControls"/>
+    <ds:schemaRef ds:uri="http://schemas.openxmlformats.org/package/2006/metadata/core-properties"/>
+    <ds:schemaRef ds:uri="http://purl.org/dc/elements/1.1/"/>
+    <ds:schemaRef ds:uri="http://purl.org/dc/terms/"/>
+    <ds:schemaRef ds:uri="http://schemas.microsoft.com/internal/obd"/>
+  </ds:schemaRefs>
+</ds:datastoreItem>
 </file>
--- a/fuentes/CFA2_12150024_DU.docx
+++ b/fuentes/CFA2_12150024_DU.docx
@@ -524,7 +524,7 @@
           <w:r>
             <w:fldChar w:fldCharType="separate"/>
           </w:r>
-          <w:hyperlink w:anchor="_Toc210916062" w:history="1">
+          <w:hyperlink w:anchor="_Toc211438153" w:history="1">
             <w:r>
               <w:rPr>
                 <w:rStyle w:val="Hipervnculo"/>
@@ -551,7 +551,7 @@
                 <w:noProof/>
                 <w:webHidden/>
               </w:rPr>
-              <w:instrText xml:space="preserve"> PAGEREF _Toc210916062 \h </w:instrText>
+              <w:instrText xml:space="preserve"> PAGEREF _Toc211438153 \h </w:instrText>
             </w:r>
             <w:r>
               <w:rPr>
@@ -597,7 +597,7 @@
               <w:lang w:eastAsia="es-MX"/>
             </w:rPr>
           </w:pPr>
-          <w:hyperlink w:anchor="_Toc210916063" w:history="1">
+          <w:hyperlink w:anchor="_Toc211438154" w:history="1">
             <w:r>
               <w:rPr>
                 <w:rStyle w:val="Hipervnculo"/>
@@ -641,7 +641,7 @@
                 <w:noProof/>
                 <w:webHidden/>
               </w:rPr>
-              <w:instrText xml:space="preserve"> PAGEREF _Toc210916063 \h </w:instrText>
+              <w:instrText xml:space="preserve"> PAGEREF _Toc211438154 \h </w:instrText>
             </w:r>
             <w:r>
               <w:rPr>
@@ -683,7 +683,7 @@
               <w:lang w:eastAsia="es-MX"/>
             </w:rPr>
           </w:pPr>
-          <w:hyperlink w:anchor="_Toc210916064" w:history="1">
+          <w:hyperlink w:anchor="_Toc211438155" w:history="1">
             <w:r>
               <w:rPr>
                 <w:rStyle w:val="Hipervnculo"/>
@@ -727,7 +727,7 @@
                 <w:noProof/>
                 <w:webHidden/>
               </w:rPr>
-              <w:instrText xml:space="preserve"> PAGEREF _Toc210916064 \h </w:instrText>
+              <w:instrText xml:space="preserve"> PAGEREF _Toc211438155 \h </w:instrText>
             </w:r>
             <w:r>
               <w:rPr>
@@ -769,7 +769,7 @@
               <w:lang w:eastAsia="es-MX"/>
             </w:rPr>
           </w:pPr>
-          <w:hyperlink w:anchor="_Toc210916065" w:history="1">
+          <w:hyperlink w:anchor="_Toc211438156" w:history="1">
             <w:r>
               <w:rPr>
                 <w:rStyle w:val="Hipervnculo"/>
@@ -796,7 +796,7 @@
                 <w:noProof/>
                 <w:webHidden/>
               </w:rPr>
-              <w:instrText xml:space="preserve"> PAGEREF _Toc210916065 \h </w:instrText>
+              <w:instrText xml:space="preserve"> PAGEREF _Toc211438156 \h </w:instrText>
             </w:r>
             <w:r>
               <w:rPr>
@@ -838,7 +838,7 @@
               <w:lang w:eastAsia="es-MX"/>
             </w:rPr>
           </w:pPr>
-          <w:hyperlink w:anchor="_Toc210916066" w:history="1">
+          <w:hyperlink w:anchor="_Toc211438157" w:history="1">
             <w:r>
               <w:rPr>
                 <w:rStyle w:val="Hipervnculo"/>
@@ -865,7 +865,7 @@
                 <w:noProof/>
                 <w:webHidden/>
               </w:rPr>
-              <w:instrText xml:space="preserve"> PAGEREF _Toc210916066 \h </w:instrText>
+              <w:instrText xml:space="preserve"> PAGEREF _Toc211438157 \h </w:instrText>
             </w:r>
             <w:r>
               <w:rPr>
@@ -911,7 +911,7 @@
               <w:lang w:eastAsia="es-MX"/>
             </w:rPr>
           </w:pPr>
-          <w:hyperlink w:anchor="_Toc210916067" w:history="1">
+          <w:hyperlink w:anchor="_Toc211438158" w:history="1">
             <w:r>
               <w:rPr>
                 <w:rStyle w:val="Hipervnculo"/>
@@ -955,7 +955,7 @@
                 <w:noProof/>
                 <w:webHidden/>
               </w:rPr>
-              <w:instrText xml:space="preserve"> PAGEREF _Toc210916067 \h </w:instrText>
+              <w:instrText xml:space="preserve"> PAGEREF _Toc211438158 \h </w:instrText>
             </w:r>
             <w:r>
               <w:rPr>
@@ -997,7 +997,7 @@
               <w:lang w:eastAsia="es-MX"/>
             </w:rPr>
           </w:pPr>
-          <w:hyperlink w:anchor="_Toc210916068" w:history="1">
+          <w:hyperlink w:anchor="_Toc211438159" w:history="1">
             <w:r>
               <w:rPr>
                 <w:rStyle w:val="Hipervnculo"/>
@@ -1024,7 +1024,7 @@
                 <w:noProof/>
                 <w:webHidden/>
               </w:rPr>
-              <w:instrText xml:space="preserve"> PAGEREF _Toc210916068 \h </w:instrText>
+              <w:instrText xml:space="preserve"> PAGEREF _Toc211438159 \h </w:instrText>
             </w:r>
             <w:r>
               <w:rPr>
@@ -1066,7 +1066,7 @@
               <w:lang w:eastAsia="es-MX"/>
             </w:rPr>
           </w:pPr>
-          <w:hyperlink w:anchor="_Toc210916069" w:history="1">
+          <w:hyperlink w:anchor="_Toc211438160" w:history="1">
             <w:r>
               <w:rPr>
                 <w:rStyle w:val="Hipervnculo"/>
@@ -1093,7 +1093,7 @@
                 <w:noProof/>
                 <w:webHidden/>
               </w:rPr>
-              <w:instrText xml:space="preserve"> PAGEREF _Toc210916069 \h </w:instrText>
+              <w:instrText xml:space="preserve"> PAGEREF _Toc211438160 \h </w:instrText>
             </w:r>
             <w:r>
               <w:rPr>
@@ -1135,7 +1135,7 @@
               <w:lang w:eastAsia="es-MX"/>
             </w:rPr>
           </w:pPr>
-          <w:hyperlink w:anchor="_Toc210916070" w:history="1">
+          <w:hyperlink w:anchor="_Toc211438161" w:history="1">
             <w:r>
               <w:rPr>
                 <w:rStyle w:val="Hipervnculo"/>
@@ -1162,7 +1162,7 @@
                 <w:noProof/>
                 <w:webHidden/>
               </w:rPr>
-              <w:instrText xml:space="preserve"> PAGEREF _Toc210916070 \h </w:instrText>
+              <w:instrText xml:space="preserve"> PAGEREF _Toc211438161 \h </w:instrText>
             </w:r>
             <w:r>
               <w:rPr>
@@ -1208,7 +1208,7 @@
               <w:lang w:eastAsia="es-MX"/>
             </w:rPr>
           </w:pPr>
-          <w:hyperlink w:anchor="_Toc210916071" w:history="1">
+          <w:hyperlink w:anchor="_Toc211438162" w:history="1">
             <w:r>
               <w:rPr>
                 <w:rStyle w:val="Hipervnculo"/>
@@ -1252,7 +1252,7 @@
                 <w:noProof/>
                 <w:webHidden/>
               </w:rPr>
-              <w:instrText xml:space="preserve"> PAGEREF _Toc210916071 \h </w:instrText>
+              <w:instrText xml:space="preserve"> PAGEREF _Toc211438162 \h </w:instrText>
             </w:r>
             <w:r>
               <w:rPr>
@@ -1294,7 +1294,7 @@
               <w:lang w:eastAsia="es-MX"/>
             </w:rPr>
           </w:pPr>
-          <w:hyperlink w:anchor="_Toc210916072" w:history="1">
+          <w:hyperlink w:anchor="_Toc211438163" w:history="1">
             <w:r>
               <w:rPr>
                 <w:rStyle w:val="Hipervnculo"/>
@@ -1321,7 +1321,7 @@
                 <w:noProof/>
                 <w:webHidden/>
               </w:rPr>
-              <w:instrText xml:space="preserve"> PAGEREF _Toc210916072 \h </w:instrText>
+              <w:instrText xml:space="preserve"> PAGEREF _Toc211438163 \h </w:instrText>
             </w:r>
             <w:r>
               <w:rPr>
@@ -1363,7 +1363,7 @@
               <w:lang w:eastAsia="es-MX"/>
             </w:rPr>
           </w:pPr>
-          <w:hyperlink w:anchor="_Toc210916073" w:history="1">
+          <w:hyperlink w:anchor="_Toc211438164" w:history="1">
             <w:r>
               <w:rPr>
                 <w:rStyle w:val="Hipervnculo"/>
@@ -1390,7 +1390,7 @@
                 <w:noProof/>
                 <w:webHidden/>
               </w:rPr>
-              <w:instrText xml:space="preserve"> PAGEREF _Toc210916073 \h </w:instrText>
+              <w:instrText xml:space="preserve"> PAGEREF _Toc211438164 \h </w:instrText>
             </w:r>
             <w:r>
               <w:rPr>
@@ -1432,7 +1432,7 @@
               <w:lang w:eastAsia="es-MX"/>
             </w:rPr>
           </w:pPr>
-          <w:hyperlink w:anchor="_Toc210916074" w:history="1">
+          <w:hyperlink w:anchor="_Toc211438165" w:history="1">
             <w:r>
               <w:rPr>
                 <w:rStyle w:val="Hipervnculo"/>
@@ -1459,7 +1459,7 @@
                 <w:noProof/>
                 <w:webHidden/>
               </w:rPr>
-              <w:instrText xml:space="preserve"> PAGEREF _Toc210916074 \h </w:instrText>
+              <w:instrText xml:space="preserve"> PAGEREF _Toc211438165 \h </w:instrText>
             </w:r>
             <w:r>
               <w:rPr>
@@ -1501,7 +1501,7 @@
               <w:lang w:eastAsia="es-MX"/>
             </w:rPr>
           </w:pPr>
-          <w:hyperlink w:anchor="_Toc210916075" w:history="1">
+          <w:hyperlink w:anchor="_Toc211438166" w:history="1">
             <w:r>
               <w:rPr>
                 <w:rStyle w:val="Hipervnculo"/>
@@ -1528,7 +1528,7 @@
                 <w:noProof/>
                 <w:webHidden/>
               </w:rPr>
-              <w:instrText xml:space="preserve"> PAGEREF _Toc210916075 \h </w:instrText>
+              <w:instrText xml:space="preserve"> PAGEREF _Toc211438166 \h </w:instrText>
             </w:r>
             <w:r>
               <w:rPr>
@@ -1574,7 +1574,7 @@
               <w:lang w:eastAsia="es-MX"/>
             </w:rPr>
           </w:pPr>
-          <w:hyperlink w:anchor="_Toc210916076" w:history="1">
+          <w:hyperlink w:anchor="_Toc211438167" w:history="1">
             <w:r>
               <w:rPr>
                 <w:rStyle w:val="Hipervnculo"/>
@@ -1618,7 +1618,7 @@
                 <w:noProof/>
                 <w:webHidden/>
               </w:rPr>
-              <w:instrText xml:space="preserve"> PAGEREF _Toc210916076 \h </w:instrText>
+              <w:instrText xml:space="preserve"> PAGEREF _Toc211438167 \h </w:instrText>
             </w:r>
             <w:r>
               <w:rPr>
@@ -1660,7 +1660,7 @@
               <w:lang w:eastAsia="es-MX"/>
             </w:rPr>
           </w:pPr>
-          <w:hyperlink w:anchor="_Toc210916077" w:history="1">
+          <w:hyperlink w:anchor="_Toc211438168" w:history="1">
             <w:r>
               <w:rPr>
                 <w:rStyle w:val="Hipervnculo"/>
@@ -1687,7 +1687,7 @@
                 <w:noProof/>
                 <w:webHidden/>
               </w:rPr>
-              <w:instrText xml:space="preserve"> PAGEREF _Toc210916077 \h </w:instrText>
+              <w:instrText xml:space="preserve"> PAGEREF _Toc211438168 \h </w:instrText>
             </w:r>
             <w:r>
               <w:rPr>
@@ -1729,13 +1729,13 @@
               <w:lang w:eastAsia="es-MX"/>
             </w:rPr>
           </w:pPr>
-          <w:hyperlink w:anchor="_Toc210916078" w:history="1">
+          <w:hyperlink w:anchor="_Toc211438169" w:history="1">
             <w:r>
               <w:rPr>
                 <w:rStyle w:val="Hipervnculo"/>
                 <w:noProof/>
               </w:rPr>
-              <w:t>4.3 Tipos de planes</w:t>
+              <w:t>4.2 Técnicas de planificación</w:t>
             </w:r>
             <w:r>
               <w:rPr>
@@ -1756,7 +1756,7 @@
                 <w:noProof/>
                 <w:webHidden/>
               </w:rPr>
-              <w:instrText xml:space="preserve"> PAGEREF _Toc210916078 \h </w:instrText>
+              <w:instrText xml:space="preserve"> PAGEREF _Toc211438169 \h </w:instrText>
             </w:r>
             <w:r>
               <w:rPr>
@@ -1776,7 +1776,7 @@
                 <w:noProof/>
                 <w:webHidden/>
               </w:rPr>
-              <w:t>31</w:t>
+              <w:t>29</w:t>
             </w:r>
             <w:r>
               <w:rPr>
@@ -1798,13 +1798,13 @@
               <w:lang w:eastAsia="es-MX"/>
             </w:rPr>
           </w:pPr>
-          <w:hyperlink w:anchor="_Toc210916079" w:history="1">
+          <w:hyperlink w:anchor="_Toc211438170" w:history="1">
             <w:r>
               <w:rPr>
                 <w:rStyle w:val="Hipervnculo"/>
                 <w:noProof/>
               </w:rPr>
-              <w:t>4.4 Herramientas tecnológicas</w:t>
+              <w:t>4.3 Tipos de planes</w:t>
             </w:r>
             <w:r>
               <w:rPr>
@@ -1825,7 +1825,7 @@
                 <w:noProof/>
                 <w:webHidden/>
               </w:rPr>
-              <w:instrText xml:space="preserve"> PAGEREF _Toc210916079 \h </w:instrText>
+              <w:instrText xml:space="preserve"> PAGEREF _Toc211438170 \h </w:instrText>
             </w:r>
             <w:r>
               <w:rPr>
@@ -1845,7 +1845,7 @@
                 <w:noProof/>
                 <w:webHidden/>
               </w:rPr>
-              <w:t>33</w:t>
+              <w:t>31</w:t>
             </w:r>
             <w:r>
               <w:rPr>
@@ -1867,13 +1867,13 @@
               <w:lang w:eastAsia="es-MX"/>
             </w:rPr>
           </w:pPr>
-          <w:hyperlink w:anchor="_Toc210916080" w:history="1">
+          <w:hyperlink w:anchor="_Toc211438171" w:history="1">
             <w:r>
               <w:rPr>
                 <w:rStyle w:val="Hipervnculo"/>
                 <w:noProof/>
               </w:rPr>
-              <w:t>4.5 Documentos</w:t>
+              <w:t>4.4 Herramientas tecnológicas</w:t>
             </w:r>
             <w:r>
               <w:rPr>
@@ -1894,7 +1894,76 @@
                 <w:noProof/>
                 <w:webHidden/>
               </w:rPr>
-              <w:instrText xml:space="preserve"> PAGEREF _Toc210916080 \h </w:instrText>
+              <w:instrText xml:space="preserve"> PAGEREF _Toc211438171 \h </w:instrText>
+            </w:r>
+            <w:r>
+              <w:rPr>
+                <w:noProof/>
+                <w:webHidden/>
+              </w:rPr>
+            </w:r>
+            <w:r>
+              <w:rPr>
+                <w:noProof/>
+                <w:webHidden/>
+              </w:rPr>
+              <w:fldChar w:fldCharType="separate"/>
+            </w:r>
+            <w:r>
+              <w:rPr>
+                <w:noProof/>
+                <w:webHidden/>
+              </w:rPr>
+              <w:t>33</w:t>
+            </w:r>
+            <w:r>
+              <w:rPr>
+                <w:noProof/>
+                <w:webHidden/>
+              </w:rPr>
+              <w:fldChar w:fldCharType="end"/>
+            </w:r>
+          </w:hyperlink>
+        </w:p>
+        <w:p>
+          <w:pPr>
+            <w:pStyle w:val="TDC2"/>
+            <w:rPr>
+              <w:rFonts w:eastAsiaTheme="minorEastAsia"/>
+              <w:noProof/>
+              <w:sz w:val="24"/>
+              <w:szCs w:val="24"/>
+              <w:lang w:eastAsia="es-MX"/>
+            </w:rPr>
+          </w:pPr>
+          <w:hyperlink w:anchor="_Toc211438172" w:history="1">
+            <w:r>
+              <w:rPr>
+                <w:rStyle w:val="Hipervnculo"/>
+                <w:noProof/>
+              </w:rPr>
+              <w:t>4.5 Documentos</w:t>
+            </w:r>
+            <w:r>
+              <w:rPr>
+                <w:noProof/>
+                <w:webHidden/>
+              </w:rPr>
+              <w:tab/>
+            </w:r>
+            <w:r>
+              <w:rPr>
+                <w:noProof/>
+                <w:webHidden/>
+              </w:rPr>
+              <w:fldChar w:fldCharType="begin"/>
+            </w:r>
+            <w:r>
+              <w:rPr>
+                <w:noProof/>
+                <w:webHidden/>
+              </w:rPr>
+              <w:instrText xml:space="preserve"> PAGEREF _Toc211438172 \h </w:instrText>
             </w:r>
             <w:r>
               <w:rPr>
@@ -1939,7 +2008,7 @@
               <w:lang w:eastAsia="es-MX"/>
             </w:rPr>
           </w:pPr>
-          <w:hyperlink w:anchor="_Toc210916081" w:history="1">
+          <w:hyperlink w:anchor="_Toc211438173" w:history="1">
             <w:r>
               <w:rPr>
                 <w:rStyle w:val="Hipervnculo"/>
@@ -1966,7 +2035,7 @@
                 <w:noProof/>
                 <w:webHidden/>
               </w:rPr>
-              <w:instrText xml:space="preserve"> PAGEREF _Toc210916081 \h </w:instrText>
+              <w:instrText xml:space="preserve"> PAGEREF _Toc211438173 \h </w:instrText>
             </w:r>
             <w:r>
               <w:rPr>
@@ -2011,7 +2080,7 @@
               <w:lang w:eastAsia="es-MX"/>
             </w:rPr>
           </w:pPr>
-          <w:hyperlink w:anchor="_Toc210916082" w:history="1">
+          <w:hyperlink w:anchor="_Toc211438174" w:history="1">
             <w:r>
               <w:rPr>
                 <w:rStyle w:val="Hipervnculo"/>
@@ -2038,7 +2107,7 @@
                 <w:noProof/>
                 <w:webHidden/>
               </w:rPr>
-              <w:instrText xml:space="preserve"> PAGEREF _Toc210916082 \h </w:instrText>
+              <w:instrText xml:space="preserve"> PAGEREF _Toc211438174 \h </w:instrText>
             </w:r>
             <w:r>
               <w:rPr>
@@ -2083,7 +2152,7 @@
               <w:lang w:eastAsia="es-MX"/>
             </w:rPr>
           </w:pPr>
-          <w:hyperlink w:anchor="_Toc210916083" w:history="1">
+          <w:hyperlink w:anchor="_Toc211438175" w:history="1">
             <w:r>
               <w:rPr>
                 <w:rStyle w:val="Hipervnculo"/>
@@ -2110,7 +2179,7 @@
                 <w:noProof/>
                 <w:webHidden/>
               </w:rPr>
-              <w:instrText xml:space="preserve"> PAGEREF _Toc210916083 \h </w:instrText>
+              <w:instrText xml:space="preserve"> PAGEREF _Toc211438175 \h </w:instrText>
             </w:r>
             <w:r>
               <w:rPr>
@@ -2155,7 +2224,7 @@
               <w:lang w:eastAsia="es-MX"/>
             </w:rPr>
           </w:pPr>
-          <w:hyperlink w:anchor="_Toc210916084" w:history="1">
+          <w:hyperlink w:anchor="_Toc211438176" w:history="1">
             <w:r>
               <w:rPr>
                 <w:rStyle w:val="Hipervnculo"/>
@@ -2182,7 +2251,7 @@
                 <w:noProof/>
                 <w:webHidden/>
               </w:rPr>
-              <w:instrText xml:space="preserve"> PAGEREF _Toc210916084 \h </w:instrText>
+              <w:instrText xml:space="preserve"> PAGEREF _Toc211438176 \h </w:instrText>
             </w:r>
             <w:r>
               <w:rPr>
@@ -2227,7 +2296,7 @@
               <w:lang w:eastAsia="es-MX"/>
             </w:rPr>
           </w:pPr>
-          <w:hyperlink w:anchor="_Toc210916085" w:history="1">
+          <w:hyperlink w:anchor="_Toc211438177" w:history="1">
             <w:r>
               <w:rPr>
                 <w:rStyle w:val="Hipervnculo"/>
@@ -2254,7 +2323,7 @@
                 <w:noProof/>
                 <w:webHidden/>
               </w:rPr>
-              <w:instrText xml:space="preserve"> PAGEREF _Toc210916085 \h </w:instrText>
+              <w:instrText xml:space="preserve"> PAGEREF _Toc211438177 \h </w:instrText>
             </w:r>
             <w:r>
               <w:rPr>
@@ -2311,7 +2380,7 @@
       <w:pPr>
         <w:pStyle w:val="Titulosgenerales"/>
       </w:pPr>
-      <w:bookmarkStart w:id="0" w:name="_Toc210916062"/>
+      <w:bookmarkStart w:id="0" w:name="_Toc211438153"/>
       <w:r>
         <w:lastRenderedPageBreak/>
         <w:t>Introducción</w:t>
@@ -2611,7 +2680,7 @@
       <w:pPr>
         <w:pStyle w:val="Ttulo1"/>
       </w:pPr>
-      <w:bookmarkStart w:id="1" w:name="_Toc210916063"/>
+      <w:bookmarkStart w:id="1" w:name="_Toc211438154"/>
       <w:r>
         <w:lastRenderedPageBreak/>
         <w:t>Manipulación</w:t>
@@ -2651,7 +2720,7 @@
           <w:rFonts w:eastAsia="Times New Roman"/>
         </w:rPr>
       </w:pPr>
-      <w:bookmarkStart w:id="2" w:name="_Toc210916064"/>
+      <w:bookmarkStart w:id="2" w:name="_Toc211438155"/>
       <w:r>
         <w:t>Concepto</w:t>
       </w:r>
@@ -3091,7 +3160,7 @@
       <w:pPr>
         <w:pStyle w:val="Ttulo2"/>
       </w:pPr>
-      <w:bookmarkStart w:id="3" w:name="_Toc210916065"/>
+      <w:bookmarkStart w:id="3" w:name="_Toc211438156"/>
       <w:r>
         <w:t>1.2 Equipos de manipulación</w:t>
       </w:r>
@@ -3578,7 +3647,7 @@
       <w:pPr>
         <w:pStyle w:val="Ttulo2"/>
       </w:pPr>
-      <w:bookmarkStart w:id="4" w:name="_Toc210916066"/>
+      <w:bookmarkStart w:id="4" w:name="_Toc211438157"/>
       <w:r>
         <w:t>1.3 Normativa</w:t>
       </w:r>
@@ -4078,7 +4147,7 @@
       <w:pPr>
         <w:pStyle w:val="Ttulo1"/>
       </w:pPr>
-      <w:bookmarkStart w:id="5" w:name="_Toc210916067"/>
+      <w:bookmarkStart w:id="5" w:name="_Toc211438158"/>
       <w:r>
         <w:lastRenderedPageBreak/>
         <w:t>Organización de</w:t>
@@ -4123,7 +4192,7 @@
       <w:pPr>
         <w:pStyle w:val="Ttulo2"/>
       </w:pPr>
-      <w:bookmarkStart w:id="6" w:name="_Toc210916068"/>
+      <w:bookmarkStart w:id="6" w:name="_Toc211438159"/>
       <w:r>
         <w:t>2.1 Concepto</w:t>
       </w:r>
@@ -4150,6 +4219,19 @@
       </w:pPr>
       <w:r>
         <w:rPr>
+          <w:lang w:eastAsia="es-CO"/>
+        </w:rPr>
+        <w:t>La organización adecuada del almacén impacta directamente en la capacidad de respuesta, la precisión en inventarios y la satisfacción del cliente final, siendo un pilar fundamental para la competitividad logística en mercados globalizados y dinámicos. Un almacén bien organizado debe considerar:</w:t>
+      </w:r>
+    </w:p>
+    <w:p>
+      <w:pPr>
+        <w:rPr>
+          <w:lang w:eastAsia="es-CO"/>
+        </w:rPr>
+      </w:pPr>
+      <w:r>
+        <w:rPr>
           <w:b/>
           <w:bCs/>
           <w:lang w:eastAsia="es-CO"/>
@@ -4236,6 +4318,7 @@
         <w:rPr>
           <w:lang w:eastAsia="es-CO"/>
         </w:rPr>
+        <w:lastRenderedPageBreak/>
         <w:t>En la actualidad, la organización de almacenes no solo implica ubicar productos en estantes, sino integrar sistemas de inteligencia artificial, robótica y análisis de datos para predecir demandas y optimizar espacios.</w:t>
       </w:r>
     </w:p>
@@ -4243,9 +4326,8 @@
       <w:pPr>
         <w:pStyle w:val="Ttulo2"/>
       </w:pPr>
-      <w:bookmarkStart w:id="7" w:name="_Toc210916069"/>
-      <w:r>
-        <w:lastRenderedPageBreak/>
+      <w:bookmarkStart w:id="7" w:name="_Toc211438160"/>
+      <w:r>
         <w:t xml:space="preserve">2.2 Técnicas de </w:t>
       </w:r>
       <w:r>
@@ -4362,29 +4444,36 @@
     <w:p>
       <w:pPr>
         <w:rPr>
+          <w:lang w:val="es-419" w:eastAsia="es-CO"/>
+        </w:rPr>
+      </w:pPr>
+      <w:r>
+        <w:rPr>
+          <w:lang w:val="es-419" w:eastAsia="es-CO"/>
+        </w:rPr>
+        <w:t>A</w:t>
+      </w:r>
+      <w:r>
+        <w:rPr>
+          <w:lang w:val="es-419" w:eastAsia="es-CO"/>
+        </w:rPr>
+        <w:t xml:space="preserve">signar un lugar fijo para cada artículo ayuda a mantener el orden y facilita la rápida </w:t>
+      </w:r>
+      <w:r>
+        <w:rPr>
+          <w:lang w:val="es-419" w:eastAsia="es-CO"/>
+        </w:rPr>
+        <w:t>localización.</w:t>
+      </w:r>
+    </w:p>
+    <w:p>
+      <w:pPr>
+        <w:rPr>
           <w:b/>
           <w:bCs/>
           <w:lang w:val="es-419" w:eastAsia="es-CO"/>
         </w:rPr>
       </w:pPr>
-      <w:r>
-        <w:rPr>
-          <w:lang w:val="es-419" w:eastAsia="es-CO"/>
-        </w:rPr>
-        <w:t>A</w:t>
-      </w:r>
-      <w:r>
-        <w:rPr>
-          <w:lang w:val="es-419" w:eastAsia="es-CO"/>
-        </w:rPr>
-        <w:t xml:space="preserve">signar un lugar fijo para cada artículo ayuda a mantener el orden y facilita la rápida </w:t>
-      </w:r>
-      <w:r>
-        <w:rPr>
-          <w:lang w:val="es-419" w:eastAsia="es-CO"/>
-        </w:rPr>
-        <w:t>localización.</w:t>
-      </w:r>
     </w:p>
     <w:p>
       <w:pPr>
@@ -4400,6 +4489,7 @@
           <w:bCs/>
           <w:lang w:val="es-419" w:eastAsia="es-CO"/>
         </w:rPr>
+        <w:lastRenderedPageBreak/>
         <w:t>Almacenamiento según clase de movimiento o rotación</w:t>
       </w:r>
       <w:r>
@@ -4451,7 +4541,6 @@
           <w:bCs/>
           <w:lang w:val="es-419" w:eastAsia="es-CO"/>
         </w:rPr>
-        <w:lastRenderedPageBreak/>
         <w:t>Técnicas FIFO, LIFO y FEFO</w:t>
       </w:r>
     </w:p>
@@ -4658,6 +4747,13 @@
         </w:rPr>
         <w:t>Utilizan rodillos y gravedad para facilitar la entrada y salida de mercancías, garantizando rotación eficiente y ahorro de espacio.</w:t>
       </w:r>
+    </w:p>
+    <w:p>
+      <w:pPr>
+        <w:rPr>
+          <w:lang w:val="es-419" w:eastAsia="es-CO"/>
+        </w:rPr>
+      </w:pPr>
     </w:p>
     <w:p>
       <w:pPr>
@@ -4675,6 +4771,7 @@
           <w:bCs/>
           <w:lang w:val="es-419" w:eastAsia="es-CO"/>
         </w:rPr>
+        <w:lastRenderedPageBreak/>
         <w:t>Cross-docking</w:t>
       </w:r>
     </w:p>
@@ -4718,7 +4815,6 @@
         <w:rPr>
           <w:lang w:val="es-419" w:eastAsia="es-CO"/>
         </w:rPr>
-        <w:lastRenderedPageBreak/>
         <w:t>Divide el almacén en dos niveles para optimizar espacio, requiriendo atención a la seguridad y manejo mecánico.</w:t>
       </w:r>
     </w:p>
@@ -4782,7 +4878,7 @@
       <w:pPr>
         <w:pStyle w:val="Ttulo2"/>
       </w:pPr>
-      <w:bookmarkStart w:id="8" w:name="_Toc210916070"/>
+      <w:bookmarkStart w:id="8" w:name="_Toc211438161"/>
       <w:r>
         <w:t>2.3 Buenas prácticas</w:t>
       </w:r>
@@ -4871,6 +4967,7 @@
           <w:bCs/>
           <w:lang w:val="es-419" w:eastAsia="es-CO"/>
         </w:rPr>
+        <w:lastRenderedPageBreak/>
         <w:t>Seiton (organizar):</w:t>
       </w:r>
       <w:r>
@@ -4998,7 +5095,6 @@
           <w:bCs/>
           <w:lang w:val="es-419" w:eastAsia="es-CO"/>
         </w:rPr>
-        <w:lastRenderedPageBreak/>
         <w:t>Rotulación y señalización clara</w:t>
       </w:r>
     </w:p>
@@ -5250,7 +5346,7 @@
       <w:pPr>
         <w:pStyle w:val="Ttulo1"/>
       </w:pPr>
-      <w:bookmarkStart w:id="9" w:name="_Toc210916071"/>
+      <w:bookmarkStart w:id="9" w:name="_Toc211438162"/>
       <w:r>
         <w:lastRenderedPageBreak/>
         <w:t>Programación de almacén</w:t>
@@ -5287,7 +5383,7 @@
       <w:pPr>
         <w:pStyle w:val="Ttulo2"/>
       </w:pPr>
-      <w:bookmarkStart w:id="10" w:name="_Toc210916072"/>
+      <w:bookmarkStart w:id="10" w:name="_Toc211438163"/>
       <w:r>
         <w:t>3.1 Concepto</w:t>
       </w:r>
@@ -5462,7 +5558,7 @@
       <w:pPr>
         <w:pStyle w:val="Ttulo2"/>
       </w:pPr>
-      <w:bookmarkStart w:id="11" w:name="_Toc210916073"/>
+      <w:bookmarkStart w:id="11" w:name="_Toc211438164"/>
       <w:r>
         <w:t>3.2 Tipos de programación</w:t>
       </w:r>
@@ -5824,14 +5920,38 @@
         <w:rPr>
           <w:lang w:val="es-419" w:eastAsia="es-CO"/>
         </w:rPr>
-        <w:t>ivide las tareas en turnos de trabajo para cubrir operaciones continuas (ejemplo: almacenes 24/7).</w:t>
+        <w:t>ivide las tareas en turnos de trabajo para cubrir operaciones continuas (ejemplo: almacenes 24</w:t>
+      </w:r>
+      <w:r>
+        <w:rPr>
+          <w:lang w:val="es-419" w:eastAsia="es-CO"/>
+        </w:rPr>
+        <w:t xml:space="preserve"> </w:t>
+      </w:r>
+      <w:r>
+        <w:rPr>
+          <w:lang w:val="es-419" w:eastAsia="es-CO"/>
+        </w:rPr>
+        <w:t>/</w:t>
+      </w:r>
+      <w:r>
+        <w:rPr>
+          <w:lang w:val="es-419" w:eastAsia="es-CO"/>
+        </w:rPr>
+        <w:t xml:space="preserve"> </w:t>
+      </w:r>
+      <w:r>
+        <w:rPr>
+          <w:lang w:val="es-419" w:eastAsia="es-CO"/>
+        </w:rPr>
+        <w:t>7).</w:t>
       </w:r>
     </w:p>
     <w:p>
       <w:pPr>
         <w:pStyle w:val="Ttulo2"/>
       </w:pPr>
-      <w:bookmarkStart w:id="12" w:name="_Toc210916074"/>
+      <w:bookmarkStart w:id="12" w:name="_Toc211438165"/>
       <w:r>
         <w:t>3.3 Técnicas de cuantificación de recorridos</w:t>
       </w:r>
@@ -9526,7 +9646,7 @@
       <w:pPr>
         <w:pStyle w:val="Ttulo2"/>
       </w:pPr>
-      <w:bookmarkStart w:id="13" w:name="_Toc210916075"/>
+      <w:bookmarkStart w:id="13" w:name="_Toc211438166"/>
       <w:r>
         <w:t>3.4 Órdenes</w:t>
       </w:r>
@@ -9796,7 +9916,7 @@
       <w:pPr>
         <w:pStyle w:val="Ttulo1"/>
       </w:pPr>
-      <w:bookmarkStart w:id="14" w:name="_Toc210916076"/>
+      <w:bookmarkStart w:id="14" w:name="_Toc211438167"/>
       <w:r>
         <w:lastRenderedPageBreak/>
         <w:t>Planificación de almacén</w:t>
@@ -9846,7 +9966,7 @@
       <w:pPr>
         <w:pStyle w:val="Ttulo2"/>
       </w:pPr>
-      <w:bookmarkStart w:id="15" w:name="_Toc210916077"/>
+      <w:bookmarkStart w:id="15" w:name="_Toc211438168"/>
       <w:r>
         <w:t>4.1 Concepto</w:t>
       </w:r>
@@ -10157,21 +10277,27 @@
     </w:p>
     <w:p>
       <w:pPr>
-        <w:spacing w:before="0" w:after="160" w:line="259" w:lineRule="auto"/>
-        <w:ind w:firstLine="0"/>
-        <w:rPr>
-          <w:sz w:val="24"/>
-          <w:szCs w:val="24"/>
-          <w:lang w:val="es-419" w:eastAsia="es-CO"/>
-        </w:rPr>
-      </w:pPr>
-      <w:r>
-        <w:rPr>
-          <w:sz w:val="24"/>
-          <w:szCs w:val="24"/>
-          <w:lang w:val="es-419" w:eastAsia="es-CO"/>
-        </w:rPr>
-        <w:br w:type="page"/>
+        <w:pStyle w:val="Ttulo2"/>
+      </w:pPr>
+      <w:bookmarkStart w:id="16" w:name="_Toc211438169"/>
+      <w:r>
+        <w:t>4.2 Técnicas de planificación</w:t>
+      </w:r>
+      <w:bookmarkEnd w:id="16"/>
+    </w:p>
+    <w:p>
+      <w:pPr>
+        <w:rPr>
+          <w:bCs/>
+          <w:lang w:eastAsia="es-CO"/>
+        </w:rPr>
+      </w:pPr>
+      <w:r>
+        <w:rPr>
+          <w:bCs/>
+          <w:lang w:eastAsia="es-CO"/>
+        </w:rPr>
+        <w:t>La organización eficiente de un almacén logístico requiere integrar diversas estrategias, métodos y tecnologías que permitan maximizar el aprovechamiento del espacio, optimizar los recursos disponibles y mejorar el flujo operativo. Para lograrlo, se emplean distintos enfoques que abarcan desde el diseño de la distribución en planta hasta la gestión automatizada, garantizando así procesos ágiles y precisos.</w:t>
       </w:r>
     </w:p>
     <w:p>
@@ -10694,6 +10820,7 @@
                 <w:lang w:val="en-US" w:eastAsia="es-CO"/>
               </w:rPr>
             </w:pPr>
+            <w:proofErr w:type="spellStart"/>
             <w:r>
               <w:rPr>
                 <w:rFonts w:eastAsia="Times New Roman"/>
@@ -10701,7 +10828,17 @@
                 <w:szCs w:val="28"/>
                 <w:lang w:val="en-US"/>
               </w:rPr>
-              <w:t xml:space="preserve">Almacenamiento </w:t>
+              <w:t>Almacenamiento</w:t>
+            </w:r>
+            <w:proofErr w:type="spellEnd"/>
+            <w:r>
+              <w:rPr>
+                <w:rFonts w:eastAsia="Times New Roman"/>
+                <w:color w:val="000000"/>
+                <w:szCs w:val="28"/>
+                <w:lang w:val="en-US"/>
+              </w:rPr>
+              <w:t xml:space="preserve"> </w:t>
             </w:r>
             <w:proofErr w:type="spellStart"/>
             <w:r>
@@ -11349,11 +11486,11 @@
       <w:pPr>
         <w:pStyle w:val="Ttulo2"/>
       </w:pPr>
-      <w:bookmarkStart w:id="16" w:name="_Toc210916078"/>
+      <w:bookmarkStart w:id="17" w:name="_Toc211438170"/>
       <w:r>
         <w:t>4.3 Tipos de planes</w:t>
       </w:r>
-      <w:bookmarkEnd w:id="16"/>
+      <w:bookmarkEnd w:id="17"/>
     </w:p>
     <w:p>
       <w:pPr>
@@ -11516,11 +11653,11 @@
       <w:pPr>
         <w:pStyle w:val="Ttulo2"/>
       </w:pPr>
-      <w:bookmarkStart w:id="17" w:name="_Toc210916079"/>
+      <w:bookmarkStart w:id="18" w:name="_Toc211438171"/>
       <w:r>
         <w:t>4.4 Herramientas tecnológicas</w:t>
       </w:r>
-      <w:bookmarkEnd w:id="17"/>
+      <w:bookmarkEnd w:id="18"/>
     </w:p>
     <w:p>
       <w:pPr>
@@ -11561,7 +11698,39 @@
           <w:bCs/>
           <w:lang w:val="es-419" w:eastAsia="es-CO"/>
         </w:rPr>
-        <w:t xml:space="preserve"> de gestión de almacenes (SGA/WMS):</w:t>
+        <w:t xml:space="preserve"> de gestión de almacenes (SGA</w:t>
+      </w:r>
+      <w:r>
+        <w:rPr>
+          <w:b/>
+          <w:bCs/>
+          <w:lang w:val="es-419" w:eastAsia="es-CO"/>
+        </w:rPr>
+        <w:t xml:space="preserve"> </w:t>
+      </w:r>
+      <w:r>
+        <w:rPr>
+          <w:b/>
+          <w:bCs/>
+          <w:lang w:val="es-419" w:eastAsia="es-CO"/>
+        </w:rPr>
+        <w:t>/</w:t>
+      </w:r>
+      <w:r>
+        <w:rPr>
+          <w:b/>
+          <w:bCs/>
+          <w:lang w:val="es-419" w:eastAsia="es-CO"/>
+        </w:rPr>
+        <w:t xml:space="preserve"> </w:t>
+      </w:r>
+      <w:r>
+        <w:rPr>
+          <w:b/>
+          <w:bCs/>
+          <w:lang w:val="es-419" w:eastAsia="es-CO"/>
+        </w:rPr>
+        <w:t>WMS):</w:t>
       </w:r>
       <w:r>
         <w:rPr>
@@ -11814,11 +11983,11 @@
       <w:pPr>
         <w:pStyle w:val="Ttulo2"/>
       </w:pPr>
-      <w:bookmarkStart w:id="18" w:name="_Toc210916080"/>
+      <w:bookmarkStart w:id="19" w:name="_Toc211438172"/>
       <w:r>
         <w:t>4.5 Documentos</w:t>
       </w:r>
-      <w:bookmarkEnd w:id="18"/>
+      <w:bookmarkEnd w:id="19"/>
     </w:p>
     <w:p>
       <w:pPr>
@@ -12311,12 +12480,12 @@
       <w:pPr>
         <w:pStyle w:val="Titulosgenerales"/>
       </w:pPr>
-      <w:bookmarkStart w:id="19" w:name="_Toc210916081"/>
+      <w:bookmarkStart w:id="20" w:name="_Toc211438173"/>
       <w:r>
         <w:lastRenderedPageBreak/>
         <w:t>Síntesis</w:t>
       </w:r>
-      <w:bookmarkEnd w:id="19"/>
+      <w:bookmarkEnd w:id="20"/>
       <w:r>
         <w:t xml:space="preserve"> </w:t>
       </w:r>
@@ -12413,12 +12582,12 @@
       <w:pPr>
         <w:pStyle w:val="Titulosgenerales"/>
       </w:pPr>
-      <w:bookmarkStart w:id="20" w:name="_Toc210916082"/>
+      <w:bookmarkStart w:id="21" w:name="_Toc211438174"/>
       <w:r>
         <w:lastRenderedPageBreak/>
         <w:t>Glosario</w:t>
       </w:r>
-      <w:bookmarkEnd w:id="20"/>
+      <w:bookmarkEnd w:id="21"/>
     </w:p>
     <w:p>
       <w:pPr>
@@ -12941,12 +13110,12 @@
       <w:pPr>
         <w:pStyle w:val="Titulosgenerales"/>
       </w:pPr>
-      <w:bookmarkStart w:id="21" w:name="_Toc210916083"/>
+      <w:bookmarkStart w:id="22" w:name="_Toc211438175"/>
       <w:r>
         <w:lastRenderedPageBreak/>
         <w:t>Material complementario</w:t>
       </w:r>
-      <w:bookmarkEnd w:id="21"/>
+      <w:bookmarkEnd w:id="22"/>
     </w:p>
     <w:tbl>
       <w:tblPr>
@@ -13671,12 +13840,12 @@
       <w:pPr>
         <w:pStyle w:val="Titulosgenerales"/>
       </w:pPr>
-      <w:bookmarkStart w:id="22" w:name="_Toc210916084"/>
+      <w:bookmarkStart w:id="23" w:name="_Toc211438176"/>
       <w:r>
         <w:lastRenderedPageBreak/>
         <w:t>Referencias bibliográficas</w:t>
       </w:r>
-      <w:bookmarkEnd w:id="22"/>
+      <w:bookmarkEnd w:id="23"/>
       <w:r>
         <w:t xml:space="preserve"> </w:t>
       </w:r>
@@ -13830,38 +13999,10 @@
       </w:hyperlink>
     </w:p>
     <w:p>
-      <w:r>
-        <w:t xml:space="preserve">Servicio Nacional de Aprendizaje (SENA). (2021). </w:t>
-      </w:r>
-      <w:proofErr w:type="spellStart"/>
-      <w:r>
-        <w:t>Zajuna</w:t>
-      </w:r>
-      <w:proofErr w:type="spellEnd"/>
-      <w:r>
-        <w:t xml:space="preserve"> Semilla. 121523_2_Virtual-Coordinación de procesos logísticos</w:t>
-      </w:r>
-      <w:r>
-        <w:rPr>
-          <w:i/>
-          <w:iCs/>
-        </w:rPr>
-        <w:t>.</w:t>
-      </w:r>
-      <w:hyperlink r:id="rId29" w:tgtFrame="_blank" w:history="1">
-        <w:r>
-          <w:rPr>
-            <w:rStyle w:val="Hipervnculo"/>
-          </w:rPr>
-          <w:t>https://zajuna.sena.edu.co/zajuna/course/view.php?id=32450</w:t>
-        </w:r>
-      </w:hyperlink>
-    </w:p>
-    <w:p>
       <w:pPr>
         <w:pStyle w:val="Titulosgenerales"/>
       </w:pPr>
-      <w:bookmarkStart w:id="23" w:name="_Toc210916085"/>
+      <w:bookmarkStart w:id="24" w:name="_Toc211438177"/>
       <w:r>
         <w:lastRenderedPageBreak/>
         <w:t>C</w:t>
@@ -13869,7 +14010,7 @@
       <w:r>
         <w:t>réditos</w:t>
       </w:r>
-      <w:bookmarkEnd w:id="23"/>
+      <w:bookmarkEnd w:id="24"/>
     </w:p>
     <w:tbl>
       <w:tblPr>
@@ -14191,7 +14332,21 @@
                 <w:sz w:val="28"/>
                 <w:szCs w:val="28"/>
               </w:rPr>
-              <w:t>Yesis Arturo Choperena Guerrero</w:t>
+              <w:t>Ye</w:t>
+            </w:r>
+            <w:r>
+              <w:rPr>
+                <w:sz w:val="28"/>
+                <w:szCs w:val="28"/>
+              </w:rPr>
+              <w:t>zid</w:t>
+            </w:r>
+            <w:r>
+              <w:rPr>
+                <w:sz w:val="28"/>
+                <w:szCs w:val="28"/>
+              </w:rPr>
+              <w:t xml:space="preserve"> Arturo Choperena Guerrero</w:t>
             </w:r>
           </w:p>
         </w:tc>
@@ -14914,8 +15069,8 @@
       </w:pPr>
     </w:p>
     <w:sectPr>
-      <w:headerReference w:type="default" r:id="rId30"/>
-      <w:footerReference w:type="default" r:id="rId31"/>
+      <w:headerReference w:type="default" r:id="rId29"/>
+      <w:footerReference w:type="default" r:id="rId30"/>
       <w:pgSz w:w="12240" w:h="15840"/>
       <w:pgMar w:top="1701" w:right="1134" w:bottom="1134" w:left="1134" w:header="709" w:footer="737" w:gutter="0"/>
       <w:pgNumType w:start="1"/>
@@ -46461,7 +46616,6 @@
   <w:style w:type="character" w:default="1" w:styleId="Fuentedeprrafopredeter">
     <w:name w:val="Default Paragraph Font"/>
     <w:uiPriority w:val="1"/>
-    <w:semiHidden/>
     <w:unhideWhenUsed/>
   </w:style>
   <w:style w:type="table" w:default="1" w:styleId="Tablanormal">
@@ -47625,6 +47779,17 @@
 </file>
 
 <file path=customXml/item1.xml><?xml version="1.0" encoding="utf-8"?>
+<p:properties xmlns:p="http://schemas.microsoft.com/office/2006/metadata/properties" xmlns:xsi="http://www.w3.org/2001/XMLSchema-instance" xmlns:pc="http://schemas.microsoft.com/office/infopath/2007/PartnerControls">
+  <documentManagement>
+    <TaxCatchAll xmlns="adccf511-daff-4bcb-9072-914cedbf4c7e" xsi:nil="true"/>
+    <lcf76f155ced4ddcb4097134ff3c332f xmlns="a70d3c18-0869-45a1-9f75-4b4b8f0f32be">
+      <Terms xmlns="http://schemas.microsoft.com/office/infopath/2007/PartnerControls"/>
+    </lcf76f155ced4ddcb4097134ff3c332f>
+  </documentManagement>
+</p:properties>
+</file>
+
+<file path=customXml/item2.xml><?xml version="1.0" encoding="utf-8"?>
 <?mso-contentType ?>
 <FormTemplates xmlns="http://schemas.microsoft.com/sharepoint/v3/contenttype/forms">
   <Display>DocumentLibraryForm</Display>
@@ -47633,46 +47798,28 @@
 </FormTemplates>
 </file>
 
-<file path=customXml/item2.xml><?xml version="1.0" encoding="utf-8"?>
-<p:properties xmlns:p="http://schemas.microsoft.com/office/2006/metadata/properties" xmlns:xsi="http://www.w3.org/2001/XMLSchema-instance" xmlns:pc="http://schemas.microsoft.com/office/infopath/2007/PartnerControls">
-  <documentManagement>
-    <TaxCatchAll xmlns="cb45339b-ced9-4d0d-8f64-77573914d53b" xsi:nil="true"/>
-    <lcf76f155ced4ddcb4097134ff3c332f xmlns="43a3ca16-9c26-4813-b83f-4aec9927b43f">
-      <Terms xmlns="http://schemas.microsoft.com/office/infopath/2007/PartnerControls"/>
-    </lcf76f155ced4ddcb4097134ff3c332f>
-  </documentManagement>
-</p:properties>
-</file>
-
 <file path=customXml/item3.xml><?xml version="1.0" encoding="utf-8"?>
-<b:Sources xmlns:b="http://schemas.openxmlformats.org/officeDocument/2006/bibliography" xmlns="http://schemas.openxmlformats.org/officeDocument/2006/bibliography" SelectedStyle="\APASixthEditionOfficeOnline.xsl" StyleName="APA" Version="6"/>
-</file>
-
-<file path=customXml/item4.xml><?xml version="1.0" encoding="utf-8"?>
-<ct:contentTypeSchema xmlns:ct="http://schemas.microsoft.com/office/2006/metadata/contentType" xmlns:ma="http://schemas.microsoft.com/office/2006/metadata/properties/metaAttributes" ct:_="" ma:_="" ma:contentTypeName="Documento" ma:contentTypeID="0x01010049282E1EDBE9234EA9E6D38F720E265F" ma:contentTypeVersion="15" ma:contentTypeDescription="Crear nuevo documento." ma:contentTypeScope="" ma:versionID="b31c7aa9eaf043a08b87120b3c4916e3">
-  <xsd:schema xmlns:xsd="http://www.w3.org/2001/XMLSchema" xmlns:xs="http://www.w3.org/2001/XMLSchema" xmlns:p="http://schemas.microsoft.com/office/2006/metadata/properties" xmlns:ns2="cb45339b-ced9-4d0d-8f64-77573914d53b" xmlns:ns3="43a3ca16-9c26-4813-b83f-4aec9927b43f" targetNamespace="http://schemas.microsoft.com/office/2006/metadata/properties" ma:root="true" ma:fieldsID="3533d065b04d75c457075bc55f1f5315" ns2:_="" ns3:_="">
-    <xsd:import namespace="cb45339b-ced9-4d0d-8f64-77573914d53b"/>
-    <xsd:import namespace="43a3ca16-9c26-4813-b83f-4aec9927b43f"/>
+<ct:contentTypeSchema xmlns:ct="http://schemas.microsoft.com/office/2006/metadata/contentType" xmlns:ma="http://schemas.microsoft.com/office/2006/metadata/properties/metaAttributes" ct:_="" ma:_="" ma:contentTypeName="Documento" ma:contentTypeID="0x010100FC2B1768DD5A774EB396CCAB0DE361C1" ma:contentTypeVersion="12" ma:contentTypeDescription="Crear nuevo documento." ma:contentTypeScope="" ma:versionID="73bbb3c317121ea3087ce0564dba81cf">
+  <xsd:schema xmlns:xsd="http://www.w3.org/2001/XMLSchema" xmlns:xs="http://www.w3.org/2001/XMLSchema" xmlns:p="http://schemas.microsoft.com/office/2006/metadata/properties" xmlns:ns2="a70d3c18-0869-45a1-9f75-4b4b8f0f32be" xmlns:ns3="adccf511-daff-4bcb-9072-914cedbf4c7e" targetNamespace="http://schemas.microsoft.com/office/2006/metadata/properties" ma:root="true" ma:fieldsID="89b5199a66abea40ca7ec6b263fc5e35" ns2:_="" ns3:_="">
+    <xsd:import namespace="a70d3c18-0869-45a1-9f75-4b4b8f0f32be"/>
+    <xsd:import namespace="adccf511-daff-4bcb-9072-914cedbf4c7e"/>
     <xsd:element name="properties">
       <xsd:complexType>
         <xsd:sequence>
           <xsd:element name="documentManagement">
             <xsd:complexType>
               <xsd:all>
-                <xsd:element ref="ns2:SharedWithUsers" minOccurs="0"/>
-                <xsd:element ref="ns2:SharedWithDetails" minOccurs="0"/>
-                <xsd:element ref="ns3:MediaServiceMetadata" minOccurs="0"/>
-                <xsd:element ref="ns3:MediaServiceFastMetadata" minOccurs="0"/>
-                <xsd:element ref="ns3:MediaServiceDateTaken" minOccurs="0"/>
-                <xsd:element ref="ns3:MediaServiceObjectDetectorVersions" minOccurs="0"/>
-                <xsd:element ref="ns3:MediaLengthInSeconds" minOccurs="0"/>
-                <xsd:element ref="ns3:MediaServiceLocation" minOccurs="0"/>
-                <xsd:element ref="ns3:MediaServiceGenerationTime" minOccurs="0"/>
-                <xsd:element ref="ns3:MediaServiceEventHashCode" minOccurs="0"/>
-                <xsd:element ref="ns3:lcf76f155ced4ddcb4097134ff3c332f" minOccurs="0"/>
-                <xsd:element ref="ns2:TaxCatchAll" minOccurs="0"/>
-                <xsd:element ref="ns3:MediaServiceOCR" minOccurs="0"/>
-                <xsd:element ref="ns3:MediaServiceSearchProperties" minOccurs="0"/>
+                <xsd:element ref="ns2:MediaServiceMetadata" minOccurs="0"/>
+                <xsd:element ref="ns2:MediaServiceFastMetadata" minOccurs="0"/>
+                <xsd:element ref="ns2:MediaServiceSearchProperties" minOccurs="0"/>
+                <xsd:element ref="ns2:MediaServiceDateTaken" minOccurs="0"/>
+                <xsd:element ref="ns2:MediaServiceGenerationTime" minOccurs="0"/>
+                <xsd:element ref="ns2:MediaServiceEventHashCode" minOccurs="0"/>
+                <xsd:element ref="ns2:MediaLengthInSeconds" minOccurs="0"/>
+                <xsd:element ref="ns2:lcf76f155ced4ddcb4097134ff3c332f" minOccurs="0"/>
+                <xsd:element ref="ns3:TaxCatchAll" minOccurs="0"/>
+                <xsd:element ref="ns2:MediaServiceOCR" minOccurs="0"/>
+                <xsd:element ref="ns2:MediaServiceBillingMetadata" minOccurs="0"/>
               </xsd:all>
             </xsd:complexType>
           </xsd:element>
@@ -47680,36 +47827,68 @@
       </xsd:complexType>
     </xsd:element>
   </xsd:schema>
-  <xsd:schema xmlns:xsd="http://www.w3.org/2001/XMLSchema" xmlns:xs="http://www.w3.org/2001/XMLSchema" xmlns:dms="http://schemas.microsoft.com/office/2006/documentManagement/types" xmlns:pc="http://schemas.microsoft.com/office/infopath/2007/PartnerControls" targetNamespace="cb45339b-ced9-4d0d-8f64-77573914d53b" elementFormDefault="qualified">
+  <xsd:schema xmlns:xsd="http://www.w3.org/2001/XMLSchema" xmlns:xs="http://www.w3.org/2001/XMLSchema" xmlns:dms="http://schemas.microsoft.com/office/2006/documentManagement/types" xmlns:pc="http://schemas.microsoft.com/office/infopath/2007/PartnerControls" targetNamespace="a70d3c18-0869-45a1-9f75-4b4b8f0f32be" elementFormDefault="qualified">
     <xsd:import namespace="http://schemas.microsoft.com/office/2006/documentManagement/types"/>
     <xsd:import namespace="http://schemas.microsoft.com/office/infopath/2007/PartnerControls"/>
-    <xsd:element name="SharedWithUsers" ma:index="8" nillable="true" ma:displayName="Compartido con" ma:internalName="SharedWithUsers" ma:readOnly="true">
+    <xsd:element name="MediaServiceMetadata" ma:index="8" nillable="true" ma:displayName="MediaServiceMetadata" ma:hidden="true" ma:internalName="MediaServiceMetadata" ma:readOnly="true">
+      <xsd:simpleType>
+        <xsd:restriction base="dms:Note"/>
+      </xsd:simpleType>
+    </xsd:element>
+    <xsd:element name="MediaServiceFastMetadata" ma:index="9" nillable="true" ma:displayName="MediaServiceFastMetadata" ma:hidden="true" ma:internalName="MediaServiceFastMetadata" ma:readOnly="true">
+      <xsd:simpleType>
+        <xsd:restriction base="dms:Note"/>
+      </xsd:simpleType>
+    </xsd:element>
+    <xsd:element name="MediaServiceSearchProperties" ma:index="10" nillable="true" ma:displayName="MediaServiceSearchProperties" ma:hidden="true" ma:internalName="MediaServiceSearchProperties" ma:readOnly="true">
+      <xsd:simpleType>
+        <xsd:restriction base="dms:Note"/>
+      </xsd:simpleType>
+    </xsd:element>
+    <xsd:element name="MediaServiceDateTaken" ma:index="11" nillable="true" ma:displayName="MediaServiceDateTaken" ma:hidden="true" ma:indexed="true" ma:internalName="MediaServiceDateTaken" ma:readOnly="true">
+      <xsd:simpleType>
+        <xsd:restriction base="dms:Text"/>
+      </xsd:simpleType>
+    </xsd:element>
+    <xsd:element name="MediaServiceGenerationTime" ma:index="12" nillable="true" ma:displayName="MediaServiceGenerationTime" ma:hidden="true" ma:internalName="MediaServiceGenerationTime" ma:readOnly="true">
+      <xsd:simpleType>
+        <xsd:restriction base="dms:Text"/>
+      </xsd:simpleType>
+    </xsd:element>
+    <xsd:element name="MediaServiceEventHashCode" ma:index="13" nillable="true" ma:displayName="MediaServiceEventHashCode" ma:hidden="true" ma:internalName="MediaServiceEventHashCode" ma:readOnly="true">
+      <xsd:simpleType>
+        <xsd:restriction base="dms:Text"/>
+      </xsd:simpleType>
+    </xsd:element>
+    <xsd:element name="MediaLengthInSeconds" ma:index="14" nillable="true" ma:displayName="MediaLengthInSeconds" ma:hidden="true" ma:internalName="MediaLengthInSeconds" ma:readOnly="true">
+      <xsd:simpleType>
+        <xsd:restriction base="dms:Unknown"/>
+      </xsd:simpleType>
+    </xsd:element>
+    <xsd:element name="lcf76f155ced4ddcb4097134ff3c332f" ma:index="16" nillable="true" ma:taxonomy="true" ma:internalName="lcf76f155ced4ddcb4097134ff3c332f" ma:taxonomyFieldName="MediaServiceImageTags" ma:displayName="Etiquetas de imagen" ma:readOnly="false" ma:fieldId="{5cf76f15-5ced-4ddc-b409-7134ff3c332f}" ma:taxonomyMulti="true" ma:sspId="d33c8c81-5745-4931-bcc4-c2aeafe86780" ma:termSetId="09814cd3-568e-fe90-9814-8d621ff8fb84" ma:anchorId="fba54fb3-c3e1-fe81-a776-ca4b69148c4d" ma:open="true" ma:isKeyword="false">
       <xsd:complexType>
-        <xsd:complexContent>
-          <xsd:extension base="dms:UserMulti">
-            <xsd:sequence>
-              <xsd:element name="UserInfo" minOccurs="0" maxOccurs="unbounded">
-                <xsd:complexType>
-                  <xsd:sequence>
-                    <xsd:element name="DisplayName" type="xsd:string" minOccurs="0"/>
-                    <xsd:element name="AccountId" type="dms:UserId" minOccurs="0" nillable="true"/>
-                    <xsd:element name="AccountType" type="xsd:string" minOccurs="0"/>
-                  </xsd:sequence>
-                </xsd:complexType>
-              </xsd:element>
-            </xsd:sequence>
-          </xsd:extension>
-        </xsd:complexContent>
+        <xsd:sequence>
+          <xsd:element ref="pc:Terms" minOccurs="0" maxOccurs="1"/>
+        </xsd:sequence>
       </xsd:complexType>
     </xsd:element>
-    <xsd:element name="SharedWithDetails" ma:index="9" nillable="true" ma:displayName="Detalles de uso compartido" ma:internalName="SharedWithDetails" ma:readOnly="true">
+    <xsd:element name="MediaServiceOCR" ma:index="18" nillable="true" ma:displayName="Extracted Text" ma:internalName="MediaServiceOCR" ma:readOnly="true">
       <xsd:simpleType>
         <xsd:restriction base="dms:Note">
           <xsd:maxLength value="255"/>
         </xsd:restriction>
       </xsd:simpleType>
     </xsd:element>
-    <xsd:element name="TaxCatchAll" ma:index="20" nillable="true" ma:displayName="Taxonomy Catch All Column" ma:hidden="true" ma:list="{2f40a149-578b-41a1-8845-c88bc1831770}" ma:internalName="TaxCatchAll" ma:showField="CatchAllData" ma:web="cb45339b-ced9-4d0d-8f64-77573914d53b">
+    <xsd:element name="MediaServiceBillingMetadata" ma:index="19" nillable="true" ma:displayName="MediaServiceBillingMetadata" ma:hidden="true" ma:internalName="MediaServiceBillingMetadata" ma:readOnly="true">
+      <xsd:simpleType>
+        <xsd:restriction base="dms:Note"/>
+      </xsd:simpleType>
+    </xsd:element>
+  </xsd:schema>
+  <xsd:schema xmlns:xsd="http://www.w3.org/2001/XMLSchema" xmlns:xs="http://www.w3.org/2001/XMLSchema" xmlns:dms="http://schemas.microsoft.com/office/2006/documentManagement/types" xmlns:pc="http://schemas.microsoft.com/office/infopath/2007/PartnerControls" targetNamespace="adccf511-daff-4bcb-9072-914cedbf4c7e" elementFormDefault="qualified">
+    <xsd:import namespace="http://schemas.microsoft.com/office/2006/documentManagement/types"/>
+    <xsd:import namespace="http://schemas.microsoft.com/office/infopath/2007/PartnerControls"/>
+    <xsd:element name="TaxCatchAll" ma:index="17" nillable="true" ma:displayName="Taxonomy Catch All Column" ma:hidden="true" ma:list="{d55fdbc5-1632-489d-aeea-ba6fd7407963}" ma:internalName="TaxCatchAll" ma:showField="CatchAllData" ma:web="adccf511-daff-4bcb-9072-914cedbf4c7e">
       <xsd:complexType>
         <xsd:complexContent>
           <xsd:extension base="dms:MultiChoiceLookup">
@@ -47719,69 +47898,6 @@
           </xsd:extension>
         </xsd:complexContent>
       </xsd:complexType>
-    </xsd:element>
-  </xsd:schema>
-  <xsd:schema xmlns:xsd="http://www.w3.org/2001/XMLSchema" xmlns:xs="http://www.w3.org/2001/XMLSchema" xmlns:dms="http://schemas.microsoft.com/office/2006/documentManagement/types" xmlns:pc="http://schemas.microsoft.com/office/infopath/2007/PartnerControls" targetNamespace="43a3ca16-9c26-4813-b83f-4aec9927b43f" elementFormDefault="qualified">
-    <xsd:import namespace="http://schemas.microsoft.com/office/2006/documentManagement/types"/>
-    <xsd:import namespace="http://schemas.microsoft.com/office/infopath/2007/PartnerControls"/>
-    <xsd:element name="MediaServiceMetadata" ma:index="10" nillable="true" ma:displayName="MediaServiceMetadata" ma:hidden="true" ma:internalName="MediaServiceMetadata" ma:readOnly="true">
-      <xsd:simpleType>
-        <xsd:restriction base="dms:Note"/>
-      </xsd:simpleType>
-    </xsd:element>
-    <xsd:element name="MediaServiceFastMetadata" ma:index="11" nillable="true" ma:displayName="MediaServiceFastMetadata" ma:hidden="true" ma:internalName="MediaServiceFastMetadata" ma:readOnly="true">
-      <xsd:simpleType>
-        <xsd:restriction base="dms:Note"/>
-      </xsd:simpleType>
-    </xsd:element>
-    <xsd:element name="MediaServiceDateTaken" ma:index="12" nillable="true" ma:displayName="MediaServiceDateTaken" ma:hidden="true" ma:indexed="true" ma:internalName="MediaServiceDateTaken" ma:readOnly="true">
-      <xsd:simpleType>
-        <xsd:restriction base="dms:Text"/>
-      </xsd:simpleType>
-    </xsd:element>
-    <xsd:element name="MediaServiceObjectDetectorVersions" ma:index="13" nillable="true" ma:displayName="MediaServiceObjectDetectorVersions" ma:hidden="true" ma:indexed="true" ma:internalName="MediaServiceObjectDetectorVersions" ma:readOnly="true">
-      <xsd:simpleType>
-        <xsd:restriction base="dms:Text"/>
-      </xsd:simpleType>
-    </xsd:element>
-    <xsd:element name="MediaLengthInSeconds" ma:index="14" nillable="true" ma:displayName="MediaLengthInSeconds" ma:hidden="true" ma:internalName="MediaLengthInSeconds" ma:readOnly="true">
-      <xsd:simpleType>
-        <xsd:restriction base="dms:Unknown"/>
-      </xsd:simpleType>
-    </xsd:element>
-    <xsd:element name="MediaServiceLocation" ma:index="15" nillable="true" ma:displayName="Location" ma:indexed="true" ma:internalName="MediaServiceLocation" ma:readOnly="true">
-      <xsd:simpleType>
-        <xsd:restriction base="dms:Text"/>
-      </xsd:simpleType>
-    </xsd:element>
-    <xsd:element name="MediaServiceGenerationTime" ma:index="16" nillable="true" ma:displayName="MediaServiceGenerationTime" ma:hidden="true" ma:internalName="MediaServiceGenerationTime" ma:readOnly="true">
-      <xsd:simpleType>
-        <xsd:restriction base="dms:Text"/>
-      </xsd:simpleType>
-    </xsd:element>
-    <xsd:element name="MediaServiceEventHashCode" ma:index="17" nillable="true" ma:displayName="MediaServiceEventHashCode" ma:hidden="true" ma:internalName="MediaServiceEventHashCode" ma:readOnly="true">
-      <xsd:simpleType>
-        <xsd:restriction base="dms:Text"/>
-      </xsd:simpleType>
-    </xsd:element>
-    <xsd:element name="lcf76f155ced4ddcb4097134ff3c332f" ma:index="19" nillable="true" ma:taxonomy="true" ma:internalName="lcf76f155ced4ddcb4097134ff3c332f" ma:taxonomyFieldName="MediaServiceImageTags" ma:displayName="Etiquetas de imagen" ma:readOnly="false" ma:fieldId="{5cf76f15-5ced-4ddc-b409-7134ff3c332f}" ma:taxonomyMulti="true" ma:sspId="d33c8c81-5745-4931-bcc4-c2aeafe86780" ma:termSetId="09814cd3-568e-fe90-9814-8d621ff8fb84" ma:anchorId="fba54fb3-c3e1-fe81-a776-ca4b69148c4d" ma:open="true" ma:isKeyword="false">
-      <xsd:complexType>
-        <xsd:sequence>
-          <xsd:element ref="pc:Terms" minOccurs="0" maxOccurs="1"/>
-        </xsd:sequence>
-      </xsd:complexType>
-    </xsd:element>
-    <xsd:element name="MediaServiceOCR" ma:index="21" nillable="true" ma:displayName="Extracted Text" ma:internalName="MediaServiceOCR" ma:readOnly="true">
-      <xsd:simpleType>
-        <xsd:restriction base="dms:Note">
-          <xsd:maxLength value="255"/>
-        </xsd:restriction>
-      </xsd:simpleType>
-    </xsd:element>
-    <xsd:element name="MediaServiceSearchProperties" ma:index="22" nillable="true" ma:displayName="MediaServiceSearchProperties" ma:hidden="true" ma:internalName="MediaServiceSearchProperties" ma:readOnly="true">
-      <xsd:simpleType>
-        <xsd:restriction base="dms:Note"/>
-      </xsd:simpleType>
     </xsd:element>
   </xsd:schema>
   <xsd:schema xmlns="http://schemas.openxmlformats.org/package/2006/metadata/core-properties" xmlns:xsd="http://www.w3.org/2001/XMLSchema" xmlns:xsi="http://www.w3.org/2001/XMLSchema-instance" xmlns:dc="http://purl.org/dc/elements/1.1/" xmlns:dcterms="http://purl.org/dc/terms/" xmlns:odoc="http://schemas.microsoft.com/internal/obd" targetNamespace="http://schemas.openxmlformats.org/package/2006/metadata/core-properties" elementFormDefault="qualified" attributeFormDefault="unqualified" blockDefault="#all">
@@ -47883,15 +47999,11 @@
 </ct:contentTypeSchema>
 </file>
 
-<file path=customXml/itemProps1.xml><?xml version="1.0" encoding="utf-8"?>
-<ds:datastoreItem xmlns:ds="http://schemas.openxmlformats.org/officeDocument/2006/customXml" ds:itemID="{81CBDEC1-3B00-44ED-AD36-0268077980BA}">
-  <ds:schemaRefs>
-    <ds:schemaRef ds:uri="http://schemas.microsoft.com/sharepoint/v3/contenttype/forms"/>
-  </ds:schemaRefs>
-</ds:datastoreItem>
+<file path=customXml/item4.xml><?xml version="1.0" encoding="utf-8"?>
+<b:Sources xmlns:b="http://schemas.openxmlformats.org/officeDocument/2006/bibliography" xmlns="http://schemas.openxmlformats.org/officeDocument/2006/bibliography" SelectedStyle="\APASixthEditionOfficeOnline.xsl" StyleName="APA" Version="6"/>
 </file>
 
-<file path=customXml/itemProps2.xml><?xml version="1.0" encoding="utf-8"?>
+<file path=customXml/itemProps1.xml><?xml version="1.0" encoding="utf-8"?>
 <ds:datastoreItem xmlns:ds="http://schemas.openxmlformats.org/officeDocument/2006/customXml" ds:itemID="{6929C9FE-9F22-4B98-96EF-1B541B3BD0B2}">
   <ds:schemaRefs>
     <ds:schemaRef ds:uri="http://schemas.microsoft.com/office/2006/metadata/properties"/>
@@ -47902,29 +48014,22 @@
 </ds:datastoreItem>
 </file>
 
+<file path=customXml/itemProps2.xml><?xml version="1.0" encoding="utf-8"?>
+<ds:datastoreItem xmlns:ds="http://schemas.openxmlformats.org/officeDocument/2006/customXml" ds:itemID="{81CBDEC1-3B00-44ED-AD36-0268077980BA}">
+  <ds:schemaRefs>
+    <ds:schemaRef ds:uri="http://schemas.microsoft.com/sharepoint/v3/contenttype/forms"/>
+  </ds:schemaRefs>
+</ds:datastoreItem>
+</file>
+
 <file path=customXml/itemProps3.xml><?xml version="1.0" encoding="utf-8"?>
+<ds:datastoreItem xmlns:ds="http://schemas.openxmlformats.org/officeDocument/2006/customXml" ds:itemID="{72942198-76D4-466C-9241-B2BB3AC9927A}"/>
+</file>
+
+<file path=customXml/itemProps4.xml><?xml version="1.0" encoding="utf-8"?>
 <ds:datastoreItem xmlns:ds="http://schemas.openxmlformats.org/officeDocument/2006/customXml" ds:itemID="{E8AB44A3-7C62-4BD2-82ED-8ABC209970FA}">
   <ds:schemaRefs>
     <ds:schemaRef ds:uri="http://schemas.openxmlformats.org/officeDocument/2006/bibliography"/>
   </ds:schemaRefs>
 </ds:datastoreItem>
-</file>
-
-<file path=customXml/itemProps4.xml><?xml version="1.0" encoding="utf-8"?>
-<ds:datastoreItem xmlns:ds="http://schemas.openxmlformats.org/officeDocument/2006/customXml" ds:itemID="{DF43E046-DB0C-42D1-8C73-AE38B52F1ED7}">
-  <ds:schemaRefs>
-    <ds:schemaRef ds:uri="http://schemas.microsoft.com/office/2006/metadata/contentType"/>
-    <ds:schemaRef ds:uri="http://schemas.microsoft.com/office/2006/metadata/properties/metaAttributes"/>
-    <ds:schemaRef ds:uri="http://www.w3.org/2001/XMLSchema"/>
-    <ds:schemaRef ds:uri="http://schemas.microsoft.com/office/2006/metadata/properties"/>
-    <ds:schemaRef ds:uri="cb45339b-ced9-4d0d-8f64-77573914d53b"/>
-    <ds:schemaRef ds:uri="43a3ca16-9c26-4813-b83f-4aec9927b43f"/>
-    <ds:schemaRef ds:uri="http://schemas.microsoft.com/office/2006/documentManagement/types"/>
-    <ds:schemaRef ds:uri="http://schemas.microsoft.com/office/infopath/2007/PartnerControls"/>
-    <ds:schemaRef ds:uri="http://schemas.openxmlformats.org/package/2006/metadata/core-properties"/>
-    <ds:schemaRef ds:uri="http://purl.org/dc/elements/1.1/"/>
-    <ds:schemaRef ds:uri="http://purl.org/dc/terms/"/>
-    <ds:schemaRef ds:uri="http://schemas.microsoft.com/internal/obd"/>
-  </ds:schemaRefs>
-</ds:datastoreItem>
 </file>